--- a/ПР5.docx
+++ b/ПР5.docx
@@ -6,95 +6,134 @@
       <w:pPr>
         <w:jc w:val="right"/>
         <w:rPr>
-          <w:lang w:val="en-US"/>
-        </w:rPr>
-      </w:pPr>
-      <w:r>
-        <w:t xml:space="preserve">Захаров Иван </w:t>
-      </w:r>
-      <w:r>
-        <w:t>/</w:t>
-      </w:r>
-      <w:r>
-        <w:t xml:space="preserve"> Скрипник Максим ПР 23</w:t>
-      </w:r>
-      <w:r>
-        <w:t>/2</w:t>
+          <w:rFonts w:ascii="Times New Roman" w:hAnsi="Times New Roman" w:cs="Times New Roman"/>
+        </w:rPr>
+      </w:pPr>
+      <w:r>
+        <w:rPr>
+          <w:rFonts w:ascii="Times New Roman" w:hAnsi="Times New Roman" w:cs="Times New Roman"/>
+        </w:rPr>
+        <w:t>Захаров Иван / Скрипник Максим ПР 23/2</w:t>
       </w:r>
     </w:p>
     <w:p>
       <w:pPr>
         <w:jc w:val="center"/>
-      </w:pPr>
-      <w:r>
+        <w:rPr>
+          <w:rFonts w:ascii="Times New Roman" w:hAnsi="Times New Roman" w:cs="Times New Roman"/>
+          <w:sz w:val="28"/>
+          <w:szCs w:val="28"/>
+        </w:rPr>
+      </w:pPr>
+      <w:r>
+        <w:rPr>
+          <w:rFonts w:ascii="Times New Roman" w:hAnsi="Times New Roman" w:cs="Times New Roman"/>
+          <w:sz w:val="28"/>
+          <w:szCs w:val="28"/>
+        </w:rPr>
         <w:t>Практическая работа №5</w:t>
       </w:r>
     </w:p>
     <w:p>
       <w:pPr>
         <w:jc w:val="both"/>
-      </w:pPr>
-      <w:r>
-        <w:t>Тема: Настройка работы системы контроля версий (типов</w:t>
-      </w:r>
-      <w:r>
+        <w:rPr>
+          <w:rFonts w:ascii="Times New Roman" w:hAnsi="Times New Roman" w:cs="Times New Roman"/>
+        </w:rPr>
+      </w:pPr>
+      <w:r>
+        <w:rPr>
+          <w:rFonts w:ascii="Times New Roman" w:hAnsi="Times New Roman" w:cs="Times New Roman"/>
+          <w:b/>
+          <w:bCs/>
+        </w:rPr>
+        <w:t>Тема:</w:t>
+      </w:r>
+      <w:r>
+        <w:rPr>
+          <w:rFonts w:ascii="Times New Roman" w:hAnsi="Times New Roman" w:cs="Times New Roman"/>
+        </w:rPr>
+        <w:t xml:space="preserve"> Настройка работы системы контроля версий (типов импортируемых файлов, путей, фильтров и др. параметров импорта в репозиторий).</w:t>
+      </w:r>
+    </w:p>
+    <w:p>
+      <w:pPr>
+        <w:jc w:val="both"/>
+        <w:rPr>
+          <w:rFonts w:ascii="Times New Roman" w:hAnsi="Times New Roman" w:cs="Times New Roman"/>
+        </w:rPr>
+      </w:pPr>
+      <w:r>
+        <w:rPr>
+          <w:rFonts w:ascii="Times New Roman" w:hAnsi="Times New Roman" w:cs="Times New Roman"/>
+          <w:b/>
+          <w:bCs/>
+        </w:rPr>
+        <w:t>Цель</w:t>
+      </w:r>
+      <w:proofErr w:type="gramStart"/>
+      <w:r>
+        <w:rPr>
+          <w:rFonts w:ascii="Times New Roman" w:hAnsi="Times New Roman" w:cs="Times New Roman"/>
+          <w:b/>
+          <w:bCs/>
+        </w:rPr>
+        <w:t>:</w:t>
+      </w:r>
+      <w:r>
+        <w:rPr>
+          <w:rFonts w:ascii="Times New Roman" w:hAnsi="Times New Roman" w:cs="Times New Roman"/>
+          <w:b/>
+          <w:bCs/>
+        </w:rPr>
         <w:t xml:space="preserve"> </w:t>
       </w:r>
       <w:r>
-        <w:t>импортируемых файлов, путей, фильтров и др. параметров импорта в</w:t>
-      </w:r>
-      <w:r>
-        <w:t xml:space="preserve"> </w:t>
-      </w:r>
-      <w:r>
-        <w:t>репозиторий).</w:t>
-      </w:r>
-    </w:p>
-    <w:p>
-      <w:pPr>
-        <w:jc w:val="both"/>
-      </w:pPr>
-      <w:r>
-        <w:t>Цель: освоить методы конфигурирования системы контроля версий для</w:t>
-      </w:r>
-      <w:r>
-        <w:t xml:space="preserve"> </w:t>
-      </w:r>
-      <w:r>
-        <w:t>определения типов импортируемых файлов, настройки путей и фильтров, а</w:t>
-      </w:r>
-      <w:r>
-        <w:t xml:space="preserve"> </w:t>
-      </w:r>
-      <w:r>
-        <w:t xml:space="preserve">также параметров импорта, что </w:t>
-      </w:r>
-      <w:r>
-        <w:t>о</w:t>
-      </w:r>
-      <w:r>
-        <w:t>беспечивает правильную организацию и</w:t>
-      </w:r>
-      <w:r>
-        <w:t xml:space="preserve"> </w:t>
-      </w:r>
-      <w:r>
-        <w:t>управление проектом.</w:t>
+        <w:rPr>
+          <w:rFonts w:ascii="Times New Roman" w:hAnsi="Times New Roman" w:cs="Times New Roman"/>
+        </w:rPr>
+        <w:t>О</w:t>
+      </w:r>
+      <w:r>
+        <w:rPr>
+          <w:rFonts w:ascii="Times New Roman" w:hAnsi="Times New Roman" w:cs="Times New Roman"/>
+        </w:rPr>
+        <w:t>своить</w:t>
+      </w:r>
+      <w:proofErr w:type="gramEnd"/>
+      <w:r>
+        <w:rPr>
+          <w:rFonts w:ascii="Times New Roman" w:hAnsi="Times New Roman" w:cs="Times New Roman"/>
+        </w:rPr>
+        <w:t xml:space="preserve"> методы конфигурирования системы контроля версий для определения типов импортируемых файлов, настройки путей и фильтров, а также параметров импорта, что обеспечивает правильную организацию и управление проектом.</w:t>
       </w:r>
     </w:p>
     <w:p>
       <w:pPr>
         <w:jc w:val="center"/>
-      </w:pPr>
-      <w:r>
+        <w:rPr>
+          <w:rFonts w:ascii="Times New Roman" w:hAnsi="Times New Roman" w:cs="Times New Roman"/>
+        </w:rPr>
+      </w:pPr>
+      <w:r>
+        <w:rPr>
+          <w:rFonts w:ascii="Times New Roman" w:hAnsi="Times New Roman" w:cs="Times New Roman"/>
+        </w:rPr>
         <w:t>Ход работы</w:t>
       </w:r>
     </w:p>
     <w:p>
       <w:pPr>
         <w:jc w:val="center"/>
-      </w:pPr>
-      <w:r>
+        <w:rPr>
+          <w:rFonts w:ascii="Times New Roman" w:hAnsi="Times New Roman" w:cs="Times New Roman"/>
+        </w:rPr>
+      </w:pPr>
+      <w:r>
+        <w:rPr>
+          <w:rFonts w:ascii="Times New Roman" w:hAnsi="Times New Roman" w:cs="Times New Roman"/>
+          <w:noProof/>
+        </w:rPr>
         <w:drawing>
           <wp:inline distT="0" distB="0" distL="0" distR="0" wp14:anchorId="18D9DEF4" wp14:editId="794AEB89">
             <wp:extent cx="4058216" cy="4563112"/>
@@ -135,8 +174,14 @@
     <w:p>
       <w:pPr>
         <w:jc w:val="center"/>
-      </w:pPr>
-      <w:r>
+        <w:rPr>
+          <w:rFonts w:ascii="Times New Roman" w:hAnsi="Times New Roman" w:cs="Times New Roman"/>
+        </w:rPr>
+      </w:pPr>
+      <w:r>
+        <w:rPr>
+          <w:rFonts w:ascii="Times New Roman" w:hAnsi="Times New Roman" w:cs="Times New Roman"/>
+        </w:rPr>
         <w:t>Рисунок 1 – Калькулятор</w:t>
       </w:r>
     </w:p>
@@ -144,208 +189,6679 @@
       <w:pPr>
         <w:jc w:val="center"/>
         <w:rPr>
-          <w:lang w:val="en-US"/>
-        </w:rPr>
-      </w:pPr>
-      <w:r>
+          <w:rFonts w:ascii="Times New Roman" w:hAnsi="Times New Roman" w:cs="Times New Roman"/>
+          <w:lang w:val="en-US"/>
+        </w:rPr>
+      </w:pPr>
+      <w:r>
+        <w:rPr>
+          <w:rFonts w:ascii="Times New Roman" w:hAnsi="Times New Roman" w:cs="Times New Roman"/>
+        </w:rPr>
+        <w:t>Листинг</w:t>
+      </w:r>
+      <w:r>
+        <w:rPr>
+          <w:rFonts w:ascii="Times New Roman" w:hAnsi="Times New Roman" w:cs="Times New Roman"/>
+          <w:lang w:val="en-US"/>
+        </w:rPr>
+        <w:t xml:space="preserve"> </w:t>
+      </w:r>
+      <w:r>
+        <w:rPr>
+          <w:rFonts w:ascii="Times New Roman" w:hAnsi="Times New Roman" w:cs="Times New Roman"/>
+        </w:rPr>
+        <w:t>кода</w:t>
+      </w:r>
+    </w:p>
+    <w:p>
+      <w:pPr>
+        <w:rPr>
+          <w:rFonts w:ascii="Times New Roman" w:hAnsi="Times New Roman" w:cs="Times New Roman"/>
+          <w:lang w:val="en-US"/>
+        </w:rPr>
+      </w:pPr>
+      <w:r>
+        <w:rPr>
+          <w:rFonts w:ascii="Times New Roman" w:hAnsi="Times New Roman" w:cs="Times New Roman"/>
+          <w:lang w:val="en-US"/>
+        </w:rPr>
+        <w:t>using System;</w:t>
+      </w:r>
+    </w:p>
+    <w:p>
+      <w:pPr>
+        <w:rPr>
+          <w:rFonts w:ascii="Times New Roman" w:hAnsi="Times New Roman" w:cs="Times New Roman"/>
+          <w:lang w:val="en-US"/>
+        </w:rPr>
+      </w:pPr>
+      <w:r>
+        <w:rPr>
+          <w:rFonts w:ascii="Times New Roman" w:hAnsi="Times New Roman" w:cs="Times New Roman"/>
+          <w:lang w:val="en-US"/>
+        </w:rPr>
+        <w:t xml:space="preserve">using </w:t>
+      </w:r>
+      <w:proofErr w:type="spellStart"/>
+      <w:proofErr w:type="gramStart"/>
+      <w:r>
+        <w:rPr>
+          <w:rFonts w:ascii="Times New Roman" w:hAnsi="Times New Roman" w:cs="Times New Roman"/>
+          <w:lang w:val="en-US"/>
+        </w:rPr>
+        <w:t>System.Collections.Generic</w:t>
+      </w:r>
+      <w:proofErr w:type="spellEnd"/>
+      <w:proofErr w:type="gramEnd"/>
+      <w:r>
+        <w:rPr>
+          <w:rFonts w:ascii="Times New Roman" w:hAnsi="Times New Roman" w:cs="Times New Roman"/>
+          <w:lang w:val="en-US"/>
+        </w:rPr>
+        <w:t>;</w:t>
+      </w:r>
+    </w:p>
+    <w:p>
+      <w:pPr>
+        <w:rPr>
+          <w:rFonts w:ascii="Times New Roman" w:hAnsi="Times New Roman" w:cs="Times New Roman"/>
+          <w:lang w:val="en-US"/>
+        </w:rPr>
+      </w:pPr>
+      <w:r>
+        <w:rPr>
+          <w:rFonts w:ascii="Times New Roman" w:hAnsi="Times New Roman" w:cs="Times New Roman"/>
+          <w:lang w:val="en-US"/>
+        </w:rPr>
+        <w:t xml:space="preserve">using </w:t>
+      </w:r>
+      <w:proofErr w:type="spellStart"/>
+      <w:r>
+        <w:rPr>
+          <w:rFonts w:ascii="Times New Roman" w:hAnsi="Times New Roman" w:cs="Times New Roman"/>
+          <w:lang w:val="en-US"/>
+        </w:rPr>
+        <w:t>System.ComponentModel</w:t>
+      </w:r>
+      <w:proofErr w:type="spellEnd"/>
+      <w:r>
+        <w:rPr>
+          <w:rFonts w:ascii="Times New Roman" w:hAnsi="Times New Roman" w:cs="Times New Roman"/>
+          <w:lang w:val="en-US"/>
+        </w:rPr>
+        <w:t>;</w:t>
+      </w:r>
+    </w:p>
+    <w:p>
+      <w:pPr>
+        <w:rPr>
+          <w:rFonts w:ascii="Times New Roman" w:hAnsi="Times New Roman" w:cs="Times New Roman"/>
+          <w:lang w:val="en-US"/>
+        </w:rPr>
+      </w:pPr>
+      <w:r>
+        <w:rPr>
+          <w:rFonts w:ascii="Times New Roman" w:hAnsi="Times New Roman" w:cs="Times New Roman"/>
+          <w:lang w:val="en-US"/>
+        </w:rPr>
+        <w:t xml:space="preserve">using </w:t>
+      </w:r>
+      <w:proofErr w:type="spellStart"/>
+      <w:r>
+        <w:rPr>
+          <w:rFonts w:ascii="Times New Roman" w:hAnsi="Times New Roman" w:cs="Times New Roman"/>
+          <w:lang w:val="en-US"/>
+        </w:rPr>
+        <w:t>System.Data</w:t>
+      </w:r>
+      <w:proofErr w:type="spellEnd"/>
+      <w:r>
+        <w:rPr>
+          <w:rFonts w:ascii="Times New Roman" w:hAnsi="Times New Roman" w:cs="Times New Roman"/>
+          <w:lang w:val="en-US"/>
+        </w:rPr>
+        <w:t>;</w:t>
+      </w:r>
+    </w:p>
+    <w:p>
+      <w:pPr>
+        <w:rPr>
+          <w:rFonts w:ascii="Times New Roman" w:hAnsi="Times New Roman" w:cs="Times New Roman"/>
+          <w:lang w:val="en-US"/>
+        </w:rPr>
+      </w:pPr>
+      <w:r>
+        <w:rPr>
+          <w:rFonts w:ascii="Times New Roman" w:hAnsi="Times New Roman" w:cs="Times New Roman"/>
+          <w:lang w:val="en-US"/>
+        </w:rPr>
+        <w:t xml:space="preserve">using </w:t>
+      </w:r>
+      <w:proofErr w:type="spellStart"/>
+      <w:r>
+        <w:rPr>
+          <w:rFonts w:ascii="Times New Roman" w:hAnsi="Times New Roman" w:cs="Times New Roman"/>
+          <w:lang w:val="en-US"/>
+        </w:rPr>
+        <w:t>System.Drawing</w:t>
+      </w:r>
+      <w:proofErr w:type="spellEnd"/>
+      <w:r>
+        <w:rPr>
+          <w:rFonts w:ascii="Times New Roman" w:hAnsi="Times New Roman" w:cs="Times New Roman"/>
+          <w:lang w:val="en-US"/>
+        </w:rPr>
+        <w:t>;</w:t>
+      </w:r>
+    </w:p>
+    <w:p>
+      <w:pPr>
+        <w:rPr>
+          <w:rFonts w:ascii="Times New Roman" w:hAnsi="Times New Roman" w:cs="Times New Roman"/>
+          <w:lang w:val="en-US"/>
+        </w:rPr>
+      </w:pPr>
+      <w:r>
+        <w:rPr>
+          <w:rFonts w:ascii="Times New Roman" w:hAnsi="Times New Roman" w:cs="Times New Roman"/>
+          <w:lang w:val="en-US"/>
+        </w:rPr>
+        <w:t xml:space="preserve">using </w:t>
+      </w:r>
+      <w:proofErr w:type="spellStart"/>
+      <w:r>
+        <w:rPr>
+          <w:rFonts w:ascii="Times New Roman" w:hAnsi="Times New Roman" w:cs="Times New Roman"/>
+          <w:lang w:val="en-US"/>
+        </w:rPr>
+        <w:t>System.Linq</w:t>
+      </w:r>
+      <w:proofErr w:type="spellEnd"/>
+      <w:r>
+        <w:rPr>
+          <w:rFonts w:ascii="Times New Roman" w:hAnsi="Times New Roman" w:cs="Times New Roman"/>
+          <w:lang w:val="en-US"/>
+        </w:rPr>
+        <w:t>;</w:t>
+      </w:r>
+    </w:p>
+    <w:p>
+      <w:pPr>
+        <w:rPr>
+          <w:rFonts w:ascii="Times New Roman" w:hAnsi="Times New Roman" w:cs="Times New Roman"/>
+          <w:lang w:val="en-US"/>
+        </w:rPr>
+      </w:pPr>
+      <w:r>
+        <w:rPr>
+          <w:rFonts w:ascii="Times New Roman" w:hAnsi="Times New Roman" w:cs="Times New Roman"/>
+          <w:lang w:val="en-US"/>
+        </w:rPr>
+        <w:t xml:space="preserve">using </w:t>
+      </w:r>
+      <w:proofErr w:type="spellStart"/>
+      <w:r>
+        <w:rPr>
+          <w:rFonts w:ascii="Times New Roman" w:hAnsi="Times New Roman" w:cs="Times New Roman"/>
+          <w:lang w:val="en-US"/>
+        </w:rPr>
+        <w:t>System.Text</w:t>
+      </w:r>
+      <w:proofErr w:type="spellEnd"/>
+      <w:r>
+        <w:rPr>
+          <w:rFonts w:ascii="Times New Roman" w:hAnsi="Times New Roman" w:cs="Times New Roman"/>
+          <w:lang w:val="en-US"/>
+        </w:rPr>
+        <w:t>;</w:t>
+      </w:r>
+    </w:p>
+    <w:p>
+      <w:pPr>
+        <w:rPr>
+          <w:rFonts w:ascii="Times New Roman" w:hAnsi="Times New Roman" w:cs="Times New Roman"/>
+          <w:lang w:val="en-US"/>
+        </w:rPr>
+      </w:pPr>
+      <w:r>
+        <w:rPr>
+          <w:rFonts w:ascii="Times New Roman" w:hAnsi="Times New Roman" w:cs="Times New Roman"/>
+          <w:lang w:val="en-US"/>
+        </w:rPr>
         <w:lastRenderedPageBreak/>
-        <w:drawing>
-          <wp:inline distT="0" distB="0" distL="0" distR="0" wp14:anchorId="2E933DC7" wp14:editId="0720A367">
-            <wp:extent cx="4114800" cy="6746909"/>
-            <wp:effectExtent l="0" t="0" r="0" b="0"/>
-            <wp:docPr id="478572971" name="Рисунок 1"/>
-            <wp:cNvGraphicFramePr>
-              <a:graphicFrameLocks xmlns:a="http://schemas.openxmlformats.org/drawingml/2006/main" noChangeAspect="1"/>
-            </wp:cNvGraphicFramePr>
-            <a:graphic xmlns:a="http://schemas.openxmlformats.org/drawingml/2006/main">
-              <a:graphicData uri="http://schemas.openxmlformats.org/drawingml/2006/picture">
-                <pic:pic xmlns:pic="http://schemas.openxmlformats.org/drawingml/2006/picture">
-                  <pic:nvPicPr>
-                    <pic:cNvPr id="478572971" name=""/>
-                    <pic:cNvPicPr/>
-                  </pic:nvPicPr>
-                  <pic:blipFill>
-                    <a:blip r:embed="rId5"/>
-                    <a:stretch>
-                      <a:fillRect/>
-                    </a:stretch>
-                  </pic:blipFill>
-                  <pic:spPr>
-                    <a:xfrm>
-                      <a:off x="0" y="0"/>
-                      <a:ext cx="4130534" cy="6772708"/>
-                    </a:xfrm>
-                    <a:prstGeom prst="rect">
-                      <a:avLst/>
-                    </a:prstGeom>
-                  </pic:spPr>
-                </pic:pic>
-              </a:graphicData>
-            </a:graphic>
-          </wp:inline>
-        </w:drawing>
+        <w:t xml:space="preserve">using </w:t>
+      </w:r>
+      <w:proofErr w:type="spellStart"/>
+      <w:proofErr w:type="gramStart"/>
+      <w:r>
+        <w:rPr>
+          <w:rFonts w:ascii="Times New Roman" w:hAnsi="Times New Roman" w:cs="Times New Roman"/>
+          <w:lang w:val="en-US"/>
+        </w:rPr>
+        <w:t>System.Threading.Tasks</w:t>
+      </w:r>
+      <w:proofErr w:type="spellEnd"/>
+      <w:proofErr w:type="gramEnd"/>
+      <w:r>
+        <w:rPr>
+          <w:rFonts w:ascii="Times New Roman" w:hAnsi="Times New Roman" w:cs="Times New Roman"/>
+          <w:lang w:val="en-US"/>
+        </w:rPr>
+        <w:t>;</w:t>
+      </w:r>
+    </w:p>
+    <w:p>
+      <w:pPr>
+        <w:rPr>
+          <w:rFonts w:ascii="Times New Roman" w:hAnsi="Times New Roman" w:cs="Times New Roman"/>
+          <w:lang w:val="en-US"/>
+        </w:rPr>
+      </w:pPr>
+      <w:r>
+        <w:rPr>
+          <w:rFonts w:ascii="Times New Roman" w:hAnsi="Times New Roman" w:cs="Times New Roman"/>
+          <w:lang w:val="en-US"/>
+        </w:rPr>
+        <w:t xml:space="preserve">using </w:t>
+      </w:r>
+      <w:proofErr w:type="spellStart"/>
+      <w:proofErr w:type="gramStart"/>
+      <w:r>
+        <w:rPr>
+          <w:rFonts w:ascii="Times New Roman" w:hAnsi="Times New Roman" w:cs="Times New Roman"/>
+          <w:lang w:val="en-US"/>
+        </w:rPr>
+        <w:t>System.Windows.Forms</w:t>
+      </w:r>
+      <w:proofErr w:type="spellEnd"/>
+      <w:proofErr w:type="gramEnd"/>
+      <w:r>
+        <w:rPr>
+          <w:rFonts w:ascii="Times New Roman" w:hAnsi="Times New Roman" w:cs="Times New Roman"/>
+          <w:lang w:val="en-US"/>
+        </w:rPr>
+        <w:t>;</w:t>
+      </w:r>
+    </w:p>
+    <w:p>
+      <w:pPr>
+        <w:rPr>
+          <w:rFonts w:ascii="Times New Roman" w:hAnsi="Times New Roman" w:cs="Times New Roman"/>
+          <w:lang w:val="en-US"/>
+        </w:rPr>
+      </w:pPr>
+    </w:p>
+    <w:p>
+      <w:pPr>
+        <w:rPr>
+          <w:rFonts w:ascii="Times New Roman" w:hAnsi="Times New Roman" w:cs="Times New Roman"/>
+          <w:lang w:val="en-US"/>
+        </w:rPr>
+      </w:pPr>
+      <w:r>
+        <w:rPr>
+          <w:rFonts w:ascii="Times New Roman" w:hAnsi="Times New Roman" w:cs="Times New Roman"/>
+          <w:lang w:val="en-US"/>
+        </w:rPr>
+        <w:t xml:space="preserve">namespace </w:t>
+      </w:r>
+      <w:r>
+        <w:rPr>
+          <w:rFonts w:ascii="Times New Roman" w:hAnsi="Times New Roman" w:cs="Times New Roman"/>
+        </w:rPr>
+        <w:t>ПР</w:t>
+      </w:r>
+      <w:r>
+        <w:rPr>
+          <w:rFonts w:ascii="Times New Roman" w:hAnsi="Times New Roman" w:cs="Times New Roman"/>
+          <w:lang w:val="en-US"/>
+        </w:rPr>
+        <w:t>5</w:t>
+      </w:r>
+    </w:p>
+    <w:p>
+      <w:pPr>
+        <w:rPr>
+          <w:rFonts w:ascii="Times New Roman" w:hAnsi="Times New Roman" w:cs="Times New Roman"/>
+          <w:lang w:val="en-US"/>
+        </w:rPr>
+      </w:pPr>
+      <w:r>
+        <w:rPr>
+          <w:rFonts w:ascii="Times New Roman" w:hAnsi="Times New Roman" w:cs="Times New Roman"/>
+          <w:lang w:val="en-US"/>
+        </w:rPr>
+        <w:t>{</w:t>
+      </w:r>
+    </w:p>
+    <w:p>
+      <w:pPr>
+        <w:rPr>
+          <w:rFonts w:ascii="Times New Roman" w:hAnsi="Times New Roman" w:cs="Times New Roman"/>
+          <w:lang w:val="en-US"/>
+        </w:rPr>
+      </w:pPr>
+      <w:r>
+        <w:rPr>
+          <w:rFonts w:ascii="Times New Roman" w:hAnsi="Times New Roman" w:cs="Times New Roman"/>
+          <w:lang w:val="en-US"/>
+        </w:rPr>
+        <w:t xml:space="preserve">    public partial class Form</w:t>
+      </w:r>
+      <w:proofErr w:type="gramStart"/>
+      <w:r>
+        <w:rPr>
+          <w:rFonts w:ascii="Times New Roman" w:hAnsi="Times New Roman" w:cs="Times New Roman"/>
+          <w:lang w:val="en-US"/>
+        </w:rPr>
+        <w:t>1 :</w:t>
+      </w:r>
+      <w:proofErr w:type="gramEnd"/>
+      <w:r>
+        <w:rPr>
+          <w:rFonts w:ascii="Times New Roman" w:hAnsi="Times New Roman" w:cs="Times New Roman"/>
+          <w:lang w:val="en-US"/>
+        </w:rPr>
+        <w:t xml:space="preserve"> Form</w:t>
+      </w:r>
+    </w:p>
+    <w:p>
+      <w:pPr>
+        <w:rPr>
+          <w:rFonts w:ascii="Times New Roman" w:hAnsi="Times New Roman" w:cs="Times New Roman"/>
+          <w:lang w:val="en-US"/>
+        </w:rPr>
+      </w:pPr>
+      <w:r>
+        <w:rPr>
+          <w:rFonts w:ascii="Times New Roman" w:hAnsi="Times New Roman" w:cs="Times New Roman"/>
+          <w:lang w:val="en-US"/>
+        </w:rPr>
+        <w:t xml:space="preserve">    {</w:t>
+      </w:r>
+    </w:p>
+    <w:p>
+      <w:pPr>
+        <w:rPr>
+          <w:rFonts w:ascii="Times New Roman" w:hAnsi="Times New Roman" w:cs="Times New Roman"/>
+          <w:lang w:val="en-US"/>
+        </w:rPr>
+      </w:pPr>
+      <w:r>
+        <w:rPr>
+          <w:rFonts w:ascii="Times New Roman" w:hAnsi="Times New Roman" w:cs="Times New Roman"/>
+          <w:lang w:val="en-US"/>
+        </w:rPr>
+        <w:t xml:space="preserve">        private double memory = 0;</w:t>
+      </w:r>
+    </w:p>
+    <w:p>
+      <w:pPr>
+        <w:rPr>
+          <w:rFonts w:ascii="Times New Roman" w:hAnsi="Times New Roman" w:cs="Times New Roman"/>
+          <w:lang w:val="en-US"/>
+        </w:rPr>
+      </w:pPr>
+      <w:r>
+        <w:rPr>
+          <w:rFonts w:ascii="Times New Roman" w:hAnsi="Times New Roman" w:cs="Times New Roman"/>
+          <w:lang w:val="en-US"/>
+        </w:rPr>
+        <w:t xml:space="preserve">        public Form1()</w:t>
+      </w:r>
+    </w:p>
+    <w:p>
+      <w:pPr>
+        <w:rPr>
+          <w:rFonts w:ascii="Times New Roman" w:hAnsi="Times New Roman" w:cs="Times New Roman"/>
+          <w:lang w:val="en-US"/>
+        </w:rPr>
+      </w:pPr>
+      <w:r>
+        <w:rPr>
+          <w:rFonts w:ascii="Times New Roman" w:hAnsi="Times New Roman" w:cs="Times New Roman"/>
+          <w:lang w:val="en-US"/>
+        </w:rPr>
+        <w:t xml:space="preserve">        {</w:t>
+      </w:r>
+    </w:p>
+    <w:p>
+      <w:pPr>
+        <w:rPr>
+          <w:rFonts w:ascii="Times New Roman" w:hAnsi="Times New Roman" w:cs="Times New Roman"/>
+          <w:lang w:val="en-US"/>
+        </w:rPr>
+      </w:pPr>
+      <w:r>
+        <w:rPr>
+          <w:rFonts w:ascii="Times New Roman" w:hAnsi="Times New Roman" w:cs="Times New Roman"/>
+          <w:lang w:val="en-US"/>
+        </w:rPr>
+        <w:t xml:space="preserve">            </w:t>
+      </w:r>
+      <w:proofErr w:type="gramStart"/>
+      <w:r>
+        <w:rPr>
+          <w:rFonts w:ascii="Times New Roman" w:hAnsi="Times New Roman" w:cs="Times New Roman"/>
+          <w:lang w:val="en-US"/>
+        </w:rPr>
+        <w:t>InitializeComponent(</w:t>
+      </w:r>
+      <w:proofErr w:type="gramEnd"/>
+      <w:r>
+        <w:rPr>
+          <w:rFonts w:ascii="Times New Roman" w:hAnsi="Times New Roman" w:cs="Times New Roman"/>
+          <w:lang w:val="en-US"/>
+        </w:rPr>
+        <w:t>);</w:t>
+      </w:r>
+    </w:p>
+    <w:p>
+      <w:pPr>
+        <w:rPr>
+          <w:rFonts w:ascii="Times New Roman" w:hAnsi="Times New Roman" w:cs="Times New Roman"/>
+          <w:lang w:val="en-US"/>
+        </w:rPr>
+      </w:pPr>
+      <w:r>
+        <w:rPr>
+          <w:rFonts w:ascii="Times New Roman" w:hAnsi="Times New Roman" w:cs="Times New Roman"/>
+          <w:lang w:val="en-US"/>
+        </w:rPr>
+        <w:t xml:space="preserve">        }</w:t>
+      </w:r>
+    </w:p>
+    <w:p>
+      <w:pPr>
+        <w:rPr>
+          <w:rFonts w:ascii="Times New Roman" w:hAnsi="Times New Roman" w:cs="Times New Roman"/>
+          <w:lang w:val="en-US"/>
+        </w:rPr>
+      </w:pPr>
+    </w:p>
+    <w:p>
+      <w:pPr>
+        <w:rPr>
+          <w:rFonts w:ascii="Times New Roman" w:hAnsi="Times New Roman" w:cs="Times New Roman"/>
+          <w:lang w:val="en-US"/>
+        </w:rPr>
+      </w:pPr>
+      <w:r>
+        <w:rPr>
+          <w:rFonts w:ascii="Times New Roman" w:hAnsi="Times New Roman" w:cs="Times New Roman"/>
+          <w:lang w:val="en-US"/>
+        </w:rPr>
+        <w:t xml:space="preserve">        private void </w:t>
+      </w:r>
+      <w:proofErr w:type="spellStart"/>
+      <w:r>
+        <w:rPr>
+          <w:rFonts w:ascii="Times New Roman" w:hAnsi="Times New Roman" w:cs="Times New Roman"/>
+          <w:lang w:val="en-US"/>
+        </w:rPr>
+        <w:t>Number_</w:t>
+      </w:r>
+      <w:proofErr w:type="gramStart"/>
+      <w:r>
+        <w:rPr>
+          <w:rFonts w:ascii="Times New Roman" w:hAnsi="Times New Roman" w:cs="Times New Roman"/>
+          <w:lang w:val="en-US"/>
+        </w:rPr>
+        <w:t>Click</w:t>
+      </w:r>
+      <w:proofErr w:type="spellEnd"/>
+      <w:r>
+        <w:rPr>
+          <w:rFonts w:ascii="Times New Roman" w:hAnsi="Times New Roman" w:cs="Times New Roman"/>
+          <w:lang w:val="en-US"/>
+        </w:rPr>
+        <w:t>(</w:t>
+      </w:r>
+      <w:proofErr w:type="gramEnd"/>
+      <w:r>
+        <w:rPr>
+          <w:rFonts w:ascii="Times New Roman" w:hAnsi="Times New Roman" w:cs="Times New Roman"/>
+          <w:lang w:val="en-US"/>
+        </w:rPr>
+        <w:t xml:space="preserve">object sender, </w:t>
+      </w:r>
+      <w:proofErr w:type="spellStart"/>
+      <w:r>
+        <w:rPr>
+          <w:rFonts w:ascii="Times New Roman" w:hAnsi="Times New Roman" w:cs="Times New Roman"/>
+          <w:lang w:val="en-US"/>
+        </w:rPr>
+        <w:t>EventArgs</w:t>
+      </w:r>
+      <w:proofErr w:type="spellEnd"/>
+      <w:r>
+        <w:rPr>
+          <w:rFonts w:ascii="Times New Roman" w:hAnsi="Times New Roman" w:cs="Times New Roman"/>
+          <w:lang w:val="en-US"/>
+        </w:rPr>
+        <w:t xml:space="preserve"> e)</w:t>
+      </w:r>
+    </w:p>
+    <w:p>
+      <w:pPr>
+        <w:rPr>
+          <w:rFonts w:ascii="Times New Roman" w:hAnsi="Times New Roman" w:cs="Times New Roman"/>
+          <w:lang w:val="en-US"/>
+        </w:rPr>
+      </w:pPr>
+      <w:r>
+        <w:rPr>
+          <w:rFonts w:ascii="Times New Roman" w:hAnsi="Times New Roman" w:cs="Times New Roman"/>
+          <w:lang w:val="en-US"/>
+        </w:rPr>
+        <w:t xml:space="preserve">        {</w:t>
+      </w:r>
+    </w:p>
+    <w:p>
+      <w:pPr>
+        <w:rPr>
+          <w:rFonts w:ascii="Times New Roman" w:hAnsi="Times New Roman" w:cs="Times New Roman"/>
+          <w:lang w:val="en-US"/>
+        </w:rPr>
+      </w:pPr>
+      <w:r>
+        <w:rPr>
+          <w:rFonts w:ascii="Times New Roman" w:hAnsi="Times New Roman" w:cs="Times New Roman"/>
+          <w:lang w:val="en-US"/>
+        </w:rPr>
+        <w:t xml:space="preserve">            Button </w:t>
+      </w:r>
+      <w:proofErr w:type="spellStart"/>
+      <w:r>
+        <w:rPr>
+          <w:rFonts w:ascii="Times New Roman" w:hAnsi="Times New Roman" w:cs="Times New Roman"/>
+          <w:lang w:val="en-US"/>
+        </w:rPr>
+        <w:t>btn</w:t>
+      </w:r>
+      <w:proofErr w:type="spellEnd"/>
+      <w:r>
+        <w:rPr>
+          <w:rFonts w:ascii="Times New Roman" w:hAnsi="Times New Roman" w:cs="Times New Roman"/>
+          <w:lang w:val="en-US"/>
+        </w:rPr>
+        <w:t xml:space="preserve"> = (Button)sender;</w:t>
+      </w:r>
+    </w:p>
+    <w:p>
+      <w:pPr>
+        <w:rPr>
+          <w:rFonts w:ascii="Times New Roman" w:hAnsi="Times New Roman" w:cs="Times New Roman"/>
+          <w:lang w:val="en-US"/>
+        </w:rPr>
+      </w:pPr>
+      <w:r>
+        <w:rPr>
+          <w:rFonts w:ascii="Times New Roman" w:hAnsi="Times New Roman" w:cs="Times New Roman"/>
+          <w:lang w:val="en-US"/>
+        </w:rPr>
+        <w:t xml:space="preserve">            </w:t>
+      </w:r>
+      <w:proofErr w:type="spellStart"/>
+      <w:r>
+        <w:rPr>
+          <w:rFonts w:ascii="Times New Roman" w:hAnsi="Times New Roman" w:cs="Times New Roman"/>
+          <w:lang w:val="en-US"/>
+        </w:rPr>
+        <w:t>txtResult.Text</w:t>
+      </w:r>
+      <w:proofErr w:type="spellEnd"/>
+      <w:r>
+        <w:rPr>
+          <w:rFonts w:ascii="Times New Roman" w:hAnsi="Times New Roman" w:cs="Times New Roman"/>
+          <w:lang w:val="en-US"/>
+        </w:rPr>
+        <w:t xml:space="preserve"> += </w:t>
+      </w:r>
+      <w:proofErr w:type="spellStart"/>
+      <w:proofErr w:type="gramStart"/>
+      <w:r>
+        <w:rPr>
+          <w:rFonts w:ascii="Times New Roman" w:hAnsi="Times New Roman" w:cs="Times New Roman"/>
+          <w:lang w:val="en-US"/>
+        </w:rPr>
+        <w:t>btn.Text</w:t>
+      </w:r>
+      <w:proofErr w:type="spellEnd"/>
+      <w:proofErr w:type="gramEnd"/>
+      <w:r>
+        <w:rPr>
+          <w:rFonts w:ascii="Times New Roman" w:hAnsi="Times New Roman" w:cs="Times New Roman"/>
+          <w:lang w:val="en-US"/>
+        </w:rPr>
+        <w:t>;</w:t>
+      </w:r>
+    </w:p>
+    <w:p>
+      <w:pPr>
+        <w:rPr>
+          <w:rFonts w:ascii="Times New Roman" w:hAnsi="Times New Roman" w:cs="Times New Roman"/>
+          <w:lang w:val="en-US"/>
+        </w:rPr>
+      </w:pPr>
+      <w:r>
+        <w:rPr>
+          <w:rFonts w:ascii="Times New Roman" w:hAnsi="Times New Roman" w:cs="Times New Roman"/>
+          <w:lang w:val="en-US"/>
+        </w:rPr>
+        <w:t xml:space="preserve">        }</w:t>
+      </w:r>
+    </w:p>
+    <w:p>
+      <w:pPr>
+        <w:rPr>
+          <w:rFonts w:ascii="Times New Roman" w:hAnsi="Times New Roman" w:cs="Times New Roman"/>
+          <w:lang w:val="en-US"/>
+        </w:rPr>
+      </w:pPr>
+    </w:p>
+    <w:p>
+      <w:pPr>
+        <w:rPr>
+          <w:rFonts w:ascii="Times New Roman" w:hAnsi="Times New Roman" w:cs="Times New Roman"/>
+          <w:lang w:val="en-US"/>
+        </w:rPr>
+      </w:pPr>
+      <w:r>
+        <w:rPr>
+          <w:rFonts w:ascii="Times New Roman" w:hAnsi="Times New Roman" w:cs="Times New Roman"/>
+          <w:lang w:val="en-US"/>
+        </w:rPr>
+        <w:t xml:space="preserve">        private void </w:t>
+      </w:r>
+      <w:proofErr w:type="spellStart"/>
+      <w:r>
+        <w:rPr>
+          <w:rFonts w:ascii="Times New Roman" w:hAnsi="Times New Roman" w:cs="Times New Roman"/>
+          <w:lang w:val="en-US"/>
+        </w:rPr>
+        <w:t>btnPlus_</w:t>
+      </w:r>
+      <w:proofErr w:type="gramStart"/>
+      <w:r>
+        <w:rPr>
+          <w:rFonts w:ascii="Times New Roman" w:hAnsi="Times New Roman" w:cs="Times New Roman"/>
+          <w:lang w:val="en-US"/>
+        </w:rPr>
+        <w:t>Click</w:t>
+      </w:r>
+      <w:proofErr w:type="spellEnd"/>
+      <w:r>
+        <w:rPr>
+          <w:rFonts w:ascii="Times New Roman" w:hAnsi="Times New Roman" w:cs="Times New Roman"/>
+          <w:lang w:val="en-US"/>
+        </w:rPr>
+        <w:t>(</w:t>
+      </w:r>
+      <w:proofErr w:type="gramEnd"/>
+      <w:r>
+        <w:rPr>
+          <w:rFonts w:ascii="Times New Roman" w:hAnsi="Times New Roman" w:cs="Times New Roman"/>
+          <w:lang w:val="en-US"/>
+        </w:rPr>
+        <w:t xml:space="preserve">object sender, </w:t>
+      </w:r>
+      <w:proofErr w:type="spellStart"/>
+      <w:r>
+        <w:rPr>
+          <w:rFonts w:ascii="Times New Roman" w:hAnsi="Times New Roman" w:cs="Times New Roman"/>
+          <w:lang w:val="en-US"/>
+        </w:rPr>
+        <w:t>EventArgs</w:t>
+      </w:r>
+      <w:proofErr w:type="spellEnd"/>
+      <w:r>
+        <w:rPr>
+          <w:rFonts w:ascii="Times New Roman" w:hAnsi="Times New Roman" w:cs="Times New Roman"/>
+          <w:lang w:val="en-US"/>
+        </w:rPr>
+        <w:t xml:space="preserve"> e)</w:t>
+      </w:r>
+    </w:p>
+    <w:p>
+      <w:pPr>
+        <w:rPr>
+          <w:rFonts w:ascii="Times New Roman" w:hAnsi="Times New Roman" w:cs="Times New Roman"/>
+          <w:lang w:val="en-US"/>
+        </w:rPr>
+      </w:pPr>
+      <w:r>
+        <w:rPr>
+          <w:rFonts w:ascii="Times New Roman" w:hAnsi="Times New Roman" w:cs="Times New Roman"/>
+          <w:lang w:val="en-US"/>
+        </w:rPr>
+        <w:t xml:space="preserve">        {</w:t>
+      </w:r>
+    </w:p>
+    <w:p>
+      <w:pPr>
+        <w:rPr>
+          <w:rFonts w:ascii="Times New Roman" w:hAnsi="Times New Roman" w:cs="Times New Roman"/>
+          <w:lang w:val="en-US"/>
+        </w:rPr>
+      </w:pPr>
+      <w:r>
+        <w:rPr>
+          <w:rFonts w:ascii="Times New Roman" w:hAnsi="Times New Roman" w:cs="Times New Roman"/>
+          <w:lang w:val="en-US"/>
+        </w:rPr>
+        <w:t xml:space="preserve">            </w:t>
+      </w:r>
+      <w:proofErr w:type="spellStart"/>
+      <w:r>
+        <w:rPr>
+          <w:rFonts w:ascii="Times New Roman" w:hAnsi="Times New Roman" w:cs="Times New Roman"/>
+          <w:lang w:val="en-US"/>
+        </w:rPr>
+        <w:t>txtResult.Text</w:t>
+      </w:r>
+      <w:proofErr w:type="spellEnd"/>
+      <w:r>
+        <w:rPr>
+          <w:rFonts w:ascii="Times New Roman" w:hAnsi="Times New Roman" w:cs="Times New Roman"/>
+          <w:lang w:val="en-US"/>
+        </w:rPr>
+        <w:t xml:space="preserve"> += "+";</w:t>
+      </w:r>
+    </w:p>
+    <w:p>
+      <w:pPr>
+        <w:rPr>
+          <w:rFonts w:ascii="Times New Roman" w:hAnsi="Times New Roman" w:cs="Times New Roman"/>
+          <w:lang w:val="en-US"/>
+        </w:rPr>
+      </w:pPr>
+      <w:r>
+        <w:rPr>
+          <w:rFonts w:ascii="Times New Roman" w:hAnsi="Times New Roman" w:cs="Times New Roman"/>
+          <w:lang w:val="en-US"/>
+        </w:rPr>
+        <w:t xml:space="preserve">        }</w:t>
+      </w:r>
+    </w:p>
+    <w:p>
+      <w:pPr>
+        <w:rPr>
+          <w:rFonts w:ascii="Times New Roman" w:hAnsi="Times New Roman" w:cs="Times New Roman"/>
+          <w:lang w:val="en-US"/>
+        </w:rPr>
+      </w:pPr>
+    </w:p>
+    <w:p>
+      <w:pPr>
+        <w:rPr>
+          <w:rFonts w:ascii="Times New Roman" w:hAnsi="Times New Roman" w:cs="Times New Roman"/>
+          <w:lang w:val="en-US"/>
+        </w:rPr>
+      </w:pPr>
+      <w:r>
+        <w:rPr>
+          <w:rFonts w:ascii="Times New Roman" w:hAnsi="Times New Roman" w:cs="Times New Roman"/>
+          <w:lang w:val="en-US"/>
+        </w:rPr>
+        <w:t xml:space="preserve">        private void </w:t>
+      </w:r>
+      <w:proofErr w:type="spellStart"/>
+      <w:r>
+        <w:rPr>
+          <w:rFonts w:ascii="Times New Roman" w:hAnsi="Times New Roman" w:cs="Times New Roman"/>
+          <w:lang w:val="en-US"/>
+        </w:rPr>
+        <w:t>btnMinus_</w:t>
+      </w:r>
+      <w:proofErr w:type="gramStart"/>
+      <w:r>
+        <w:rPr>
+          <w:rFonts w:ascii="Times New Roman" w:hAnsi="Times New Roman" w:cs="Times New Roman"/>
+          <w:lang w:val="en-US"/>
+        </w:rPr>
+        <w:t>Click</w:t>
+      </w:r>
+      <w:proofErr w:type="spellEnd"/>
+      <w:r>
+        <w:rPr>
+          <w:rFonts w:ascii="Times New Roman" w:hAnsi="Times New Roman" w:cs="Times New Roman"/>
+          <w:lang w:val="en-US"/>
+        </w:rPr>
+        <w:t>(</w:t>
+      </w:r>
+      <w:proofErr w:type="gramEnd"/>
+      <w:r>
+        <w:rPr>
+          <w:rFonts w:ascii="Times New Roman" w:hAnsi="Times New Roman" w:cs="Times New Roman"/>
+          <w:lang w:val="en-US"/>
+        </w:rPr>
+        <w:t xml:space="preserve">object sender, </w:t>
+      </w:r>
+      <w:proofErr w:type="spellStart"/>
+      <w:r>
+        <w:rPr>
+          <w:rFonts w:ascii="Times New Roman" w:hAnsi="Times New Roman" w:cs="Times New Roman"/>
+          <w:lang w:val="en-US"/>
+        </w:rPr>
+        <w:t>EventArgs</w:t>
+      </w:r>
+      <w:proofErr w:type="spellEnd"/>
+      <w:r>
+        <w:rPr>
+          <w:rFonts w:ascii="Times New Roman" w:hAnsi="Times New Roman" w:cs="Times New Roman"/>
+          <w:lang w:val="en-US"/>
+        </w:rPr>
+        <w:t xml:space="preserve"> e)</w:t>
+      </w:r>
+    </w:p>
+    <w:p>
+      <w:pPr>
+        <w:rPr>
+          <w:rFonts w:ascii="Times New Roman" w:hAnsi="Times New Roman" w:cs="Times New Roman"/>
+          <w:lang w:val="en-US"/>
+        </w:rPr>
+      </w:pPr>
+      <w:r>
+        <w:rPr>
+          <w:rFonts w:ascii="Times New Roman" w:hAnsi="Times New Roman" w:cs="Times New Roman"/>
+          <w:lang w:val="en-US"/>
+        </w:rPr>
+        <w:t xml:space="preserve">        {</w:t>
+      </w:r>
+    </w:p>
+    <w:p>
+      <w:pPr>
+        <w:rPr>
+          <w:rFonts w:ascii="Times New Roman" w:hAnsi="Times New Roman" w:cs="Times New Roman"/>
+          <w:lang w:val="en-US"/>
+        </w:rPr>
+      </w:pPr>
+      <w:r>
+        <w:rPr>
+          <w:rFonts w:ascii="Times New Roman" w:hAnsi="Times New Roman" w:cs="Times New Roman"/>
+          <w:lang w:val="en-US"/>
+        </w:rPr>
+        <w:t xml:space="preserve">            </w:t>
+      </w:r>
+      <w:proofErr w:type="spellStart"/>
+      <w:r>
+        <w:rPr>
+          <w:rFonts w:ascii="Times New Roman" w:hAnsi="Times New Roman" w:cs="Times New Roman"/>
+          <w:lang w:val="en-US"/>
+        </w:rPr>
+        <w:t>txtResult.Text</w:t>
+      </w:r>
+      <w:proofErr w:type="spellEnd"/>
+      <w:r>
+        <w:rPr>
+          <w:rFonts w:ascii="Times New Roman" w:hAnsi="Times New Roman" w:cs="Times New Roman"/>
+          <w:lang w:val="en-US"/>
+        </w:rPr>
+        <w:t xml:space="preserve"> += "-";</w:t>
+      </w:r>
+    </w:p>
+    <w:p>
+      <w:pPr>
+        <w:rPr>
+          <w:rFonts w:ascii="Times New Roman" w:hAnsi="Times New Roman" w:cs="Times New Roman"/>
+          <w:lang w:val="en-US"/>
+        </w:rPr>
+      </w:pPr>
+      <w:r>
+        <w:rPr>
+          <w:rFonts w:ascii="Times New Roman" w:hAnsi="Times New Roman" w:cs="Times New Roman"/>
+          <w:lang w:val="en-US"/>
+        </w:rPr>
+        <w:t xml:space="preserve">        }</w:t>
+      </w:r>
+    </w:p>
+    <w:p>
+      <w:pPr>
+        <w:rPr>
+          <w:rFonts w:ascii="Times New Roman" w:hAnsi="Times New Roman" w:cs="Times New Roman"/>
+          <w:lang w:val="en-US"/>
+        </w:rPr>
+      </w:pPr>
+    </w:p>
+    <w:p>
+      <w:pPr>
+        <w:rPr>
+          <w:rFonts w:ascii="Times New Roman" w:hAnsi="Times New Roman" w:cs="Times New Roman"/>
+          <w:lang w:val="en-US"/>
+        </w:rPr>
+      </w:pPr>
+      <w:r>
+        <w:rPr>
+          <w:rFonts w:ascii="Times New Roman" w:hAnsi="Times New Roman" w:cs="Times New Roman"/>
+          <w:lang w:val="en-US"/>
+        </w:rPr>
+        <w:t xml:space="preserve">        private void </w:t>
+      </w:r>
+      <w:proofErr w:type="spellStart"/>
+      <w:r>
+        <w:rPr>
+          <w:rFonts w:ascii="Times New Roman" w:hAnsi="Times New Roman" w:cs="Times New Roman"/>
+          <w:lang w:val="en-US"/>
+        </w:rPr>
+        <w:t>btnUmnog_</w:t>
+      </w:r>
+      <w:proofErr w:type="gramStart"/>
+      <w:r>
+        <w:rPr>
+          <w:rFonts w:ascii="Times New Roman" w:hAnsi="Times New Roman" w:cs="Times New Roman"/>
+          <w:lang w:val="en-US"/>
+        </w:rPr>
+        <w:t>Click</w:t>
+      </w:r>
+      <w:proofErr w:type="spellEnd"/>
+      <w:r>
+        <w:rPr>
+          <w:rFonts w:ascii="Times New Roman" w:hAnsi="Times New Roman" w:cs="Times New Roman"/>
+          <w:lang w:val="en-US"/>
+        </w:rPr>
+        <w:t>(</w:t>
+      </w:r>
+      <w:proofErr w:type="gramEnd"/>
+      <w:r>
+        <w:rPr>
+          <w:rFonts w:ascii="Times New Roman" w:hAnsi="Times New Roman" w:cs="Times New Roman"/>
+          <w:lang w:val="en-US"/>
+        </w:rPr>
+        <w:t xml:space="preserve">object sender, </w:t>
+      </w:r>
+      <w:proofErr w:type="spellStart"/>
+      <w:r>
+        <w:rPr>
+          <w:rFonts w:ascii="Times New Roman" w:hAnsi="Times New Roman" w:cs="Times New Roman"/>
+          <w:lang w:val="en-US"/>
+        </w:rPr>
+        <w:t>EventArgs</w:t>
+      </w:r>
+      <w:proofErr w:type="spellEnd"/>
+      <w:r>
+        <w:rPr>
+          <w:rFonts w:ascii="Times New Roman" w:hAnsi="Times New Roman" w:cs="Times New Roman"/>
+          <w:lang w:val="en-US"/>
+        </w:rPr>
+        <w:t xml:space="preserve"> e)</w:t>
+      </w:r>
+    </w:p>
+    <w:p>
+      <w:pPr>
+        <w:rPr>
+          <w:rFonts w:ascii="Times New Roman" w:hAnsi="Times New Roman" w:cs="Times New Roman"/>
+          <w:lang w:val="en-US"/>
+        </w:rPr>
+      </w:pPr>
+      <w:r>
+        <w:rPr>
+          <w:rFonts w:ascii="Times New Roman" w:hAnsi="Times New Roman" w:cs="Times New Roman"/>
+          <w:lang w:val="en-US"/>
+        </w:rPr>
+        <w:t xml:space="preserve">        {</w:t>
+      </w:r>
+    </w:p>
+    <w:p>
+      <w:pPr>
+        <w:rPr>
+          <w:rFonts w:ascii="Times New Roman" w:hAnsi="Times New Roman" w:cs="Times New Roman"/>
+          <w:lang w:val="en-US"/>
+        </w:rPr>
+      </w:pPr>
+      <w:r>
+        <w:rPr>
+          <w:rFonts w:ascii="Times New Roman" w:hAnsi="Times New Roman" w:cs="Times New Roman"/>
+          <w:lang w:val="en-US"/>
+        </w:rPr>
+        <w:t xml:space="preserve">            </w:t>
+      </w:r>
+      <w:proofErr w:type="spellStart"/>
+      <w:r>
+        <w:rPr>
+          <w:rFonts w:ascii="Times New Roman" w:hAnsi="Times New Roman" w:cs="Times New Roman"/>
+          <w:lang w:val="en-US"/>
+        </w:rPr>
+        <w:t>txtResult.Text</w:t>
+      </w:r>
+      <w:proofErr w:type="spellEnd"/>
+      <w:r>
+        <w:rPr>
+          <w:rFonts w:ascii="Times New Roman" w:hAnsi="Times New Roman" w:cs="Times New Roman"/>
+          <w:lang w:val="en-US"/>
+        </w:rPr>
+        <w:t xml:space="preserve"> += "*";</w:t>
+      </w:r>
+    </w:p>
+    <w:p>
+      <w:pPr>
+        <w:rPr>
+          <w:rFonts w:ascii="Times New Roman" w:hAnsi="Times New Roman" w:cs="Times New Roman"/>
+          <w:lang w:val="en-US"/>
+        </w:rPr>
+      </w:pPr>
+      <w:r>
+        <w:rPr>
+          <w:rFonts w:ascii="Times New Roman" w:hAnsi="Times New Roman" w:cs="Times New Roman"/>
+          <w:lang w:val="en-US"/>
+        </w:rPr>
+        <w:t xml:space="preserve">        }</w:t>
+      </w:r>
+    </w:p>
+    <w:p>
+      <w:pPr>
+        <w:rPr>
+          <w:rFonts w:ascii="Times New Roman" w:hAnsi="Times New Roman" w:cs="Times New Roman"/>
+          <w:lang w:val="en-US"/>
+        </w:rPr>
+      </w:pPr>
+    </w:p>
+    <w:p>
+      <w:pPr>
+        <w:rPr>
+          <w:rFonts w:ascii="Times New Roman" w:hAnsi="Times New Roman" w:cs="Times New Roman"/>
+          <w:lang w:val="en-US"/>
+        </w:rPr>
+      </w:pPr>
+      <w:r>
+        <w:rPr>
+          <w:rFonts w:ascii="Times New Roman" w:hAnsi="Times New Roman" w:cs="Times New Roman"/>
+          <w:lang w:val="en-US"/>
+        </w:rPr>
+        <w:lastRenderedPageBreak/>
+        <w:t xml:space="preserve">        private void </w:t>
+      </w:r>
+      <w:proofErr w:type="spellStart"/>
+      <w:r>
+        <w:rPr>
+          <w:rFonts w:ascii="Times New Roman" w:hAnsi="Times New Roman" w:cs="Times New Roman"/>
+          <w:lang w:val="en-US"/>
+        </w:rPr>
+        <w:t>btnSlesh_</w:t>
+      </w:r>
+      <w:proofErr w:type="gramStart"/>
+      <w:r>
+        <w:rPr>
+          <w:rFonts w:ascii="Times New Roman" w:hAnsi="Times New Roman" w:cs="Times New Roman"/>
+          <w:lang w:val="en-US"/>
+        </w:rPr>
+        <w:t>Click</w:t>
+      </w:r>
+      <w:proofErr w:type="spellEnd"/>
+      <w:r>
+        <w:rPr>
+          <w:rFonts w:ascii="Times New Roman" w:hAnsi="Times New Roman" w:cs="Times New Roman"/>
+          <w:lang w:val="en-US"/>
+        </w:rPr>
+        <w:t>(</w:t>
+      </w:r>
+      <w:proofErr w:type="gramEnd"/>
+      <w:r>
+        <w:rPr>
+          <w:rFonts w:ascii="Times New Roman" w:hAnsi="Times New Roman" w:cs="Times New Roman"/>
+          <w:lang w:val="en-US"/>
+        </w:rPr>
+        <w:t xml:space="preserve">object sender, </w:t>
+      </w:r>
+      <w:proofErr w:type="spellStart"/>
+      <w:r>
+        <w:rPr>
+          <w:rFonts w:ascii="Times New Roman" w:hAnsi="Times New Roman" w:cs="Times New Roman"/>
+          <w:lang w:val="en-US"/>
+        </w:rPr>
+        <w:t>EventArgs</w:t>
+      </w:r>
+      <w:proofErr w:type="spellEnd"/>
+      <w:r>
+        <w:rPr>
+          <w:rFonts w:ascii="Times New Roman" w:hAnsi="Times New Roman" w:cs="Times New Roman"/>
+          <w:lang w:val="en-US"/>
+        </w:rPr>
+        <w:t xml:space="preserve"> e)</w:t>
+      </w:r>
+    </w:p>
+    <w:p>
+      <w:pPr>
+        <w:rPr>
+          <w:rFonts w:ascii="Times New Roman" w:hAnsi="Times New Roman" w:cs="Times New Roman"/>
+          <w:lang w:val="en-US"/>
+        </w:rPr>
+      </w:pPr>
+      <w:r>
+        <w:rPr>
+          <w:rFonts w:ascii="Times New Roman" w:hAnsi="Times New Roman" w:cs="Times New Roman"/>
+          <w:lang w:val="en-US"/>
+        </w:rPr>
+        <w:t xml:space="preserve">        {</w:t>
+      </w:r>
+    </w:p>
+    <w:p>
+      <w:pPr>
+        <w:rPr>
+          <w:rFonts w:ascii="Times New Roman" w:hAnsi="Times New Roman" w:cs="Times New Roman"/>
+          <w:lang w:val="en-US"/>
+        </w:rPr>
+      </w:pPr>
+      <w:r>
+        <w:rPr>
+          <w:rFonts w:ascii="Times New Roman" w:hAnsi="Times New Roman" w:cs="Times New Roman"/>
+          <w:lang w:val="en-US"/>
+        </w:rPr>
+        <w:t xml:space="preserve">            </w:t>
+      </w:r>
+      <w:proofErr w:type="spellStart"/>
+      <w:r>
+        <w:rPr>
+          <w:rFonts w:ascii="Times New Roman" w:hAnsi="Times New Roman" w:cs="Times New Roman"/>
+          <w:lang w:val="en-US"/>
+        </w:rPr>
+        <w:t>txtResult.Text</w:t>
+      </w:r>
+      <w:proofErr w:type="spellEnd"/>
+      <w:r>
+        <w:rPr>
+          <w:rFonts w:ascii="Times New Roman" w:hAnsi="Times New Roman" w:cs="Times New Roman"/>
+          <w:lang w:val="en-US"/>
+        </w:rPr>
+        <w:t xml:space="preserve"> += "/";</w:t>
+      </w:r>
+    </w:p>
+    <w:p>
+      <w:pPr>
+        <w:rPr>
+          <w:rFonts w:ascii="Times New Roman" w:hAnsi="Times New Roman" w:cs="Times New Roman"/>
+          <w:lang w:val="en-US"/>
+        </w:rPr>
+      </w:pPr>
+      <w:r>
+        <w:rPr>
+          <w:rFonts w:ascii="Times New Roman" w:hAnsi="Times New Roman" w:cs="Times New Roman"/>
+          <w:lang w:val="en-US"/>
+        </w:rPr>
+        <w:t xml:space="preserve">        }</w:t>
+      </w:r>
+    </w:p>
+    <w:p>
+      <w:pPr>
+        <w:rPr>
+          <w:rFonts w:ascii="Times New Roman" w:hAnsi="Times New Roman" w:cs="Times New Roman"/>
+          <w:lang w:val="en-US"/>
+        </w:rPr>
+      </w:pPr>
+    </w:p>
+    <w:p>
+      <w:pPr>
+        <w:rPr>
+          <w:rFonts w:ascii="Times New Roman" w:hAnsi="Times New Roman" w:cs="Times New Roman"/>
+          <w:lang w:val="en-US"/>
+        </w:rPr>
+      </w:pPr>
+      <w:r>
+        <w:rPr>
+          <w:rFonts w:ascii="Times New Roman" w:hAnsi="Times New Roman" w:cs="Times New Roman"/>
+          <w:lang w:val="en-US"/>
+        </w:rPr>
+        <w:t xml:space="preserve">        private void </w:t>
+      </w:r>
+      <w:proofErr w:type="spellStart"/>
+      <w:r>
+        <w:rPr>
+          <w:rFonts w:ascii="Times New Roman" w:hAnsi="Times New Roman" w:cs="Times New Roman"/>
+          <w:lang w:val="en-US"/>
+        </w:rPr>
+        <w:t>btnToch_</w:t>
+      </w:r>
+      <w:proofErr w:type="gramStart"/>
+      <w:r>
+        <w:rPr>
+          <w:rFonts w:ascii="Times New Roman" w:hAnsi="Times New Roman" w:cs="Times New Roman"/>
+          <w:lang w:val="en-US"/>
+        </w:rPr>
+        <w:t>Click</w:t>
+      </w:r>
+      <w:proofErr w:type="spellEnd"/>
+      <w:r>
+        <w:rPr>
+          <w:rFonts w:ascii="Times New Roman" w:hAnsi="Times New Roman" w:cs="Times New Roman"/>
+          <w:lang w:val="en-US"/>
+        </w:rPr>
+        <w:t>(</w:t>
+      </w:r>
+      <w:proofErr w:type="gramEnd"/>
+      <w:r>
+        <w:rPr>
+          <w:rFonts w:ascii="Times New Roman" w:hAnsi="Times New Roman" w:cs="Times New Roman"/>
+          <w:lang w:val="en-US"/>
+        </w:rPr>
+        <w:t xml:space="preserve">object sender, </w:t>
+      </w:r>
+      <w:proofErr w:type="spellStart"/>
+      <w:r>
+        <w:rPr>
+          <w:rFonts w:ascii="Times New Roman" w:hAnsi="Times New Roman" w:cs="Times New Roman"/>
+          <w:lang w:val="en-US"/>
+        </w:rPr>
+        <w:t>EventArgs</w:t>
+      </w:r>
+      <w:proofErr w:type="spellEnd"/>
+      <w:r>
+        <w:rPr>
+          <w:rFonts w:ascii="Times New Roman" w:hAnsi="Times New Roman" w:cs="Times New Roman"/>
+          <w:lang w:val="en-US"/>
+        </w:rPr>
+        <w:t xml:space="preserve"> e)</w:t>
+      </w:r>
+    </w:p>
+    <w:p>
+      <w:pPr>
+        <w:rPr>
+          <w:rFonts w:ascii="Times New Roman" w:hAnsi="Times New Roman" w:cs="Times New Roman"/>
+          <w:lang w:val="en-US"/>
+        </w:rPr>
+      </w:pPr>
+      <w:r>
+        <w:rPr>
+          <w:rFonts w:ascii="Times New Roman" w:hAnsi="Times New Roman" w:cs="Times New Roman"/>
+          <w:lang w:val="en-US"/>
+        </w:rPr>
+        <w:t xml:space="preserve">        {</w:t>
+      </w:r>
+    </w:p>
+    <w:p>
+      <w:pPr>
+        <w:rPr>
+          <w:rFonts w:ascii="Times New Roman" w:hAnsi="Times New Roman" w:cs="Times New Roman"/>
+          <w:lang w:val="en-US"/>
+        </w:rPr>
+      </w:pPr>
+      <w:r>
+        <w:rPr>
+          <w:rFonts w:ascii="Times New Roman" w:hAnsi="Times New Roman" w:cs="Times New Roman"/>
+          <w:lang w:val="en-US"/>
+        </w:rPr>
+        <w:t xml:space="preserve">            </w:t>
+      </w:r>
+      <w:proofErr w:type="spellStart"/>
+      <w:r>
+        <w:rPr>
+          <w:rFonts w:ascii="Times New Roman" w:hAnsi="Times New Roman" w:cs="Times New Roman"/>
+          <w:lang w:val="en-US"/>
+        </w:rPr>
+        <w:t>txtResult.Text</w:t>
+      </w:r>
+      <w:proofErr w:type="spellEnd"/>
+      <w:r>
+        <w:rPr>
+          <w:rFonts w:ascii="Times New Roman" w:hAnsi="Times New Roman" w:cs="Times New Roman"/>
+          <w:lang w:val="en-US"/>
+        </w:rPr>
+        <w:t xml:space="preserve"> += ".";</w:t>
+      </w:r>
+    </w:p>
+    <w:p>
+      <w:pPr>
+        <w:rPr>
+          <w:rFonts w:ascii="Times New Roman" w:hAnsi="Times New Roman" w:cs="Times New Roman"/>
+          <w:lang w:val="en-US"/>
+        </w:rPr>
+      </w:pPr>
+      <w:r>
+        <w:rPr>
+          <w:rFonts w:ascii="Times New Roman" w:hAnsi="Times New Roman" w:cs="Times New Roman"/>
+          <w:lang w:val="en-US"/>
+        </w:rPr>
+        <w:t xml:space="preserve">        }</w:t>
+      </w:r>
+    </w:p>
+    <w:p>
+      <w:pPr>
+        <w:rPr>
+          <w:rFonts w:ascii="Times New Roman" w:hAnsi="Times New Roman" w:cs="Times New Roman"/>
+          <w:lang w:val="en-US"/>
+        </w:rPr>
+      </w:pPr>
+    </w:p>
+    <w:p>
+      <w:pPr>
+        <w:rPr>
+          <w:rFonts w:ascii="Times New Roman" w:hAnsi="Times New Roman" w:cs="Times New Roman"/>
+          <w:lang w:val="en-US"/>
+        </w:rPr>
+      </w:pPr>
+      <w:r>
+        <w:rPr>
+          <w:rFonts w:ascii="Times New Roman" w:hAnsi="Times New Roman" w:cs="Times New Roman"/>
+          <w:lang w:val="en-US"/>
+        </w:rPr>
+        <w:t xml:space="preserve">        private void </w:t>
+      </w:r>
+      <w:proofErr w:type="spellStart"/>
+      <w:r>
+        <w:rPr>
+          <w:rFonts w:ascii="Times New Roman" w:hAnsi="Times New Roman" w:cs="Times New Roman"/>
+          <w:lang w:val="en-US"/>
+        </w:rPr>
+        <w:t>btnZap_</w:t>
+      </w:r>
+      <w:proofErr w:type="gramStart"/>
+      <w:r>
+        <w:rPr>
+          <w:rFonts w:ascii="Times New Roman" w:hAnsi="Times New Roman" w:cs="Times New Roman"/>
+          <w:lang w:val="en-US"/>
+        </w:rPr>
+        <w:t>Click</w:t>
+      </w:r>
+      <w:proofErr w:type="spellEnd"/>
+      <w:r>
+        <w:rPr>
+          <w:rFonts w:ascii="Times New Roman" w:hAnsi="Times New Roman" w:cs="Times New Roman"/>
+          <w:lang w:val="en-US"/>
+        </w:rPr>
+        <w:t>(</w:t>
+      </w:r>
+      <w:proofErr w:type="gramEnd"/>
+      <w:r>
+        <w:rPr>
+          <w:rFonts w:ascii="Times New Roman" w:hAnsi="Times New Roman" w:cs="Times New Roman"/>
+          <w:lang w:val="en-US"/>
+        </w:rPr>
+        <w:t xml:space="preserve">object sender, </w:t>
+      </w:r>
+      <w:proofErr w:type="spellStart"/>
+      <w:r>
+        <w:rPr>
+          <w:rFonts w:ascii="Times New Roman" w:hAnsi="Times New Roman" w:cs="Times New Roman"/>
+          <w:lang w:val="en-US"/>
+        </w:rPr>
+        <w:t>EventArgs</w:t>
+      </w:r>
+      <w:proofErr w:type="spellEnd"/>
+      <w:r>
+        <w:rPr>
+          <w:rFonts w:ascii="Times New Roman" w:hAnsi="Times New Roman" w:cs="Times New Roman"/>
+          <w:lang w:val="en-US"/>
+        </w:rPr>
+        <w:t xml:space="preserve"> e)</w:t>
+      </w:r>
+    </w:p>
+    <w:p>
+      <w:pPr>
+        <w:rPr>
+          <w:rFonts w:ascii="Times New Roman" w:hAnsi="Times New Roman" w:cs="Times New Roman"/>
+          <w:lang w:val="en-US"/>
+        </w:rPr>
+      </w:pPr>
+      <w:r>
+        <w:rPr>
+          <w:rFonts w:ascii="Times New Roman" w:hAnsi="Times New Roman" w:cs="Times New Roman"/>
+          <w:lang w:val="en-US"/>
+        </w:rPr>
+        <w:t xml:space="preserve">        {</w:t>
+      </w:r>
+    </w:p>
+    <w:p>
+      <w:pPr>
+        <w:rPr>
+          <w:rFonts w:ascii="Times New Roman" w:hAnsi="Times New Roman" w:cs="Times New Roman"/>
+          <w:lang w:val="en-US"/>
+        </w:rPr>
+      </w:pPr>
+      <w:r>
+        <w:rPr>
+          <w:rFonts w:ascii="Times New Roman" w:hAnsi="Times New Roman" w:cs="Times New Roman"/>
+          <w:lang w:val="en-US"/>
+        </w:rPr>
+        <w:t xml:space="preserve">            </w:t>
+      </w:r>
+      <w:proofErr w:type="spellStart"/>
+      <w:r>
+        <w:rPr>
+          <w:rFonts w:ascii="Times New Roman" w:hAnsi="Times New Roman" w:cs="Times New Roman"/>
+          <w:lang w:val="en-US"/>
+        </w:rPr>
+        <w:t>txtResult.Text</w:t>
+      </w:r>
+      <w:proofErr w:type="spellEnd"/>
+      <w:r>
+        <w:rPr>
+          <w:rFonts w:ascii="Times New Roman" w:hAnsi="Times New Roman" w:cs="Times New Roman"/>
+          <w:lang w:val="en-US"/>
+        </w:rPr>
+        <w:t xml:space="preserve"> += ",";</w:t>
+      </w:r>
+    </w:p>
+    <w:p>
+      <w:pPr>
+        <w:rPr>
+          <w:rFonts w:ascii="Times New Roman" w:hAnsi="Times New Roman" w:cs="Times New Roman"/>
+          <w:lang w:val="en-US"/>
+        </w:rPr>
+      </w:pPr>
+      <w:r>
+        <w:rPr>
+          <w:rFonts w:ascii="Times New Roman" w:hAnsi="Times New Roman" w:cs="Times New Roman"/>
+          <w:lang w:val="en-US"/>
+        </w:rPr>
+        <w:t xml:space="preserve">        }</w:t>
+      </w:r>
+    </w:p>
+    <w:p>
+      <w:pPr>
+        <w:rPr>
+          <w:rFonts w:ascii="Times New Roman" w:hAnsi="Times New Roman" w:cs="Times New Roman"/>
+          <w:lang w:val="en-US"/>
+        </w:rPr>
+      </w:pPr>
+    </w:p>
+    <w:p>
+      <w:pPr>
+        <w:rPr>
+          <w:rFonts w:ascii="Times New Roman" w:hAnsi="Times New Roman" w:cs="Times New Roman"/>
+          <w:lang w:val="en-US"/>
+        </w:rPr>
+      </w:pPr>
+      <w:r>
+        <w:rPr>
+          <w:rFonts w:ascii="Times New Roman" w:hAnsi="Times New Roman" w:cs="Times New Roman"/>
+          <w:lang w:val="en-US"/>
+        </w:rPr>
+        <w:t xml:space="preserve">        private void btnCkob1_</w:t>
+      </w:r>
+      <w:proofErr w:type="gramStart"/>
+      <w:r>
+        <w:rPr>
+          <w:rFonts w:ascii="Times New Roman" w:hAnsi="Times New Roman" w:cs="Times New Roman"/>
+          <w:lang w:val="en-US"/>
+        </w:rPr>
+        <w:t>Click(</w:t>
+      </w:r>
+      <w:proofErr w:type="gramEnd"/>
+      <w:r>
+        <w:rPr>
+          <w:rFonts w:ascii="Times New Roman" w:hAnsi="Times New Roman" w:cs="Times New Roman"/>
+          <w:lang w:val="en-US"/>
+        </w:rPr>
+        <w:t xml:space="preserve">object sender, </w:t>
+      </w:r>
+      <w:proofErr w:type="spellStart"/>
+      <w:r>
+        <w:rPr>
+          <w:rFonts w:ascii="Times New Roman" w:hAnsi="Times New Roman" w:cs="Times New Roman"/>
+          <w:lang w:val="en-US"/>
+        </w:rPr>
+        <w:t>EventArgs</w:t>
+      </w:r>
+      <w:proofErr w:type="spellEnd"/>
+      <w:r>
+        <w:rPr>
+          <w:rFonts w:ascii="Times New Roman" w:hAnsi="Times New Roman" w:cs="Times New Roman"/>
+          <w:lang w:val="en-US"/>
+        </w:rPr>
+        <w:t xml:space="preserve"> e)</w:t>
+      </w:r>
+    </w:p>
+    <w:p>
+      <w:pPr>
+        <w:rPr>
+          <w:rFonts w:ascii="Times New Roman" w:hAnsi="Times New Roman" w:cs="Times New Roman"/>
+          <w:lang w:val="en-US"/>
+        </w:rPr>
+      </w:pPr>
+      <w:r>
+        <w:rPr>
+          <w:rFonts w:ascii="Times New Roman" w:hAnsi="Times New Roman" w:cs="Times New Roman"/>
+          <w:lang w:val="en-US"/>
+        </w:rPr>
+        <w:t xml:space="preserve">        {</w:t>
+      </w:r>
+    </w:p>
+    <w:p>
+      <w:pPr>
+        <w:rPr>
+          <w:rFonts w:ascii="Times New Roman" w:hAnsi="Times New Roman" w:cs="Times New Roman"/>
+          <w:lang w:val="en-US"/>
+        </w:rPr>
+      </w:pPr>
+      <w:r>
+        <w:rPr>
+          <w:rFonts w:ascii="Times New Roman" w:hAnsi="Times New Roman" w:cs="Times New Roman"/>
+          <w:lang w:val="en-US"/>
+        </w:rPr>
+        <w:t xml:space="preserve">            </w:t>
+      </w:r>
+      <w:proofErr w:type="spellStart"/>
+      <w:r>
+        <w:rPr>
+          <w:rFonts w:ascii="Times New Roman" w:hAnsi="Times New Roman" w:cs="Times New Roman"/>
+          <w:lang w:val="en-US"/>
+        </w:rPr>
+        <w:t>txtResult.Text</w:t>
+      </w:r>
+      <w:proofErr w:type="spellEnd"/>
+      <w:r>
+        <w:rPr>
+          <w:rFonts w:ascii="Times New Roman" w:hAnsi="Times New Roman" w:cs="Times New Roman"/>
+          <w:lang w:val="en-US"/>
+        </w:rPr>
+        <w:t xml:space="preserve"> += "(";</w:t>
+      </w:r>
+    </w:p>
+    <w:p>
+      <w:pPr>
+        <w:rPr>
+          <w:rFonts w:ascii="Times New Roman" w:hAnsi="Times New Roman" w:cs="Times New Roman"/>
+          <w:lang w:val="en-US"/>
+        </w:rPr>
+      </w:pPr>
+      <w:r>
+        <w:rPr>
+          <w:rFonts w:ascii="Times New Roman" w:hAnsi="Times New Roman" w:cs="Times New Roman"/>
+          <w:lang w:val="en-US"/>
+        </w:rPr>
+        <w:t xml:space="preserve">        }</w:t>
+      </w:r>
+    </w:p>
+    <w:p>
+      <w:pPr>
+        <w:rPr>
+          <w:rFonts w:ascii="Times New Roman" w:hAnsi="Times New Roman" w:cs="Times New Roman"/>
+          <w:lang w:val="en-US"/>
+        </w:rPr>
+      </w:pPr>
+    </w:p>
+    <w:p>
+      <w:pPr>
+        <w:rPr>
+          <w:rFonts w:ascii="Times New Roman" w:hAnsi="Times New Roman" w:cs="Times New Roman"/>
+          <w:lang w:val="en-US"/>
+        </w:rPr>
+      </w:pPr>
+      <w:r>
+        <w:rPr>
+          <w:rFonts w:ascii="Times New Roman" w:hAnsi="Times New Roman" w:cs="Times New Roman"/>
+          <w:lang w:val="en-US"/>
+        </w:rPr>
+        <w:t xml:space="preserve">        private void btnCkob2_</w:t>
+      </w:r>
+      <w:proofErr w:type="gramStart"/>
+      <w:r>
+        <w:rPr>
+          <w:rFonts w:ascii="Times New Roman" w:hAnsi="Times New Roman" w:cs="Times New Roman"/>
+          <w:lang w:val="en-US"/>
+        </w:rPr>
+        <w:t>Click(</w:t>
+      </w:r>
+      <w:proofErr w:type="gramEnd"/>
+      <w:r>
+        <w:rPr>
+          <w:rFonts w:ascii="Times New Roman" w:hAnsi="Times New Roman" w:cs="Times New Roman"/>
+          <w:lang w:val="en-US"/>
+        </w:rPr>
+        <w:t xml:space="preserve">object sender, </w:t>
+      </w:r>
+      <w:proofErr w:type="spellStart"/>
+      <w:r>
+        <w:rPr>
+          <w:rFonts w:ascii="Times New Roman" w:hAnsi="Times New Roman" w:cs="Times New Roman"/>
+          <w:lang w:val="en-US"/>
+        </w:rPr>
+        <w:t>EventArgs</w:t>
+      </w:r>
+      <w:proofErr w:type="spellEnd"/>
+      <w:r>
+        <w:rPr>
+          <w:rFonts w:ascii="Times New Roman" w:hAnsi="Times New Roman" w:cs="Times New Roman"/>
+          <w:lang w:val="en-US"/>
+        </w:rPr>
+        <w:t xml:space="preserve"> e)</w:t>
+      </w:r>
+    </w:p>
+    <w:p>
+      <w:pPr>
+        <w:rPr>
+          <w:rFonts w:ascii="Times New Roman" w:hAnsi="Times New Roman" w:cs="Times New Roman"/>
+          <w:lang w:val="en-US"/>
+        </w:rPr>
+      </w:pPr>
+      <w:r>
+        <w:rPr>
+          <w:rFonts w:ascii="Times New Roman" w:hAnsi="Times New Roman" w:cs="Times New Roman"/>
+          <w:lang w:val="en-US"/>
+        </w:rPr>
+        <w:t xml:space="preserve">        {</w:t>
+      </w:r>
+    </w:p>
+    <w:p>
+      <w:pPr>
+        <w:rPr>
+          <w:rFonts w:ascii="Times New Roman" w:hAnsi="Times New Roman" w:cs="Times New Roman"/>
+          <w:lang w:val="en-US"/>
+        </w:rPr>
+      </w:pPr>
+      <w:r>
+        <w:rPr>
+          <w:rFonts w:ascii="Times New Roman" w:hAnsi="Times New Roman" w:cs="Times New Roman"/>
+          <w:lang w:val="en-US"/>
+        </w:rPr>
+        <w:t xml:space="preserve">            </w:t>
+      </w:r>
+      <w:proofErr w:type="spellStart"/>
+      <w:r>
+        <w:rPr>
+          <w:rFonts w:ascii="Times New Roman" w:hAnsi="Times New Roman" w:cs="Times New Roman"/>
+          <w:lang w:val="en-US"/>
+        </w:rPr>
+        <w:t>txtResult.Text</w:t>
+      </w:r>
+      <w:proofErr w:type="spellEnd"/>
+      <w:r>
+        <w:rPr>
+          <w:rFonts w:ascii="Times New Roman" w:hAnsi="Times New Roman" w:cs="Times New Roman"/>
+          <w:lang w:val="en-US"/>
+        </w:rPr>
+        <w:t xml:space="preserve"> += ")";</w:t>
+      </w:r>
+    </w:p>
+    <w:p>
+      <w:pPr>
+        <w:rPr>
+          <w:rFonts w:ascii="Times New Roman" w:hAnsi="Times New Roman" w:cs="Times New Roman"/>
+          <w:lang w:val="en-US"/>
+        </w:rPr>
+      </w:pPr>
+      <w:r>
+        <w:rPr>
+          <w:rFonts w:ascii="Times New Roman" w:hAnsi="Times New Roman" w:cs="Times New Roman"/>
+          <w:lang w:val="en-US"/>
+        </w:rPr>
+        <w:t xml:space="preserve">        }</w:t>
+      </w:r>
+    </w:p>
+    <w:p>
+      <w:pPr>
+        <w:rPr>
+          <w:rFonts w:ascii="Times New Roman" w:hAnsi="Times New Roman" w:cs="Times New Roman"/>
+          <w:lang w:val="en-US"/>
+        </w:rPr>
+      </w:pPr>
+    </w:p>
+    <w:p>
+      <w:pPr>
+        <w:rPr>
+          <w:rFonts w:ascii="Times New Roman" w:hAnsi="Times New Roman" w:cs="Times New Roman"/>
+          <w:lang w:val="en-US"/>
+        </w:rPr>
+      </w:pPr>
+      <w:r>
+        <w:rPr>
+          <w:rFonts w:ascii="Times New Roman" w:hAnsi="Times New Roman" w:cs="Times New Roman"/>
+          <w:lang w:val="en-US"/>
+        </w:rPr>
+        <w:t xml:space="preserve">        private void </w:t>
+      </w:r>
+      <w:proofErr w:type="spellStart"/>
+      <w:r>
+        <w:rPr>
+          <w:rFonts w:ascii="Times New Roman" w:hAnsi="Times New Roman" w:cs="Times New Roman"/>
+          <w:lang w:val="en-US"/>
+        </w:rPr>
+        <w:t>btnCkobMinus_</w:t>
+      </w:r>
+      <w:proofErr w:type="gramStart"/>
+      <w:r>
+        <w:rPr>
+          <w:rFonts w:ascii="Times New Roman" w:hAnsi="Times New Roman" w:cs="Times New Roman"/>
+          <w:lang w:val="en-US"/>
+        </w:rPr>
+        <w:t>Click</w:t>
+      </w:r>
+      <w:proofErr w:type="spellEnd"/>
+      <w:r>
+        <w:rPr>
+          <w:rFonts w:ascii="Times New Roman" w:hAnsi="Times New Roman" w:cs="Times New Roman"/>
+          <w:lang w:val="en-US"/>
+        </w:rPr>
+        <w:t>(</w:t>
+      </w:r>
+      <w:proofErr w:type="gramEnd"/>
+      <w:r>
+        <w:rPr>
+          <w:rFonts w:ascii="Times New Roman" w:hAnsi="Times New Roman" w:cs="Times New Roman"/>
+          <w:lang w:val="en-US"/>
+        </w:rPr>
+        <w:t xml:space="preserve">object sender, </w:t>
+      </w:r>
+      <w:proofErr w:type="spellStart"/>
+      <w:r>
+        <w:rPr>
+          <w:rFonts w:ascii="Times New Roman" w:hAnsi="Times New Roman" w:cs="Times New Roman"/>
+          <w:lang w:val="en-US"/>
+        </w:rPr>
+        <w:t>EventArgs</w:t>
+      </w:r>
+      <w:proofErr w:type="spellEnd"/>
+      <w:r>
+        <w:rPr>
+          <w:rFonts w:ascii="Times New Roman" w:hAnsi="Times New Roman" w:cs="Times New Roman"/>
+          <w:lang w:val="en-US"/>
+        </w:rPr>
+        <w:t xml:space="preserve"> e)</w:t>
+      </w:r>
+    </w:p>
+    <w:p>
+      <w:pPr>
+        <w:rPr>
+          <w:rFonts w:ascii="Times New Roman" w:hAnsi="Times New Roman" w:cs="Times New Roman"/>
+        </w:rPr>
+      </w:pPr>
+      <w:r>
+        <w:rPr>
+          <w:rFonts w:ascii="Times New Roman" w:hAnsi="Times New Roman" w:cs="Times New Roman"/>
+          <w:lang w:val="en-US"/>
+        </w:rPr>
+        <w:t xml:space="preserve">        </w:t>
+      </w:r>
+      <w:r>
+        <w:rPr>
+          <w:rFonts w:ascii="Times New Roman" w:hAnsi="Times New Roman" w:cs="Times New Roman"/>
+        </w:rPr>
+        <w:t>{</w:t>
+      </w:r>
+    </w:p>
+    <w:p>
+      <w:pPr>
+        <w:rPr>
+          <w:rFonts w:ascii="Times New Roman" w:hAnsi="Times New Roman" w:cs="Times New Roman"/>
+        </w:rPr>
+      </w:pPr>
+      <w:r>
+        <w:rPr>
+          <w:rFonts w:ascii="Times New Roman" w:hAnsi="Times New Roman" w:cs="Times New Roman"/>
+        </w:rPr>
+        <w:t xml:space="preserve">            </w:t>
+      </w:r>
+      <w:proofErr w:type="spellStart"/>
+      <w:r>
+        <w:rPr>
+          <w:rFonts w:ascii="Times New Roman" w:hAnsi="Times New Roman" w:cs="Times New Roman"/>
+        </w:rPr>
+        <w:t>txtResult.Text</w:t>
+      </w:r>
+      <w:proofErr w:type="spellEnd"/>
+      <w:r>
+        <w:rPr>
+          <w:rFonts w:ascii="Times New Roman" w:hAnsi="Times New Roman" w:cs="Times New Roman"/>
+        </w:rPr>
+        <w:t xml:space="preserve"> += "(-";</w:t>
+      </w:r>
+    </w:p>
+    <w:p>
+      <w:pPr>
+        <w:rPr>
+          <w:rFonts w:ascii="Times New Roman" w:hAnsi="Times New Roman" w:cs="Times New Roman"/>
+        </w:rPr>
+      </w:pPr>
+      <w:r>
+        <w:rPr>
+          <w:rFonts w:ascii="Times New Roman" w:hAnsi="Times New Roman" w:cs="Times New Roman"/>
+        </w:rPr>
+        <w:t xml:space="preserve">        }</w:t>
+      </w:r>
+    </w:p>
+    <w:p>
+      <w:pPr>
+        <w:rPr>
+          <w:rFonts w:ascii="Times New Roman" w:hAnsi="Times New Roman" w:cs="Times New Roman"/>
+        </w:rPr>
+      </w:pPr>
+    </w:p>
+    <w:p>
+      <w:pPr>
+        <w:rPr>
+          <w:rFonts w:ascii="Times New Roman" w:hAnsi="Times New Roman" w:cs="Times New Roman"/>
+          <w:lang w:val="en-US"/>
+        </w:rPr>
+      </w:pPr>
+      <w:r>
+        <w:rPr>
+          <w:rFonts w:ascii="Times New Roman" w:hAnsi="Times New Roman" w:cs="Times New Roman"/>
+        </w:rPr>
+        <w:t xml:space="preserve">        </w:t>
+      </w:r>
+      <w:r>
+        <w:rPr>
+          <w:rFonts w:ascii="Times New Roman" w:hAnsi="Times New Roman" w:cs="Times New Roman"/>
+          <w:lang w:val="en-US"/>
+        </w:rPr>
+        <w:t xml:space="preserve">private void </w:t>
+      </w:r>
+      <w:proofErr w:type="spellStart"/>
+      <w:r>
+        <w:rPr>
+          <w:rFonts w:ascii="Times New Roman" w:hAnsi="Times New Roman" w:cs="Times New Roman"/>
+          <w:lang w:val="en-US"/>
+        </w:rPr>
+        <w:t>btnRoot_</w:t>
+      </w:r>
+      <w:proofErr w:type="gramStart"/>
+      <w:r>
+        <w:rPr>
+          <w:rFonts w:ascii="Times New Roman" w:hAnsi="Times New Roman" w:cs="Times New Roman"/>
+          <w:lang w:val="en-US"/>
+        </w:rPr>
+        <w:t>Click</w:t>
+      </w:r>
+      <w:proofErr w:type="spellEnd"/>
+      <w:r>
+        <w:rPr>
+          <w:rFonts w:ascii="Times New Roman" w:hAnsi="Times New Roman" w:cs="Times New Roman"/>
+          <w:lang w:val="en-US"/>
+        </w:rPr>
+        <w:t>(</w:t>
+      </w:r>
+      <w:proofErr w:type="gramEnd"/>
+      <w:r>
+        <w:rPr>
+          <w:rFonts w:ascii="Times New Roman" w:hAnsi="Times New Roman" w:cs="Times New Roman"/>
+          <w:lang w:val="en-US"/>
+        </w:rPr>
+        <w:t xml:space="preserve">object sender, </w:t>
+      </w:r>
+      <w:proofErr w:type="spellStart"/>
+      <w:r>
+        <w:rPr>
+          <w:rFonts w:ascii="Times New Roman" w:hAnsi="Times New Roman" w:cs="Times New Roman"/>
+          <w:lang w:val="en-US"/>
+        </w:rPr>
+        <w:t>EventArgs</w:t>
+      </w:r>
+      <w:proofErr w:type="spellEnd"/>
+      <w:r>
+        <w:rPr>
+          <w:rFonts w:ascii="Times New Roman" w:hAnsi="Times New Roman" w:cs="Times New Roman"/>
+          <w:lang w:val="en-US"/>
+        </w:rPr>
+        <w:t xml:space="preserve"> e)</w:t>
+      </w:r>
+    </w:p>
+    <w:p>
+      <w:pPr>
+        <w:rPr>
+          <w:rFonts w:ascii="Times New Roman" w:hAnsi="Times New Roman" w:cs="Times New Roman"/>
+          <w:lang w:val="en-US"/>
+        </w:rPr>
+      </w:pPr>
+      <w:r>
+        <w:rPr>
+          <w:rFonts w:ascii="Times New Roman" w:hAnsi="Times New Roman" w:cs="Times New Roman"/>
+          <w:lang w:val="en-US"/>
+        </w:rPr>
+        <w:t xml:space="preserve">        {</w:t>
+      </w:r>
+    </w:p>
+    <w:p>
+      <w:pPr>
+        <w:rPr>
+          <w:rFonts w:ascii="Times New Roman" w:hAnsi="Times New Roman" w:cs="Times New Roman"/>
+          <w:lang w:val="en-US"/>
+        </w:rPr>
+      </w:pPr>
+      <w:r>
+        <w:rPr>
+          <w:rFonts w:ascii="Times New Roman" w:hAnsi="Times New Roman" w:cs="Times New Roman"/>
+          <w:lang w:val="en-US"/>
+        </w:rPr>
+        <w:t xml:space="preserve">            try</w:t>
+      </w:r>
+    </w:p>
+    <w:p>
+      <w:pPr>
+        <w:rPr>
+          <w:rFonts w:ascii="Times New Roman" w:hAnsi="Times New Roman" w:cs="Times New Roman"/>
+          <w:lang w:val="en-US"/>
+        </w:rPr>
+      </w:pPr>
+      <w:r>
+        <w:rPr>
+          <w:rFonts w:ascii="Times New Roman" w:hAnsi="Times New Roman" w:cs="Times New Roman"/>
+          <w:lang w:val="en-US"/>
+        </w:rPr>
+        <w:t xml:space="preserve">            {</w:t>
+      </w:r>
+    </w:p>
+    <w:p>
+      <w:pPr>
+        <w:rPr>
+          <w:rFonts w:ascii="Times New Roman" w:hAnsi="Times New Roman" w:cs="Times New Roman"/>
+          <w:lang w:val="en-US"/>
+        </w:rPr>
+      </w:pPr>
+      <w:r>
+        <w:rPr>
+          <w:rFonts w:ascii="Times New Roman" w:hAnsi="Times New Roman" w:cs="Times New Roman"/>
+          <w:lang w:val="en-US"/>
+        </w:rPr>
+        <w:lastRenderedPageBreak/>
+        <w:t xml:space="preserve">                double current = </w:t>
+      </w:r>
+      <w:proofErr w:type="spellStart"/>
+      <w:proofErr w:type="gramStart"/>
+      <w:r>
+        <w:rPr>
+          <w:rFonts w:ascii="Times New Roman" w:hAnsi="Times New Roman" w:cs="Times New Roman"/>
+          <w:lang w:val="en-US"/>
+        </w:rPr>
+        <w:t>string.IsNullOrEmpty</w:t>
+      </w:r>
+      <w:proofErr w:type="spellEnd"/>
+      <w:proofErr w:type="gramEnd"/>
+      <w:r>
+        <w:rPr>
+          <w:rFonts w:ascii="Times New Roman" w:hAnsi="Times New Roman" w:cs="Times New Roman"/>
+          <w:lang w:val="en-US"/>
+        </w:rPr>
+        <w:t>(</w:t>
+      </w:r>
+      <w:proofErr w:type="spellStart"/>
+      <w:r>
+        <w:rPr>
+          <w:rFonts w:ascii="Times New Roman" w:hAnsi="Times New Roman" w:cs="Times New Roman"/>
+          <w:lang w:val="en-US"/>
+        </w:rPr>
+        <w:t>txtResult.Text</w:t>
+      </w:r>
+      <w:proofErr w:type="spellEnd"/>
+      <w:proofErr w:type="gramStart"/>
+      <w:r>
+        <w:rPr>
+          <w:rFonts w:ascii="Times New Roman" w:hAnsi="Times New Roman" w:cs="Times New Roman"/>
+          <w:lang w:val="en-US"/>
+        </w:rPr>
+        <w:t>) ?</w:t>
+      </w:r>
+      <w:proofErr w:type="gramEnd"/>
+      <w:r>
+        <w:rPr>
+          <w:rFonts w:ascii="Times New Roman" w:hAnsi="Times New Roman" w:cs="Times New Roman"/>
+          <w:lang w:val="en-US"/>
+        </w:rPr>
+        <w:t xml:space="preserve"> </w:t>
+      </w:r>
+      <w:proofErr w:type="gramStart"/>
+      <w:r>
+        <w:rPr>
+          <w:rFonts w:ascii="Times New Roman" w:hAnsi="Times New Roman" w:cs="Times New Roman"/>
+          <w:lang w:val="en-US"/>
+        </w:rPr>
+        <w:t>0 :</w:t>
+      </w:r>
+      <w:proofErr w:type="gramEnd"/>
+      <w:r>
+        <w:rPr>
+          <w:rFonts w:ascii="Times New Roman" w:hAnsi="Times New Roman" w:cs="Times New Roman"/>
+          <w:lang w:val="en-US"/>
+        </w:rPr>
+        <w:t xml:space="preserve"> </w:t>
+      </w:r>
+      <w:proofErr w:type="spellStart"/>
+      <w:r>
+        <w:rPr>
+          <w:rFonts w:ascii="Times New Roman" w:hAnsi="Times New Roman" w:cs="Times New Roman"/>
+          <w:lang w:val="en-US"/>
+        </w:rPr>
+        <w:t>Convert.ToDouble</w:t>
+      </w:r>
+      <w:proofErr w:type="spellEnd"/>
+      <w:r>
+        <w:rPr>
+          <w:rFonts w:ascii="Times New Roman" w:hAnsi="Times New Roman" w:cs="Times New Roman"/>
+          <w:lang w:val="en-US"/>
+        </w:rPr>
+        <w:t>(</w:t>
+      </w:r>
+      <w:proofErr w:type="spellStart"/>
+      <w:r>
+        <w:rPr>
+          <w:rFonts w:ascii="Times New Roman" w:hAnsi="Times New Roman" w:cs="Times New Roman"/>
+          <w:lang w:val="en-US"/>
+        </w:rPr>
+        <w:t>txtResult.Text</w:t>
+      </w:r>
+      <w:proofErr w:type="spellEnd"/>
+      <w:r>
+        <w:rPr>
+          <w:rFonts w:ascii="Times New Roman" w:hAnsi="Times New Roman" w:cs="Times New Roman"/>
+          <w:lang w:val="en-US"/>
+        </w:rPr>
+        <w:t>);</w:t>
+      </w:r>
+    </w:p>
+    <w:p>
+      <w:pPr>
+        <w:rPr>
+          <w:rFonts w:ascii="Times New Roman" w:hAnsi="Times New Roman" w:cs="Times New Roman"/>
+          <w:lang w:val="en-US"/>
+        </w:rPr>
+      </w:pPr>
+      <w:r>
+        <w:rPr>
+          <w:rFonts w:ascii="Times New Roman" w:hAnsi="Times New Roman" w:cs="Times New Roman"/>
+          <w:lang w:val="en-US"/>
+        </w:rPr>
+        <w:t xml:space="preserve">                double result = </w:t>
+      </w:r>
+      <w:proofErr w:type="spellStart"/>
+      <w:r>
+        <w:rPr>
+          <w:rFonts w:ascii="Times New Roman" w:hAnsi="Times New Roman" w:cs="Times New Roman"/>
+          <w:lang w:val="en-US"/>
+        </w:rPr>
+        <w:t>Math.Sqrt</w:t>
+      </w:r>
+      <w:proofErr w:type="spellEnd"/>
+      <w:r>
+        <w:rPr>
+          <w:rFonts w:ascii="Times New Roman" w:hAnsi="Times New Roman" w:cs="Times New Roman"/>
+          <w:lang w:val="en-US"/>
+        </w:rPr>
+        <w:t>(current);</w:t>
+      </w:r>
+    </w:p>
+    <w:p>
+      <w:pPr>
+        <w:rPr>
+          <w:rFonts w:ascii="Times New Roman" w:hAnsi="Times New Roman" w:cs="Times New Roman"/>
+          <w:lang w:val="en-US"/>
+        </w:rPr>
+      </w:pPr>
+      <w:r>
+        <w:rPr>
+          <w:rFonts w:ascii="Times New Roman" w:hAnsi="Times New Roman" w:cs="Times New Roman"/>
+          <w:lang w:val="en-US"/>
+        </w:rPr>
+        <w:t xml:space="preserve">                </w:t>
+      </w:r>
+      <w:proofErr w:type="spellStart"/>
+      <w:r>
+        <w:rPr>
+          <w:rFonts w:ascii="Times New Roman" w:hAnsi="Times New Roman" w:cs="Times New Roman"/>
+          <w:lang w:val="en-US"/>
+        </w:rPr>
+        <w:t>txtResult.Text</w:t>
+      </w:r>
+      <w:proofErr w:type="spellEnd"/>
+      <w:r>
+        <w:rPr>
+          <w:rFonts w:ascii="Times New Roman" w:hAnsi="Times New Roman" w:cs="Times New Roman"/>
+          <w:lang w:val="en-US"/>
+        </w:rPr>
+        <w:t xml:space="preserve"> = </w:t>
+      </w:r>
+      <w:proofErr w:type="spellStart"/>
+      <w:proofErr w:type="gramStart"/>
+      <w:r>
+        <w:rPr>
+          <w:rFonts w:ascii="Times New Roman" w:hAnsi="Times New Roman" w:cs="Times New Roman"/>
+          <w:lang w:val="en-US"/>
+        </w:rPr>
+        <w:t>result.ToString</w:t>
+      </w:r>
+      <w:proofErr w:type="spellEnd"/>
+      <w:proofErr w:type="gramEnd"/>
+      <w:r>
+        <w:rPr>
+          <w:rFonts w:ascii="Times New Roman" w:hAnsi="Times New Roman" w:cs="Times New Roman"/>
+          <w:lang w:val="en-US"/>
+        </w:rPr>
+        <w:t>();</w:t>
+      </w:r>
+    </w:p>
+    <w:p>
+      <w:pPr>
+        <w:rPr>
+          <w:rFonts w:ascii="Times New Roman" w:hAnsi="Times New Roman" w:cs="Times New Roman"/>
+          <w:lang w:val="en-US"/>
+        </w:rPr>
+      </w:pPr>
+      <w:r>
+        <w:rPr>
+          <w:rFonts w:ascii="Times New Roman" w:hAnsi="Times New Roman" w:cs="Times New Roman"/>
+          <w:lang w:val="en-US"/>
+        </w:rPr>
+        <w:t xml:space="preserve">            }</w:t>
+      </w:r>
+    </w:p>
+    <w:p>
+      <w:pPr>
+        <w:rPr>
+          <w:rFonts w:ascii="Times New Roman" w:hAnsi="Times New Roman" w:cs="Times New Roman"/>
+          <w:lang w:val="en-US"/>
+        </w:rPr>
+      </w:pPr>
+      <w:r>
+        <w:rPr>
+          <w:rFonts w:ascii="Times New Roman" w:hAnsi="Times New Roman" w:cs="Times New Roman"/>
+          <w:lang w:val="en-US"/>
+        </w:rPr>
+        <w:t xml:space="preserve">            catch </w:t>
+      </w:r>
+      <w:proofErr w:type="gramStart"/>
+      <w:r>
+        <w:rPr>
+          <w:rFonts w:ascii="Times New Roman" w:hAnsi="Times New Roman" w:cs="Times New Roman"/>
+          <w:lang w:val="en-US"/>
+        </w:rPr>
+        <w:t xml:space="preserve">{ </w:t>
+      </w:r>
+      <w:proofErr w:type="spellStart"/>
+      <w:r>
+        <w:rPr>
+          <w:rFonts w:ascii="Times New Roman" w:hAnsi="Times New Roman" w:cs="Times New Roman"/>
+          <w:lang w:val="en-US"/>
+        </w:rPr>
+        <w:t>txtResult.Text</w:t>
+      </w:r>
+      <w:proofErr w:type="spellEnd"/>
+      <w:proofErr w:type="gramEnd"/>
+      <w:r>
+        <w:rPr>
+          <w:rFonts w:ascii="Times New Roman" w:hAnsi="Times New Roman" w:cs="Times New Roman"/>
+          <w:lang w:val="en-US"/>
+        </w:rPr>
+        <w:t xml:space="preserve"> = "Error"</w:t>
+      </w:r>
+      <w:proofErr w:type="gramStart"/>
+      <w:r>
+        <w:rPr>
+          <w:rFonts w:ascii="Times New Roman" w:hAnsi="Times New Roman" w:cs="Times New Roman"/>
+          <w:lang w:val="en-US"/>
+        </w:rPr>
+        <w:t>; }</w:t>
+      </w:r>
+      <w:proofErr w:type="gramEnd"/>
+    </w:p>
+    <w:p>
+      <w:pPr>
+        <w:rPr>
+          <w:rFonts w:ascii="Times New Roman" w:hAnsi="Times New Roman" w:cs="Times New Roman"/>
+          <w:lang w:val="en-US"/>
+        </w:rPr>
+      </w:pPr>
+      <w:r>
+        <w:rPr>
+          <w:rFonts w:ascii="Times New Roman" w:hAnsi="Times New Roman" w:cs="Times New Roman"/>
+          <w:lang w:val="en-US"/>
+        </w:rPr>
+        <w:t xml:space="preserve">        }</w:t>
+      </w:r>
+    </w:p>
+    <w:p>
+      <w:pPr>
+        <w:rPr>
+          <w:rFonts w:ascii="Times New Roman" w:hAnsi="Times New Roman" w:cs="Times New Roman"/>
+          <w:lang w:val="en-US"/>
+        </w:rPr>
+      </w:pPr>
+    </w:p>
+    <w:p>
+      <w:pPr>
+        <w:rPr>
+          <w:rFonts w:ascii="Times New Roman" w:hAnsi="Times New Roman" w:cs="Times New Roman"/>
+          <w:lang w:val="en-US"/>
+        </w:rPr>
+      </w:pPr>
+      <w:r>
+        <w:rPr>
+          <w:rFonts w:ascii="Times New Roman" w:hAnsi="Times New Roman" w:cs="Times New Roman"/>
+          <w:lang w:val="en-US"/>
+        </w:rPr>
+        <w:t xml:space="preserve">        private void </w:t>
+      </w:r>
+      <w:proofErr w:type="spellStart"/>
+      <w:r>
+        <w:rPr>
+          <w:rFonts w:ascii="Times New Roman" w:hAnsi="Times New Roman" w:cs="Times New Roman"/>
+          <w:lang w:val="en-US"/>
+        </w:rPr>
+        <w:t>btnSin_</w:t>
+      </w:r>
+      <w:proofErr w:type="gramStart"/>
+      <w:r>
+        <w:rPr>
+          <w:rFonts w:ascii="Times New Roman" w:hAnsi="Times New Roman" w:cs="Times New Roman"/>
+          <w:lang w:val="en-US"/>
+        </w:rPr>
+        <w:t>Click</w:t>
+      </w:r>
+      <w:proofErr w:type="spellEnd"/>
+      <w:r>
+        <w:rPr>
+          <w:rFonts w:ascii="Times New Roman" w:hAnsi="Times New Roman" w:cs="Times New Roman"/>
+          <w:lang w:val="en-US"/>
+        </w:rPr>
+        <w:t>(</w:t>
+      </w:r>
+      <w:proofErr w:type="gramEnd"/>
+      <w:r>
+        <w:rPr>
+          <w:rFonts w:ascii="Times New Roman" w:hAnsi="Times New Roman" w:cs="Times New Roman"/>
+          <w:lang w:val="en-US"/>
+        </w:rPr>
+        <w:t xml:space="preserve">object sender, </w:t>
+      </w:r>
+      <w:proofErr w:type="spellStart"/>
+      <w:r>
+        <w:rPr>
+          <w:rFonts w:ascii="Times New Roman" w:hAnsi="Times New Roman" w:cs="Times New Roman"/>
+          <w:lang w:val="en-US"/>
+        </w:rPr>
+        <w:t>EventArgs</w:t>
+      </w:r>
+      <w:proofErr w:type="spellEnd"/>
+      <w:r>
+        <w:rPr>
+          <w:rFonts w:ascii="Times New Roman" w:hAnsi="Times New Roman" w:cs="Times New Roman"/>
+          <w:lang w:val="en-US"/>
+        </w:rPr>
+        <w:t xml:space="preserve"> e)</w:t>
+      </w:r>
+    </w:p>
+    <w:p>
+      <w:pPr>
+        <w:rPr>
+          <w:rFonts w:ascii="Times New Roman" w:hAnsi="Times New Roman" w:cs="Times New Roman"/>
+          <w:lang w:val="en-US"/>
+        </w:rPr>
+      </w:pPr>
+      <w:r>
+        <w:rPr>
+          <w:rFonts w:ascii="Times New Roman" w:hAnsi="Times New Roman" w:cs="Times New Roman"/>
+          <w:lang w:val="en-US"/>
+        </w:rPr>
+        <w:t xml:space="preserve">        {</w:t>
+      </w:r>
+    </w:p>
+    <w:p>
+      <w:pPr>
+        <w:rPr>
+          <w:rFonts w:ascii="Times New Roman" w:hAnsi="Times New Roman" w:cs="Times New Roman"/>
+          <w:lang w:val="en-US"/>
+        </w:rPr>
+      </w:pPr>
+      <w:r>
+        <w:rPr>
+          <w:rFonts w:ascii="Times New Roman" w:hAnsi="Times New Roman" w:cs="Times New Roman"/>
+          <w:lang w:val="en-US"/>
+        </w:rPr>
+        <w:t xml:space="preserve">            try</w:t>
+      </w:r>
+    </w:p>
+    <w:p>
+      <w:pPr>
+        <w:rPr>
+          <w:rFonts w:ascii="Times New Roman" w:hAnsi="Times New Roman" w:cs="Times New Roman"/>
+          <w:lang w:val="en-US"/>
+        </w:rPr>
+      </w:pPr>
+      <w:r>
+        <w:rPr>
+          <w:rFonts w:ascii="Times New Roman" w:hAnsi="Times New Roman" w:cs="Times New Roman"/>
+          <w:lang w:val="en-US"/>
+        </w:rPr>
+        <w:t xml:space="preserve">            {</w:t>
+      </w:r>
+    </w:p>
+    <w:p>
+      <w:pPr>
+        <w:rPr>
+          <w:rFonts w:ascii="Times New Roman" w:hAnsi="Times New Roman" w:cs="Times New Roman"/>
+          <w:lang w:val="en-US"/>
+        </w:rPr>
+      </w:pPr>
+      <w:r>
+        <w:rPr>
+          <w:rFonts w:ascii="Times New Roman" w:hAnsi="Times New Roman" w:cs="Times New Roman"/>
+          <w:lang w:val="en-US"/>
+        </w:rPr>
+        <w:t xml:space="preserve">                double current = </w:t>
+      </w:r>
+      <w:proofErr w:type="spellStart"/>
+      <w:proofErr w:type="gramStart"/>
+      <w:r>
+        <w:rPr>
+          <w:rFonts w:ascii="Times New Roman" w:hAnsi="Times New Roman" w:cs="Times New Roman"/>
+          <w:lang w:val="en-US"/>
+        </w:rPr>
+        <w:t>string.IsNullOrEmpty</w:t>
+      </w:r>
+      <w:proofErr w:type="spellEnd"/>
+      <w:proofErr w:type="gramEnd"/>
+      <w:r>
+        <w:rPr>
+          <w:rFonts w:ascii="Times New Roman" w:hAnsi="Times New Roman" w:cs="Times New Roman"/>
+          <w:lang w:val="en-US"/>
+        </w:rPr>
+        <w:t>(</w:t>
+      </w:r>
+      <w:proofErr w:type="spellStart"/>
+      <w:r>
+        <w:rPr>
+          <w:rFonts w:ascii="Times New Roman" w:hAnsi="Times New Roman" w:cs="Times New Roman"/>
+          <w:lang w:val="en-US"/>
+        </w:rPr>
+        <w:t>txtResult.Text</w:t>
+      </w:r>
+      <w:proofErr w:type="spellEnd"/>
+      <w:proofErr w:type="gramStart"/>
+      <w:r>
+        <w:rPr>
+          <w:rFonts w:ascii="Times New Roman" w:hAnsi="Times New Roman" w:cs="Times New Roman"/>
+          <w:lang w:val="en-US"/>
+        </w:rPr>
+        <w:t>) ?</w:t>
+      </w:r>
+      <w:proofErr w:type="gramEnd"/>
+      <w:r>
+        <w:rPr>
+          <w:rFonts w:ascii="Times New Roman" w:hAnsi="Times New Roman" w:cs="Times New Roman"/>
+          <w:lang w:val="en-US"/>
+        </w:rPr>
+        <w:t xml:space="preserve"> </w:t>
+      </w:r>
+      <w:proofErr w:type="gramStart"/>
+      <w:r>
+        <w:rPr>
+          <w:rFonts w:ascii="Times New Roman" w:hAnsi="Times New Roman" w:cs="Times New Roman"/>
+          <w:lang w:val="en-US"/>
+        </w:rPr>
+        <w:t>0 :</w:t>
+      </w:r>
+      <w:proofErr w:type="gramEnd"/>
+      <w:r>
+        <w:rPr>
+          <w:rFonts w:ascii="Times New Roman" w:hAnsi="Times New Roman" w:cs="Times New Roman"/>
+          <w:lang w:val="en-US"/>
+        </w:rPr>
+        <w:t xml:space="preserve"> </w:t>
+      </w:r>
+      <w:proofErr w:type="spellStart"/>
+      <w:r>
+        <w:rPr>
+          <w:rFonts w:ascii="Times New Roman" w:hAnsi="Times New Roman" w:cs="Times New Roman"/>
+          <w:lang w:val="en-US"/>
+        </w:rPr>
+        <w:t>Convert.ToDouble</w:t>
+      </w:r>
+      <w:proofErr w:type="spellEnd"/>
+      <w:r>
+        <w:rPr>
+          <w:rFonts w:ascii="Times New Roman" w:hAnsi="Times New Roman" w:cs="Times New Roman"/>
+          <w:lang w:val="en-US"/>
+        </w:rPr>
+        <w:t>(</w:t>
+      </w:r>
+      <w:proofErr w:type="spellStart"/>
+      <w:r>
+        <w:rPr>
+          <w:rFonts w:ascii="Times New Roman" w:hAnsi="Times New Roman" w:cs="Times New Roman"/>
+          <w:lang w:val="en-US"/>
+        </w:rPr>
+        <w:t>txtResult.Text</w:t>
+      </w:r>
+      <w:proofErr w:type="spellEnd"/>
+      <w:r>
+        <w:rPr>
+          <w:rFonts w:ascii="Times New Roman" w:hAnsi="Times New Roman" w:cs="Times New Roman"/>
+          <w:lang w:val="en-US"/>
+        </w:rPr>
+        <w:t>);</w:t>
+      </w:r>
+    </w:p>
+    <w:p>
+      <w:pPr>
+        <w:rPr>
+          <w:rFonts w:ascii="Times New Roman" w:hAnsi="Times New Roman" w:cs="Times New Roman"/>
+          <w:lang w:val="en-US"/>
+        </w:rPr>
+      </w:pPr>
+      <w:r>
+        <w:rPr>
+          <w:rFonts w:ascii="Times New Roman" w:hAnsi="Times New Roman" w:cs="Times New Roman"/>
+          <w:lang w:val="en-US"/>
+        </w:rPr>
+        <w:t xml:space="preserve">                double result = </w:t>
+      </w:r>
+      <w:proofErr w:type="spellStart"/>
+      <w:r>
+        <w:rPr>
+          <w:rFonts w:ascii="Times New Roman" w:hAnsi="Times New Roman" w:cs="Times New Roman"/>
+          <w:lang w:val="en-US"/>
+        </w:rPr>
+        <w:t>Math.Sin</w:t>
+      </w:r>
+      <w:proofErr w:type="spellEnd"/>
+      <w:r>
+        <w:rPr>
+          <w:rFonts w:ascii="Times New Roman" w:hAnsi="Times New Roman" w:cs="Times New Roman"/>
+          <w:lang w:val="en-US"/>
+        </w:rPr>
+        <w:t xml:space="preserve">(current * </w:t>
+      </w:r>
+      <w:proofErr w:type="spellStart"/>
+      <w:r>
+        <w:rPr>
+          <w:rFonts w:ascii="Times New Roman" w:hAnsi="Times New Roman" w:cs="Times New Roman"/>
+          <w:lang w:val="en-US"/>
+        </w:rPr>
+        <w:t>Math.PI</w:t>
+      </w:r>
+      <w:proofErr w:type="spellEnd"/>
+      <w:r>
+        <w:rPr>
+          <w:rFonts w:ascii="Times New Roman" w:hAnsi="Times New Roman" w:cs="Times New Roman"/>
+          <w:lang w:val="en-US"/>
+        </w:rPr>
+        <w:t xml:space="preserve"> / 180); // </w:t>
+      </w:r>
+      <w:r>
+        <w:rPr>
+          <w:rFonts w:ascii="Times New Roman" w:hAnsi="Times New Roman" w:cs="Times New Roman"/>
+        </w:rPr>
+        <w:t>градусы</w:t>
+      </w:r>
+      <w:r>
+        <w:rPr>
+          <w:rFonts w:ascii="Times New Roman" w:hAnsi="Times New Roman" w:cs="Times New Roman"/>
+          <w:lang w:val="en-US"/>
+        </w:rPr>
+        <w:t xml:space="preserve"> </w:t>
+      </w:r>
+      <w:r>
+        <w:rPr>
+          <w:rFonts w:ascii="Times New Roman" w:hAnsi="Times New Roman" w:cs="Times New Roman"/>
+        </w:rPr>
+        <w:t>в</w:t>
+      </w:r>
+      <w:r>
+        <w:rPr>
+          <w:rFonts w:ascii="Times New Roman" w:hAnsi="Times New Roman" w:cs="Times New Roman"/>
+          <w:lang w:val="en-US"/>
+        </w:rPr>
+        <w:t xml:space="preserve"> </w:t>
+      </w:r>
+      <w:r>
+        <w:rPr>
+          <w:rFonts w:ascii="Times New Roman" w:hAnsi="Times New Roman" w:cs="Times New Roman"/>
+        </w:rPr>
+        <w:t>радианы</w:t>
+      </w:r>
+    </w:p>
+    <w:p>
+      <w:pPr>
+        <w:rPr>
+          <w:rFonts w:ascii="Times New Roman" w:hAnsi="Times New Roman" w:cs="Times New Roman"/>
+          <w:lang w:val="en-US"/>
+        </w:rPr>
+      </w:pPr>
+      <w:r>
+        <w:rPr>
+          <w:rFonts w:ascii="Times New Roman" w:hAnsi="Times New Roman" w:cs="Times New Roman"/>
+          <w:lang w:val="en-US"/>
+        </w:rPr>
+        <w:t xml:space="preserve">                </w:t>
+      </w:r>
+      <w:proofErr w:type="spellStart"/>
+      <w:r>
+        <w:rPr>
+          <w:rFonts w:ascii="Times New Roman" w:hAnsi="Times New Roman" w:cs="Times New Roman"/>
+          <w:lang w:val="en-US"/>
+        </w:rPr>
+        <w:t>txtResult.Text</w:t>
+      </w:r>
+      <w:proofErr w:type="spellEnd"/>
+      <w:r>
+        <w:rPr>
+          <w:rFonts w:ascii="Times New Roman" w:hAnsi="Times New Roman" w:cs="Times New Roman"/>
+          <w:lang w:val="en-US"/>
+        </w:rPr>
+        <w:t xml:space="preserve"> = </w:t>
+      </w:r>
+      <w:proofErr w:type="spellStart"/>
+      <w:proofErr w:type="gramStart"/>
+      <w:r>
+        <w:rPr>
+          <w:rFonts w:ascii="Times New Roman" w:hAnsi="Times New Roman" w:cs="Times New Roman"/>
+          <w:lang w:val="en-US"/>
+        </w:rPr>
+        <w:t>result.ToString</w:t>
+      </w:r>
+      <w:proofErr w:type="spellEnd"/>
+      <w:proofErr w:type="gramEnd"/>
+      <w:r>
+        <w:rPr>
+          <w:rFonts w:ascii="Times New Roman" w:hAnsi="Times New Roman" w:cs="Times New Roman"/>
+          <w:lang w:val="en-US"/>
+        </w:rPr>
+        <w:t>();</w:t>
+      </w:r>
+    </w:p>
+    <w:p>
+      <w:pPr>
+        <w:rPr>
+          <w:rFonts w:ascii="Times New Roman" w:hAnsi="Times New Roman" w:cs="Times New Roman"/>
+          <w:lang w:val="en-US"/>
+        </w:rPr>
+      </w:pPr>
+      <w:r>
+        <w:rPr>
+          <w:rFonts w:ascii="Times New Roman" w:hAnsi="Times New Roman" w:cs="Times New Roman"/>
+          <w:lang w:val="en-US"/>
+        </w:rPr>
+        <w:t xml:space="preserve">            }</w:t>
+      </w:r>
+    </w:p>
+    <w:p>
+      <w:pPr>
+        <w:rPr>
+          <w:rFonts w:ascii="Times New Roman" w:hAnsi="Times New Roman" w:cs="Times New Roman"/>
+          <w:lang w:val="en-US"/>
+        </w:rPr>
+      </w:pPr>
+      <w:r>
+        <w:rPr>
+          <w:rFonts w:ascii="Times New Roman" w:hAnsi="Times New Roman" w:cs="Times New Roman"/>
+          <w:lang w:val="en-US"/>
+        </w:rPr>
+        <w:t xml:space="preserve">            catch </w:t>
+      </w:r>
+      <w:proofErr w:type="gramStart"/>
+      <w:r>
+        <w:rPr>
+          <w:rFonts w:ascii="Times New Roman" w:hAnsi="Times New Roman" w:cs="Times New Roman"/>
+          <w:lang w:val="en-US"/>
+        </w:rPr>
+        <w:t xml:space="preserve">{ </w:t>
+      </w:r>
+      <w:proofErr w:type="spellStart"/>
+      <w:r>
+        <w:rPr>
+          <w:rFonts w:ascii="Times New Roman" w:hAnsi="Times New Roman" w:cs="Times New Roman"/>
+          <w:lang w:val="en-US"/>
+        </w:rPr>
+        <w:t>txtResult.Text</w:t>
+      </w:r>
+      <w:proofErr w:type="spellEnd"/>
+      <w:proofErr w:type="gramEnd"/>
+      <w:r>
+        <w:rPr>
+          <w:rFonts w:ascii="Times New Roman" w:hAnsi="Times New Roman" w:cs="Times New Roman"/>
+          <w:lang w:val="en-US"/>
+        </w:rPr>
+        <w:t xml:space="preserve"> = "Error"</w:t>
+      </w:r>
+      <w:proofErr w:type="gramStart"/>
+      <w:r>
+        <w:rPr>
+          <w:rFonts w:ascii="Times New Roman" w:hAnsi="Times New Roman" w:cs="Times New Roman"/>
+          <w:lang w:val="en-US"/>
+        </w:rPr>
+        <w:t>; }</w:t>
+      </w:r>
+      <w:proofErr w:type="gramEnd"/>
+    </w:p>
+    <w:p>
+      <w:pPr>
+        <w:rPr>
+          <w:rFonts w:ascii="Times New Roman" w:hAnsi="Times New Roman" w:cs="Times New Roman"/>
+          <w:lang w:val="en-US"/>
+        </w:rPr>
+      </w:pPr>
+      <w:r>
+        <w:rPr>
+          <w:rFonts w:ascii="Times New Roman" w:hAnsi="Times New Roman" w:cs="Times New Roman"/>
+          <w:lang w:val="en-US"/>
+        </w:rPr>
+        <w:t xml:space="preserve">        }</w:t>
+      </w:r>
+    </w:p>
+    <w:p>
+      <w:pPr>
+        <w:rPr>
+          <w:rFonts w:ascii="Times New Roman" w:hAnsi="Times New Roman" w:cs="Times New Roman"/>
+          <w:lang w:val="en-US"/>
+        </w:rPr>
+      </w:pPr>
+    </w:p>
+    <w:p>
+      <w:pPr>
+        <w:rPr>
+          <w:rFonts w:ascii="Times New Roman" w:hAnsi="Times New Roman" w:cs="Times New Roman"/>
+          <w:lang w:val="en-US"/>
+        </w:rPr>
+      </w:pPr>
+      <w:r>
+        <w:rPr>
+          <w:rFonts w:ascii="Times New Roman" w:hAnsi="Times New Roman" w:cs="Times New Roman"/>
+          <w:lang w:val="en-US"/>
+        </w:rPr>
+        <w:t xml:space="preserve">        private void </w:t>
+      </w:r>
+      <w:proofErr w:type="spellStart"/>
+      <w:r>
+        <w:rPr>
+          <w:rFonts w:ascii="Times New Roman" w:hAnsi="Times New Roman" w:cs="Times New Roman"/>
+          <w:lang w:val="en-US"/>
+        </w:rPr>
+        <w:t>btnCos_</w:t>
+      </w:r>
+      <w:proofErr w:type="gramStart"/>
+      <w:r>
+        <w:rPr>
+          <w:rFonts w:ascii="Times New Roman" w:hAnsi="Times New Roman" w:cs="Times New Roman"/>
+          <w:lang w:val="en-US"/>
+        </w:rPr>
+        <w:t>Click</w:t>
+      </w:r>
+      <w:proofErr w:type="spellEnd"/>
+      <w:r>
+        <w:rPr>
+          <w:rFonts w:ascii="Times New Roman" w:hAnsi="Times New Roman" w:cs="Times New Roman"/>
+          <w:lang w:val="en-US"/>
+        </w:rPr>
+        <w:t>(</w:t>
+      </w:r>
+      <w:proofErr w:type="gramEnd"/>
+      <w:r>
+        <w:rPr>
+          <w:rFonts w:ascii="Times New Roman" w:hAnsi="Times New Roman" w:cs="Times New Roman"/>
+          <w:lang w:val="en-US"/>
+        </w:rPr>
+        <w:t xml:space="preserve">object sender, </w:t>
+      </w:r>
+      <w:proofErr w:type="spellStart"/>
+      <w:r>
+        <w:rPr>
+          <w:rFonts w:ascii="Times New Roman" w:hAnsi="Times New Roman" w:cs="Times New Roman"/>
+          <w:lang w:val="en-US"/>
+        </w:rPr>
+        <w:t>EventArgs</w:t>
+      </w:r>
+      <w:proofErr w:type="spellEnd"/>
+      <w:r>
+        <w:rPr>
+          <w:rFonts w:ascii="Times New Roman" w:hAnsi="Times New Roman" w:cs="Times New Roman"/>
+          <w:lang w:val="en-US"/>
+        </w:rPr>
+        <w:t xml:space="preserve"> e)</w:t>
+      </w:r>
+    </w:p>
+    <w:p>
+      <w:pPr>
+        <w:rPr>
+          <w:rFonts w:ascii="Times New Roman" w:hAnsi="Times New Roman" w:cs="Times New Roman"/>
+          <w:lang w:val="en-US"/>
+        </w:rPr>
+      </w:pPr>
+      <w:r>
+        <w:rPr>
+          <w:rFonts w:ascii="Times New Roman" w:hAnsi="Times New Roman" w:cs="Times New Roman"/>
+          <w:lang w:val="en-US"/>
+        </w:rPr>
+        <w:t xml:space="preserve">        {</w:t>
+      </w:r>
+    </w:p>
+    <w:p>
+      <w:pPr>
+        <w:rPr>
+          <w:rFonts w:ascii="Times New Roman" w:hAnsi="Times New Roman" w:cs="Times New Roman"/>
+          <w:lang w:val="en-US"/>
+        </w:rPr>
+      </w:pPr>
+      <w:r>
+        <w:rPr>
+          <w:rFonts w:ascii="Times New Roman" w:hAnsi="Times New Roman" w:cs="Times New Roman"/>
+          <w:lang w:val="en-US"/>
+        </w:rPr>
+        <w:t xml:space="preserve">            try</w:t>
+      </w:r>
+    </w:p>
+    <w:p>
+      <w:pPr>
+        <w:rPr>
+          <w:rFonts w:ascii="Times New Roman" w:hAnsi="Times New Roman" w:cs="Times New Roman"/>
+          <w:lang w:val="en-US"/>
+        </w:rPr>
+      </w:pPr>
+      <w:r>
+        <w:rPr>
+          <w:rFonts w:ascii="Times New Roman" w:hAnsi="Times New Roman" w:cs="Times New Roman"/>
+          <w:lang w:val="en-US"/>
+        </w:rPr>
+        <w:t xml:space="preserve">            {</w:t>
+      </w:r>
+    </w:p>
+    <w:p>
+      <w:pPr>
+        <w:rPr>
+          <w:rFonts w:ascii="Times New Roman" w:hAnsi="Times New Roman" w:cs="Times New Roman"/>
+          <w:lang w:val="en-US"/>
+        </w:rPr>
+      </w:pPr>
+      <w:r>
+        <w:rPr>
+          <w:rFonts w:ascii="Times New Roman" w:hAnsi="Times New Roman" w:cs="Times New Roman"/>
+          <w:lang w:val="en-US"/>
+        </w:rPr>
+        <w:t xml:space="preserve">                double current = </w:t>
+      </w:r>
+      <w:proofErr w:type="spellStart"/>
+      <w:proofErr w:type="gramStart"/>
+      <w:r>
+        <w:rPr>
+          <w:rFonts w:ascii="Times New Roman" w:hAnsi="Times New Roman" w:cs="Times New Roman"/>
+          <w:lang w:val="en-US"/>
+        </w:rPr>
+        <w:t>string.IsNullOrEmpty</w:t>
+      </w:r>
+      <w:proofErr w:type="spellEnd"/>
+      <w:proofErr w:type="gramEnd"/>
+      <w:r>
+        <w:rPr>
+          <w:rFonts w:ascii="Times New Roman" w:hAnsi="Times New Roman" w:cs="Times New Roman"/>
+          <w:lang w:val="en-US"/>
+        </w:rPr>
+        <w:t>(</w:t>
+      </w:r>
+      <w:proofErr w:type="spellStart"/>
+      <w:r>
+        <w:rPr>
+          <w:rFonts w:ascii="Times New Roman" w:hAnsi="Times New Roman" w:cs="Times New Roman"/>
+          <w:lang w:val="en-US"/>
+        </w:rPr>
+        <w:t>txtResult.Text</w:t>
+      </w:r>
+      <w:proofErr w:type="spellEnd"/>
+      <w:proofErr w:type="gramStart"/>
+      <w:r>
+        <w:rPr>
+          <w:rFonts w:ascii="Times New Roman" w:hAnsi="Times New Roman" w:cs="Times New Roman"/>
+          <w:lang w:val="en-US"/>
+        </w:rPr>
+        <w:t>) ?</w:t>
+      </w:r>
+      <w:proofErr w:type="gramEnd"/>
+      <w:r>
+        <w:rPr>
+          <w:rFonts w:ascii="Times New Roman" w:hAnsi="Times New Roman" w:cs="Times New Roman"/>
+          <w:lang w:val="en-US"/>
+        </w:rPr>
+        <w:t xml:space="preserve"> </w:t>
+      </w:r>
+      <w:proofErr w:type="gramStart"/>
+      <w:r>
+        <w:rPr>
+          <w:rFonts w:ascii="Times New Roman" w:hAnsi="Times New Roman" w:cs="Times New Roman"/>
+          <w:lang w:val="en-US"/>
+        </w:rPr>
+        <w:t>0 :</w:t>
+      </w:r>
+      <w:proofErr w:type="gramEnd"/>
+      <w:r>
+        <w:rPr>
+          <w:rFonts w:ascii="Times New Roman" w:hAnsi="Times New Roman" w:cs="Times New Roman"/>
+          <w:lang w:val="en-US"/>
+        </w:rPr>
+        <w:t xml:space="preserve"> </w:t>
+      </w:r>
+      <w:proofErr w:type="spellStart"/>
+      <w:r>
+        <w:rPr>
+          <w:rFonts w:ascii="Times New Roman" w:hAnsi="Times New Roman" w:cs="Times New Roman"/>
+          <w:lang w:val="en-US"/>
+        </w:rPr>
+        <w:t>Convert.ToDouble</w:t>
+      </w:r>
+      <w:proofErr w:type="spellEnd"/>
+      <w:r>
+        <w:rPr>
+          <w:rFonts w:ascii="Times New Roman" w:hAnsi="Times New Roman" w:cs="Times New Roman"/>
+          <w:lang w:val="en-US"/>
+        </w:rPr>
+        <w:t>(</w:t>
+      </w:r>
+      <w:proofErr w:type="spellStart"/>
+      <w:r>
+        <w:rPr>
+          <w:rFonts w:ascii="Times New Roman" w:hAnsi="Times New Roman" w:cs="Times New Roman"/>
+          <w:lang w:val="en-US"/>
+        </w:rPr>
+        <w:t>txtResult.Text</w:t>
+      </w:r>
+      <w:proofErr w:type="spellEnd"/>
+      <w:r>
+        <w:rPr>
+          <w:rFonts w:ascii="Times New Roman" w:hAnsi="Times New Roman" w:cs="Times New Roman"/>
+          <w:lang w:val="en-US"/>
+        </w:rPr>
+        <w:t>);</w:t>
+      </w:r>
+    </w:p>
+    <w:p>
+      <w:pPr>
+        <w:rPr>
+          <w:rFonts w:ascii="Times New Roman" w:hAnsi="Times New Roman" w:cs="Times New Roman"/>
+          <w:lang w:val="en-US"/>
+        </w:rPr>
+      </w:pPr>
+      <w:r>
+        <w:rPr>
+          <w:rFonts w:ascii="Times New Roman" w:hAnsi="Times New Roman" w:cs="Times New Roman"/>
+          <w:lang w:val="en-US"/>
+        </w:rPr>
+        <w:t xml:space="preserve">                double result = </w:t>
+      </w:r>
+      <w:proofErr w:type="spellStart"/>
+      <w:r>
+        <w:rPr>
+          <w:rFonts w:ascii="Times New Roman" w:hAnsi="Times New Roman" w:cs="Times New Roman"/>
+          <w:lang w:val="en-US"/>
+        </w:rPr>
+        <w:t>Math.Cos</w:t>
+      </w:r>
+      <w:proofErr w:type="spellEnd"/>
+      <w:r>
+        <w:rPr>
+          <w:rFonts w:ascii="Times New Roman" w:hAnsi="Times New Roman" w:cs="Times New Roman"/>
+          <w:lang w:val="en-US"/>
+        </w:rPr>
+        <w:t xml:space="preserve">(current * </w:t>
+      </w:r>
+      <w:proofErr w:type="spellStart"/>
+      <w:r>
+        <w:rPr>
+          <w:rFonts w:ascii="Times New Roman" w:hAnsi="Times New Roman" w:cs="Times New Roman"/>
+          <w:lang w:val="en-US"/>
+        </w:rPr>
+        <w:t>Math.PI</w:t>
+      </w:r>
+      <w:proofErr w:type="spellEnd"/>
+      <w:r>
+        <w:rPr>
+          <w:rFonts w:ascii="Times New Roman" w:hAnsi="Times New Roman" w:cs="Times New Roman"/>
+          <w:lang w:val="en-US"/>
+        </w:rPr>
+        <w:t xml:space="preserve"> / 180);</w:t>
+      </w:r>
+    </w:p>
+    <w:p>
+      <w:pPr>
+        <w:rPr>
+          <w:rFonts w:ascii="Times New Roman" w:hAnsi="Times New Roman" w:cs="Times New Roman"/>
+          <w:lang w:val="en-US"/>
+        </w:rPr>
+      </w:pPr>
+      <w:r>
+        <w:rPr>
+          <w:rFonts w:ascii="Times New Roman" w:hAnsi="Times New Roman" w:cs="Times New Roman"/>
+          <w:lang w:val="en-US"/>
+        </w:rPr>
+        <w:t xml:space="preserve">                </w:t>
+      </w:r>
+      <w:proofErr w:type="spellStart"/>
+      <w:r>
+        <w:rPr>
+          <w:rFonts w:ascii="Times New Roman" w:hAnsi="Times New Roman" w:cs="Times New Roman"/>
+          <w:lang w:val="en-US"/>
+        </w:rPr>
+        <w:t>txtResult.Text</w:t>
+      </w:r>
+      <w:proofErr w:type="spellEnd"/>
+      <w:r>
+        <w:rPr>
+          <w:rFonts w:ascii="Times New Roman" w:hAnsi="Times New Roman" w:cs="Times New Roman"/>
+          <w:lang w:val="en-US"/>
+        </w:rPr>
+        <w:t xml:space="preserve"> = </w:t>
+      </w:r>
+      <w:proofErr w:type="spellStart"/>
+      <w:proofErr w:type="gramStart"/>
+      <w:r>
+        <w:rPr>
+          <w:rFonts w:ascii="Times New Roman" w:hAnsi="Times New Roman" w:cs="Times New Roman"/>
+          <w:lang w:val="en-US"/>
+        </w:rPr>
+        <w:t>result.ToString</w:t>
+      </w:r>
+      <w:proofErr w:type="spellEnd"/>
+      <w:proofErr w:type="gramEnd"/>
+      <w:r>
+        <w:rPr>
+          <w:rFonts w:ascii="Times New Roman" w:hAnsi="Times New Roman" w:cs="Times New Roman"/>
+          <w:lang w:val="en-US"/>
+        </w:rPr>
+        <w:t>();</w:t>
+      </w:r>
+    </w:p>
+    <w:p>
+      <w:pPr>
+        <w:rPr>
+          <w:rFonts w:ascii="Times New Roman" w:hAnsi="Times New Roman" w:cs="Times New Roman"/>
+          <w:lang w:val="en-US"/>
+        </w:rPr>
+      </w:pPr>
+      <w:r>
+        <w:rPr>
+          <w:rFonts w:ascii="Times New Roman" w:hAnsi="Times New Roman" w:cs="Times New Roman"/>
+          <w:lang w:val="en-US"/>
+        </w:rPr>
+        <w:t xml:space="preserve">            }</w:t>
+      </w:r>
+    </w:p>
+    <w:p>
+      <w:pPr>
+        <w:rPr>
+          <w:rFonts w:ascii="Times New Roman" w:hAnsi="Times New Roman" w:cs="Times New Roman"/>
+          <w:lang w:val="en-US"/>
+        </w:rPr>
+      </w:pPr>
+      <w:r>
+        <w:rPr>
+          <w:rFonts w:ascii="Times New Roman" w:hAnsi="Times New Roman" w:cs="Times New Roman"/>
+          <w:lang w:val="en-US"/>
+        </w:rPr>
+        <w:t xml:space="preserve">            catch </w:t>
+      </w:r>
+      <w:proofErr w:type="gramStart"/>
+      <w:r>
+        <w:rPr>
+          <w:rFonts w:ascii="Times New Roman" w:hAnsi="Times New Roman" w:cs="Times New Roman"/>
+          <w:lang w:val="en-US"/>
+        </w:rPr>
+        <w:t xml:space="preserve">{ </w:t>
+      </w:r>
+      <w:proofErr w:type="spellStart"/>
+      <w:r>
+        <w:rPr>
+          <w:rFonts w:ascii="Times New Roman" w:hAnsi="Times New Roman" w:cs="Times New Roman"/>
+          <w:lang w:val="en-US"/>
+        </w:rPr>
+        <w:t>txtResult.Text</w:t>
+      </w:r>
+      <w:proofErr w:type="spellEnd"/>
+      <w:proofErr w:type="gramEnd"/>
+      <w:r>
+        <w:rPr>
+          <w:rFonts w:ascii="Times New Roman" w:hAnsi="Times New Roman" w:cs="Times New Roman"/>
+          <w:lang w:val="en-US"/>
+        </w:rPr>
+        <w:t xml:space="preserve"> = "Error"</w:t>
+      </w:r>
+      <w:proofErr w:type="gramStart"/>
+      <w:r>
+        <w:rPr>
+          <w:rFonts w:ascii="Times New Roman" w:hAnsi="Times New Roman" w:cs="Times New Roman"/>
+          <w:lang w:val="en-US"/>
+        </w:rPr>
+        <w:t>; }</w:t>
+      </w:r>
+      <w:proofErr w:type="gramEnd"/>
+    </w:p>
+    <w:p>
+      <w:pPr>
+        <w:rPr>
+          <w:rFonts w:ascii="Times New Roman" w:hAnsi="Times New Roman" w:cs="Times New Roman"/>
+          <w:lang w:val="en-US"/>
+        </w:rPr>
+      </w:pPr>
+      <w:r>
+        <w:rPr>
+          <w:rFonts w:ascii="Times New Roman" w:hAnsi="Times New Roman" w:cs="Times New Roman"/>
+          <w:lang w:val="en-US"/>
+        </w:rPr>
+        <w:t xml:space="preserve">        }</w:t>
+      </w:r>
+    </w:p>
+    <w:p>
+      <w:pPr>
+        <w:rPr>
+          <w:rFonts w:ascii="Times New Roman" w:hAnsi="Times New Roman" w:cs="Times New Roman"/>
+          <w:lang w:val="en-US"/>
+        </w:rPr>
+      </w:pPr>
+    </w:p>
+    <w:p>
+      <w:pPr>
+        <w:rPr>
+          <w:rFonts w:ascii="Times New Roman" w:hAnsi="Times New Roman" w:cs="Times New Roman"/>
+          <w:lang w:val="en-US"/>
+        </w:rPr>
+      </w:pPr>
+      <w:r>
+        <w:rPr>
+          <w:rFonts w:ascii="Times New Roman" w:hAnsi="Times New Roman" w:cs="Times New Roman"/>
+          <w:lang w:val="en-US"/>
+        </w:rPr>
+        <w:t xml:space="preserve">        private void </w:t>
+      </w:r>
+      <w:proofErr w:type="spellStart"/>
+      <w:r>
+        <w:rPr>
+          <w:rFonts w:ascii="Times New Roman" w:hAnsi="Times New Roman" w:cs="Times New Roman"/>
+          <w:lang w:val="en-US"/>
+        </w:rPr>
+        <w:t>btnTan_</w:t>
+      </w:r>
+      <w:proofErr w:type="gramStart"/>
+      <w:r>
+        <w:rPr>
+          <w:rFonts w:ascii="Times New Roman" w:hAnsi="Times New Roman" w:cs="Times New Roman"/>
+          <w:lang w:val="en-US"/>
+        </w:rPr>
+        <w:t>Click</w:t>
+      </w:r>
+      <w:proofErr w:type="spellEnd"/>
+      <w:r>
+        <w:rPr>
+          <w:rFonts w:ascii="Times New Roman" w:hAnsi="Times New Roman" w:cs="Times New Roman"/>
+          <w:lang w:val="en-US"/>
+        </w:rPr>
+        <w:t>(</w:t>
+      </w:r>
+      <w:proofErr w:type="gramEnd"/>
+      <w:r>
+        <w:rPr>
+          <w:rFonts w:ascii="Times New Roman" w:hAnsi="Times New Roman" w:cs="Times New Roman"/>
+          <w:lang w:val="en-US"/>
+        </w:rPr>
+        <w:t xml:space="preserve">object sender, </w:t>
+      </w:r>
+      <w:proofErr w:type="spellStart"/>
+      <w:r>
+        <w:rPr>
+          <w:rFonts w:ascii="Times New Roman" w:hAnsi="Times New Roman" w:cs="Times New Roman"/>
+          <w:lang w:val="en-US"/>
+        </w:rPr>
+        <w:t>EventArgs</w:t>
+      </w:r>
+      <w:proofErr w:type="spellEnd"/>
+      <w:r>
+        <w:rPr>
+          <w:rFonts w:ascii="Times New Roman" w:hAnsi="Times New Roman" w:cs="Times New Roman"/>
+          <w:lang w:val="en-US"/>
+        </w:rPr>
+        <w:t xml:space="preserve"> e)</w:t>
+      </w:r>
+    </w:p>
+    <w:p>
+      <w:pPr>
+        <w:rPr>
+          <w:rFonts w:ascii="Times New Roman" w:hAnsi="Times New Roman" w:cs="Times New Roman"/>
+          <w:lang w:val="en-US"/>
+        </w:rPr>
+      </w:pPr>
+      <w:r>
+        <w:rPr>
+          <w:rFonts w:ascii="Times New Roman" w:hAnsi="Times New Roman" w:cs="Times New Roman"/>
+          <w:lang w:val="en-US"/>
+        </w:rPr>
+        <w:t xml:space="preserve">        {</w:t>
+      </w:r>
+    </w:p>
+    <w:p>
+      <w:pPr>
+        <w:rPr>
+          <w:rFonts w:ascii="Times New Roman" w:hAnsi="Times New Roman" w:cs="Times New Roman"/>
+          <w:lang w:val="en-US"/>
+        </w:rPr>
+      </w:pPr>
+      <w:r>
+        <w:rPr>
+          <w:rFonts w:ascii="Times New Roman" w:hAnsi="Times New Roman" w:cs="Times New Roman"/>
+          <w:lang w:val="en-US"/>
+        </w:rPr>
+        <w:t xml:space="preserve">            try</w:t>
+      </w:r>
+    </w:p>
+    <w:p>
+      <w:pPr>
+        <w:rPr>
+          <w:rFonts w:ascii="Times New Roman" w:hAnsi="Times New Roman" w:cs="Times New Roman"/>
+          <w:lang w:val="en-US"/>
+        </w:rPr>
+      </w:pPr>
+      <w:r>
+        <w:rPr>
+          <w:rFonts w:ascii="Times New Roman" w:hAnsi="Times New Roman" w:cs="Times New Roman"/>
+          <w:lang w:val="en-US"/>
+        </w:rPr>
+        <w:t xml:space="preserve">            {</w:t>
+      </w:r>
+    </w:p>
+    <w:p>
+      <w:pPr>
+        <w:rPr>
+          <w:rFonts w:ascii="Times New Roman" w:hAnsi="Times New Roman" w:cs="Times New Roman"/>
+          <w:lang w:val="en-US"/>
+        </w:rPr>
+      </w:pPr>
+      <w:r>
+        <w:rPr>
+          <w:rFonts w:ascii="Times New Roman" w:hAnsi="Times New Roman" w:cs="Times New Roman"/>
+          <w:lang w:val="en-US"/>
+        </w:rPr>
+        <w:t xml:space="preserve">                double current = </w:t>
+      </w:r>
+      <w:proofErr w:type="spellStart"/>
+      <w:proofErr w:type="gramStart"/>
+      <w:r>
+        <w:rPr>
+          <w:rFonts w:ascii="Times New Roman" w:hAnsi="Times New Roman" w:cs="Times New Roman"/>
+          <w:lang w:val="en-US"/>
+        </w:rPr>
+        <w:t>string.IsNullOrEmpty</w:t>
+      </w:r>
+      <w:proofErr w:type="spellEnd"/>
+      <w:proofErr w:type="gramEnd"/>
+      <w:r>
+        <w:rPr>
+          <w:rFonts w:ascii="Times New Roman" w:hAnsi="Times New Roman" w:cs="Times New Roman"/>
+          <w:lang w:val="en-US"/>
+        </w:rPr>
+        <w:t>(</w:t>
+      </w:r>
+      <w:proofErr w:type="spellStart"/>
+      <w:r>
+        <w:rPr>
+          <w:rFonts w:ascii="Times New Roman" w:hAnsi="Times New Roman" w:cs="Times New Roman"/>
+          <w:lang w:val="en-US"/>
+        </w:rPr>
+        <w:t>txtResult.Text</w:t>
+      </w:r>
+      <w:proofErr w:type="spellEnd"/>
+      <w:proofErr w:type="gramStart"/>
+      <w:r>
+        <w:rPr>
+          <w:rFonts w:ascii="Times New Roman" w:hAnsi="Times New Roman" w:cs="Times New Roman"/>
+          <w:lang w:val="en-US"/>
+        </w:rPr>
+        <w:t>) ?</w:t>
+      </w:r>
+      <w:proofErr w:type="gramEnd"/>
+      <w:r>
+        <w:rPr>
+          <w:rFonts w:ascii="Times New Roman" w:hAnsi="Times New Roman" w:cs="Times New Roman"/>
+          <w:lang w:val="en-US"/>
+        </w:rPr>
+        <w:t xml:space="preserve"> </w:t>
+      </w:r>
+      <w:proofErr w:type="gramStart"/>
+      <w:r>
+        <w:rPr>
+          <w:rFonts w:ascii="Times New Roman" w:hAnsi="Times New Roman" w:cs="Times New Roman"/>
+          <w:lang w:val="en-US"/>
+        </w:rPr>
+        <w:t>0 :</w:t>
+      </w:r>
+      <w:proofErr w:type="gramEnd"/>
+      <w:r>
+        <w:rPr>
+          <w:rFonts w:ascii="Times New Roman" w:hAnsi="Times New Roman" w:cs="Times New Roman"/>
+          <w:lang w:val="en-US"/>
+        </w:rPr>
+        <w:t xml:space="preserve"> </w:t>
+      </w:r>
+      <w:proofErr w:type="spellStart"/>
+      <w:r>
+        <w:rPr>
+          <w:rFonts w:ascii="Times New Roman" w:hAnsi="Times New Roman" w:cs="Times New Roman"/>
+          <w:lang w:val="en-US"/>
+        </w:rPr>
+        <w:t>Convert.ToDouble</w:t>
+      </w:r>
+      <w:proofErr w:type="spellEnd"/>
+      <w:r>
+        <w:rPr>
+          <w:rFonts w:ascii="Times New Roman" w:hAnsi="Times New Roman" w:cs="Times New Roman"/>
+          <w:lang w:val="en-US"/>
+        </w:rPr>
+        <w:t>(</w:t>
+      </w:r>
+      <w:proofErr w:type="spellStart"/>
+      <w:r>
+        <w:rPr>
+          <w:rFonts w:ascii="Times New Roman" w:hAnsi="Times New Roman" w:cs="Times New Roman"/>
+          <w:lang w:val="en-US"/>
+        </w:rPr>
+        <w:t>txtResult.Text</w:t>
+      </w:r>
+      <w:proofErr w:type="spellEnd"/>
+      <w:r>
+        <w:rPr>
+          <w:rFonts w:ascii="Times New Roman" w:hAnsi="Times New Roman" w:cs="Times New Roman"/>
+          <w:lang w:val="en-US"/>
+        </w:rPr>
+        <w:t>);</w:t>
+      </w:r>
+    </w:p>
+    <w:p>
+      <w:pPr>
+        <w:rPr>
+          <w:rFonts w:ascii="Times New Roman" w:hAnsi="Times New Roman" w:cs="Times New Roman"/>
+          <w:lang w:val="en-US"/>
+        </w:rPr>
+      </w:pPr>
+      <w:r>
+        <w:rPr>
+          <w:rFonts w:ascii="Times New Roman" w:hAnsi="Times New Roman" w:cs="Times New Roman"/>
+          <w:lang w:val="en-US"/>
+        </w:rPr>
+        <w:lastRenderedPageBreak/>
+        <w:t xml:space="preserve">                double result = </w:t>
+      </w:r>
+      <w:proofErr w:type="spellStart"/>
+      <w:r>
+        <w:rPr>
+          <w:rFonts w:ascii="Times New Roman" w:hAnsi="Times New Roman" w:cs="Times New Roman"/>
+          <w:lang w:val="en-US"/>
+        </w:rPr>
+        <w:t>Math.Tan</w:t>
+      </w:r>
+      <w:proofErr w:type="spellEnd"/>
+      <w:r>
+        <w:rPr>
+          <w:rFonts w:ascii="Times New Roman" w:hAnsi="Times New Roman" w:cs="Times New Roman"/>
+          <w:lang w:val="en-US"/>
+        </w:rPr>
+        <w:t xml:space="preserve">(current * </w:t>
+      </w:r>
+      <w:proofErr w:type="spellStart"/>
+      <w:r>
+        <w:rPr>
+          <w:rFonts w:ascii="Times New Roman" w:hAnsi="Times New Roman" w:cs="Times New Roman"/>
+          <w:lang w:val="en-US"/>
+        </w:rPr>
+        <w:t>Math.PI</w:t>
+      </w:r>
+      <w:proofErr w:type="spellEnd"/>
+      <w:r>
+        <w:rPr>
+          <w:rFonts w:ascii="Times New Roman" w:hAnsi="Times New Roman" w:cs="Times New Roman"/>
+          <w:lang w:val="en-US"/>
+        </w:rPr>
+        <w:t xml:space="preserve"> / 180);</w:t>
+      </w:r>
+    </w:p>
+    <w:p>
+      <w:pPr>
+        <w:rPr>
+          <w:rFonts w:ascii="Times New Roman" w:hAnsi="Times New Roman" w:cs="Times New Roman"/>
+          <w:lang w:val="en-US"/>
+        </w:rPr>
+      </w:pPr>
+      <w:r>
+        <w:rPr>
+          <w:rFonts w:ascii="Times New Roman" w:hAnsi="Times New Roman" w:cs="Times New Roman"/>
+          <w:lang w:val="en-US"/>
+        </w:rPr>
+        <w:t xml:space="preserve">                </w:t>
+      </w:r>
+      <w:proofErr w:type="spellStart"/>
+      <w:r>
+        <w:rPr>
+          <w:rFonts w:ascii="Times New Roman" w:hAnsi="Times New Roman" w:cs="Times New Roman"/>
+          <w:lang w:val="en-US"/>
+        </w:rPr>
+        <w:t>txtResult.Text</w:t>
+      </w:r>
+      <w:proofErr w:type="spellEnd"/>
+      <w:r>
+        <w:rPr>
+          <w:rFonts w:ascii="Times New Roman" w:hAnsi="Times New Roman" w:cs="Times New Roman"/>
+          <w:lang w:val="en-US"/>
+        </w:rPr>
+        <w:t xml:space="preserve"> = </w:t>
+      </w:r>
+      <w:proofErr w:type="spellStart"/>
+      <w:proofErr w:type="gramStart"/>
+      <w:r>
+        <w:rPr>
+          <w:rFonts w:ascii="Times New Roman" w:hAnsi="Times New Roman" w:cs="Times New Roman"/>
+          <w:lang w:val="en-US"/>
+        </w:rPr>
+        <w:t>result.ToString</w:t>
+      </w:r>
+      <w:proofErr w:type="spellEnd"/>
+      <w:proofErr w:type="gramEnd"/>
+      <w:r>
+        <w:rPr>
+          <w:rFonts w:ascii="Times New Roman" w:hAnsi="Times New Roman" w:cs="Times New Roman"/>
+          <w:lang w:val="en-US"/>
+        </w:rPr>
+        <w:t>();</w:t>
+      </w:r>
+    </w:p>
+    <w:p>
+      <w:pPr>
+        <w:rPr>
+          <w:rFonts w:ascii="Times New Roman" w:hAnsi="Times New Roman" w:cs="Times New Roman"/>
+          <w:lang w:val="en-US"/>
+        </w:rPr>
+      </w:pPr>
+      <w:r>
+        <w:rPr>
+          <w:rFonts w:ascii="Times New Roman" w:hAnsi="Times New Roman" w:cs="Times New Roman"/>
+          <w:lang w:val="en-US"/>
+        </w:rPr>
+        <w:t xml:space="preserve">            }</w:t>
+      </w:r>
+    </w:p>
+    <w:p>
+      <w:pPr>
+        <w:rPr>
+          <w:rFonts w:ascii="Times New Roman" w:hAnsi="Times New Roman" w:cs="Times New Roman"/>
+          <w:lang w:val="en-US"/>
+        </w:rPr>
+      </w:pPr>
+      <w:r>
+        <w:rPr>
+          <w:rFonts w:ascii="Times New Roman" w:hAnsi="Times New Roman" w:cs="Times New Roman"/>
+          <w:lang w:val="en-US"/>
+        </w:rPr>
+        <w:t xml:space="preserve">            catch </w:t>
+      </w:r>
+      <w:proofErr w:type="gramStart"/>
+      <w:r>
+        <w:rPr>
+          <w:rFonts w:ascii="Times New Roman" w:hAnsi="Times New Roman" w:cs="Times New Roman"/>
+          <w:lang w:val="en-US"/>
+        </w:rPr>
+        <w:t xml:space="preserve">{ </w:t>
+      </w:r>
+      <w:proofErr w:type="spellStart"/>
+      <w:r>
+        <w:rPr>
+          <w:rFonts w:ascii="Times New Roman" w:hAnsi="Times New Roman" w:cs="Times New Roman"/>
+          <w:lang w:val="en-US"/>
+        </w:rPr>
+        <w:t>txtResult.Text</w:t>
+      </w:r>
+      <w:proofErr w:type="spellEnd"/>
+      <w:proofErr w:type="gramEnd"/>
+      <w:r>
+        <w:rPr>
+          <w:rFonts w:ascii="Times New Roman" w:hAnsi="Times New Roman" w:cs="Times New Roman"/>
+          <w:lang w:val="en-US"/>
+        </w:rPr>
+        <w:t xml:space="preserve"> = "Error"</w:t>
+      </w:r>
+      <w:proofErr w:type="gramStart"/>
+      <w:r>
+        <w:rPr>
+          <w:rFonts w:ascii="Times New Roman" w:hAnsi="Times New Roman" w:cs="Times New Roman"/>
+          <w:lang w:val="en-US"/>
+        </w:rPr>
+        <w:t>; }</w:t>
+      </w:r>
+      <w:proofErr w:type="gramEnd"/>
+    </w:p>
+    <w:p>
+      <w:pPr>
+        <w:rPr>
+          <w:rFonts w:ascii="Times New Roman" w:hAnsi="Times New Roman" w:cs="Times New Roman"/>
+          <w:lang w:val="en-US"/>
+        </w:rPr>
+      </w:pPr>
+      <w:r>
+        <w:rPr>
+          <w:rFonts w:ascii="Times New Roman" w:hAnsi="Times New Roman" w:cs="Times New Roman"/>
+          <w:lang w:val="en-US"/>
+        </w:rPr>
+        <w:t xml:space="preserve">        }</w:t>
+      </w:r>
+    </w:p>
+    <w:p>
+      <w:pPr>
+        <w:rPr>
+          <w:rFonts w:ascii="Times New Roman" w:hAnsi="Times New Roman" w:cs="Times New Roman"/>
+          <w:lang w:val="en-US"/>
+        </w:rPr>
+      </w:pPr>
+    </w:p>
+    <w:p>
+      <w:pPr>
+        <w:rPr>
+          <w:rFonts w:ascii="Times New Roman" w:hAnsi="Times New Roman" w:cs="Times New Roman"/>
+          <w:lang w:val="en-US"/>
+        </w:rPr>
+      </w:pPr>
+      <w:r>
+        <w:rPr>
+          <w:rFonts w:ascii="Times New Roman" w:hAnsi="Times New Roman" w:cs="Times New Roman"/>
+          <w:lang w:val="en-US"/>
+        </w:rPr>
+        <w:t xml:space="preserve">        private void </w:t>
+      </w:r>
+      <w:proofErr w:type="spellStart"/>
+      <w:r>
+        <w:rPr>
+          <w:rFonts w:ascii="Times New Roman" w:hAnsi="Times New Roman" w:cs="Times New Roman"/>
+          <w:lang w:val="en-US"/>
+        </w:rPr>
+        <w:t>btnLog_</w:t>
+      </w:r>
+      <w:proofErr w:type="gramStart"/>
+      <w:r>
+        <w:rPr>
+          <w:rFonts w:ascii="Times New Roman" w:hAnsi="Times New Roman" w:cs="Times New Roman"/>
+          <w:lang w:val="en-US"/>
+        </w:rPr>
+        <w:t>Click</w:t>
+      </w:r>
+      <w:proofErr w:type="spellEnd"/>
+      <w:r>
+        <w:rPr>
+          <w:rFonts w:ascii="Times New Roman" w:hAnsi="Times New Roman" w:cs="Times New Roman"/>
+          <w:lang w:val="en-US"/>
+        </w:rPr>
+        <w:t>(</w:t>
+      </w:r>
+      <w:proofErr w:type="gramEnd"/>
+      <w:r>
+        <w:rPr>
+          <w:rFonts w:ascii="Times New Roman" w:hAnsi="Times New Roman" w:cs="Times New Roman"/>
+          <w:lang w:val="en-US"/>
+        </w:rPr>
+        <w:t xml:space="preserve">object sender, </w:t>
+      </w:r>
+      <w:proofErr w:type="spellStart"/>
+      <w:r>
+        <w:rPr>
+          <w:rFonts w:ascii="Times New Roman" w:hAnsi="Times New Roman" w:cs="Times New Roman"/>
+          <w:lang w:val="en-US"/>
+        </w:rPr>
+        <w:t>EventArgs</w:t>
+      </w:r>
+      <w:proofErr w:type="spellEnd"/>
+      <w:r>
+        <w:rPr>
+          <w:rFonts w:ascii="Times New Roman" w:hAnsi="Times New Roman" w:cs="Times New Roman"/>
+          <w:lang w:val="en-US"/>
+        </w:rPr>
+        <w:t xml:space="preserve"> e)</w:t>
+      </w:r>
+    </w:p>
+    <w:p>
+      <w:pPr>
+        <w:rPr>
+          <w:rFonts w:ascii="Times New Roman" w:hAnsi="Times New Roman" w:cs="Times New Roman"/>
+          <w:lang w:val="en-US"/>
+        </w:rPr>
+      </w:pPr>
+      <w:r>
+        <w:rPr>
+          <w:rFonts w:ascii="Times New Roman" w:hAnsi="Times New Roman" w:cs="Times New Roman"/>
+          <w:lang w:val="en-US"/>
+        </w:rPr>
+        <w:t xml:space="preserve">        {</w:t>
+      </w:r>
+    </w:p>
+    <w:p>
+      <w:pPr>
+        <w:rPr>
+          <w:rFonts w:ascii="Times New Roman" w:hAnsi="Times New Roman" w:cs="Times New Roman"/>
+          <w:lang w:val="en-US"/>
+        </w:rPr>
+      </w:pPr>
+      <w:r>
+        <w:rPr>
+          <w:rFonts w:ascii="Times New Roman" w:hAnsi="Times New Roman" w:cs="Times New Roman"/>
+          <w:lang w:val="en-US"/>
+        </w:rPr>
+        <w:t xml:space="preserve">            try</w:t>
+      </w:r>
+    </w:p>
+    <w:p>
+      <w:pPr>
+        <w:rPr>
+          <w:rFonts w:ascii="Times New Roman" w:hAnsi="Times New Roman" w:cs="Times New Roman"/>
+          <w:lang w:val="en-US"/>
+        </w:rPr>
+      </w:pPr>
+      <w:r>
+        <w:rPr>
+          <w:rFonts w:ascii="Times New Roman" w:hAnsi="Times New Roman" w:cs="Times New Roman"/>
+          <w:lang w:val="en-US"/>
+        </w:rPr>
+        <w:t xml:space="preserve">            {</w:t>
+      </w:r>
+    </w:p>
+    <w:p>
+      <w:pPr>
+        <w:rPr>
+          <w:rFonts w:ascii="Times New Roman" w:hAnsi="Times New Roman" w:cs="Times New Roman"/>
+          <w:lang w:val="en-US"/>
+        </w:rPr>
+      </w:pPr>
+      <w:r>
+        <w:rPr>
+          <w:rFonts w:ascii="Times New Roman" w:hAnsi="Times New Roman" w:cs="Times New Roman"/>
+          <w:lang w:val="en-US"/>
+        </w:rPr>
+        <w:t xml:space="preserve">                double current = </w:t>
+      </w:r>
+      <w:proofErr w:type="spellStart"/>
+      <w:proofErr w:type="gramStart"/>
+      <w:r>
+        <w:rPr>
+          <w:rFonts w:ascii="Times New Roman" w:hAnsi="Times New Roman" w:cs="Times New Roman"/>
+          <w:lang w:val="en-US"/>
+        </w:rPr>
+        <w:t>string.IsNullOrEmpty</w:t>
+      </w:r>
+      <w:proofErr w:type="spellEnd"/>
+      <w:proofErr w:type="gramEnd"/>
+      <w:r>
+        <w:rPr>
+          <w:rFonts w:ascii="Times New Roman" w:hAnsi="Times New Roman" w:cs="Times New Roman"/>
+          <w:lang w:val="en-US"/>
+        </w:rPr>
+        <w:t>(</w:t>
+      </w:r>
+      <w:proofErr w:type="spellStart"/>
+      <w:r>
+        <w:rPr>
+          <w:rFonts w:ascii="Times New Roman" w:hAnsi="Times New Roman" w:cs="Times New Roman"/>
+          <w:lang w:val="en-US"/>
+        </w:rPr>
+        <w:t>txtResult.Text</w:t>
+      </w:r>
+      <w:proofErr w:type="spellEnd"/>
+      <w:proofErr w:type="gramStart"/>
+      <w:r>
+        <w:rPr>
+          <w:rFonts w:ascii="Times New Roman" w:hAnsi="Times New Roman" w:cs="Times New Roman"/>
+          <w:lang w:val="en-US"/>
+        </w:rPr>
+        <w:t>) ?</w:t>
+      </w:r>
+      <w:proofErr w:type="gramEnd"/>
+      <w:r>
+        <w:rPr>
+          <w:rFonts w:ascii="Times New Roman" w:hAnsi="Times New Roman" w:cs="Times New Roman"/>
+          <w:lang w:val="en-US"/>
+        </w:rPr>
+        <w:t xml:space="preserve"> </w:t>
+      </w:r>
+      <w:proofErr w:type="gramStart"/>
+      <w:r>
+        <w:rPr>
+          <w:rFonts w:ascii="Times New Roman" w:hAnsi="Times New Roman" w:cs="Times New Roman"/>
+          <w:lang w:val="en-US"/>
+        </w:rPr>
+        <w:t>0 :</w:t>
+      </w:r>
+      <w:proofErr w:type="gramEnd"/>
+      <w:r>
+        <w:rPr>
+          <w:rFonts w:ascii="Times New Roman" w:hAnsi="Times New Roman" w:cs="Times New Roman"/>
+          <w:lang w:val="en-US"/>
+        </w:rPr>
+        <w:t xml:space="preserve"> </w:t>
+      </w:r>
+      <w:proofErr w:type="spellStart"/>
+      <w:r>
+        <w:rPr>
+          <w:rFonts w:ascii="Times New Roman" w:hAnsi="Times New Roman" w:cs="Times New Roman"/>
+          <w:lang w:val="en-US"/>
+        </w:rPr>
+        <w:t>Convert.ToDouble</w:t>
+      </w:r>
+      <w:proofErr w:type="spellEnd"/>
+      <w:r>
+        <w:rPr>
+          <w:rFonts w:ascii="Times New Roman" w:hAnsi="Times New Roman" w:cs="Times New Roman"/>
+          <w:lang w:val="en-US"/>
+        </w:rPr>
+        <w:t>(</w:t>
+      </w:r>
+      <w:proofErr w:type="spellStart"/>
+      <w:r>
+        <w:rPr>
+          <w:rFonts w:ascii="Times New Roman" w:hAnsi="Times New Roman" w:cs="Times New Roman"/>
+          <w:lang w:val="en-US"/>
+        </w:rPr>
+        <w:t>txtResult.Text</w:t>
+      </w:r>
+      <w:proofErr w:type="spellEnd"/>
+      <w:r>
+        <w:rPr>
+          <w:rFonts w:ascii="Times New Roman" w:hAnsi="Times New Roman" w:cs="Times New Roman"/>
+          <w:lang w:val="en-US"/>
+        </w:rPr>
+        <w:t>);</w:t>
+      </w:r>
+    </w:p>
+    <w:p>
+      <w:pPr>
+        <w:rPr>
+          <w:rFonts w:ascii="Times New Roman" w:hAnsi="Times New Roman" w:cs="Times New Roman"/>
+          <w:lang w:val="en-US"/>
+        </w:rPr>
+      </w:pPr>
+      <w:r>
+        <w:rPr>
+          <w:rFonts w:ascii="Times New Roman" w:hAnsi="Times New Roman" w:cs="Times New Roman"/>
+          <w:lang w:val="en-US"/>
+        </w:rPr>
+        <w:t xml:space="preserve">                double result = </w:t>
+      </w:r>
+      <w:proofErr w:type="spellStart"/>
+      <w:r>
+        <w:rPr>
+          <w:rFonts w:ascii="Times New Roman" w:hAnsi="Times New Roman" w:cs="Times New Roman"/>
+          <w:lang w:val="en-US"/>
+        </w:rPr>
+        <w:t>Math.Log</w:t>
+      </w:r>
+      <w:proofErr w:type="spellEnd"/>
+      <w:r>
+        <w:rPr>
+          <w:rFonts w:ascii="Times New Roman" w:hAnsi="Times New Roman" w:cs="Times New Roman"/>
+          <w:lang w:val="en-US"/>
+        </w:rPr>
+        <w:t>(current);</w:t>
+      </w:r>
+    </w:p>
+    <w:p>
+      <w:pPr>
+        <w:rPr>
+          <w:rFonts w:ascii="Times New Roman" w:hAnsi="Times New Roman" w:cs="Times New Roman"/>
+          <w:lang w:val="en-US"/>
+        </w:rPr>
+      </w:pPr>
+      <w:r>
+        <w:rPr>
+          <w:rFonts w:ascii="Times New Roman" w:hAnsi="Times New Roman" w:cs="Times New Roman"/>
+          <w:lang w:val="en-US"/>
+        </w:rPr>
+        <w:t xml:space="preserve">                </w:t>
+      </w:r>
+      <w:proofErr w:type="spellStart"/>
+      <w:r>
+        <w:rPr>
+          <w:rFonts w:ascii="Times New Roman" w:hAnsi="Times New Roman" w:cs="Times New Roman"/>
+          <w:lang w:val="en-US"/>
+        </w:rPr>
+        <w:t>txtResult.Text</w:t>
+      </w:r>
+      <w:proofErr w:type="spellEnd"/>
+      <w:r>
+        <w:rPr>
+          <w:rFonts w:ascii="Times New Roman" w:hAnsi="Times New Roman" w:cs="Times New Roman"/>
+          <w:lang w:val="en-US"/>
+        </w:rPr>
+        <w:t xml:space="preserve"> = </w:t>
+      </w:r>
+      <w:proofErr w:type="spellStart"/>
+      <w:proofErr w:type="gramStart"/>
+      <w:r>
+        <w:rPr>
+          <w:rFonts w:ascii="Times New Roman" w:hAnsi="Times New Roman" w:cs="Times New Roman"/>
+          <w:lang w:val="en-US"/>
+        </w:rPr>
+        <w:t>result.ToString</w:t>
+      </w:r>
+      <w:proofErr w:type="spellEnd"/>
+      <w:proofErr w:type="gramEnd"/>
+      <w:r>
+        <w:rPr>
+          <w:rFonts w:ascii="Times New Roman" w:hAnsi="Times New Roman" w:cs="Times New Roman"/>
+          <w:lang w:val="en-US"/>
+        </w:rPr>
+        <w:t>();</w:t>
+      </w:r>
+    </w:p>
+    <w:p>
+      <w:pPr>
+        <w:rPr>
+          <w:rFonts w:ascii="Times New Roman" w:hAnsi="Times New Roman" w:cs="Times New Roman"/>
+          <w:lang w:val="en-US"/>
+        </w:rPr>
+      </w:pPr>
+      <w:r>
+        <w:rPr>
+          <w:rFonts w:ascii="Times New Roman" w:hAnsi="Times New Roman" w:cs="Times New Roman"/>
+          <w:lang w:val="en-US"/>
+        </w:rPr>
+        <w:t xml:space="preserve">            }</w:t>
+      </w:r>
+    </w:p>
+    <w:p>
+      <w:pPr>
+        <w:rPr>
+          <w:rFonts w:ascii="Times New Roman" w:hAnsi="Times New Roman" w:cs="Times New Roman"/>
+          <w:lang w:val="en-US"/>
+        </w:rPr>
+      </w:pPr>
+      <w:r>
+        <w:rPr>
+          <w:rFonts w:ascii="Times New Roman" w:hAnsi="Times New Roman" w:cs="Times New Roman"/>
+          <w:lang w:val="en-US"/>
+        </w:rPr>
+        <w:t xml:space="preserve">            catch </w:t>
+      </w:r>
+      <w:proofErr w:type="gramStart"/>
+      <w:r>
+        <w:rPr>
+          <w:rFonts w:ascii="Times New Roman" w:hAnsi="Times New Roman" w:cs="Times New Roman"/>
+          <w:lang w:val="en-US"/>
+        </w:rPr>
+        <w:t xml:space="preserve">{ </w:t>
+      </w:r>
+      <w:proofErr w:type="spellStart"/>
+      <w:r>
+        <w:rPr>
+          <w:rFonts w:ascii="Times New Roman" w:hAnsi="Times New Roman" w:cs="Times New Roman"/>
+          <w:lang w:val="en-US"/>
+        </w:rPr>
+        <w:t>txtResult.Text</w:t>
+      </w:r>
+      <w:proofErr w:type="spellEnd"/>
+      <w:proofErr w:type="gramEnd"/>
+      <w:r>
+        <w:rPr>
+          <w:rFonts w:ascii="Times New Roman" w:hAnsi="Times New Roman" w:cs="Times New Roman"/>
+          <w:lang w:val="en-US"/>
+        </w:rPr>
+        <w:t xml:space="preserve"> = "Error"</w:t>
+      </w:r>
+      <w:proofErr w:type="gramStart"/>
+      <w:r>
+        <w:rPr>
+          <w:rFonts w:ascii="Times New Roman" w:hAnsi="Times New Roman" w:cs="Times New Roman"/>
+          <w:lang w:val="en-US"/>
+        </w:rPr>
+        <w:t>; }</w:t>
+      </w:r>
+      <w:proofErr w:type="gramEnd"/>
+    </w:p>
+    <w:p>
+      <w:pPr>
+        <w:rPr>
+          <w:rFonts w:ascii="Times New Roman" w:hAnsi="Times New Roman" w:cs="Times New Roman"/>
+          <w:lang w:val="en-US"/>
+        </w:rPr>
+      </w:pPr>
+      <w:r>
+        <w:rPr>
+          <w:rFonts w:ascii="Times New Roman" w:hAnsi="Times New Roman" w:cs="Times New Roman"/>
+          <w:lang w:val="en-US"/>
+        </w:rPr>
+        <w:t xml:space="preserve">        }</w:t>
+      </w:r>
+    </w:p>
+    <w:p>
+      <w:pPr>
+        <w:rPr>
+          <w:rFonts w:ascii="Times New Roman" w:hAnsi="Times New Roman" w:cs="Times New Roman"/>
+          <w:lang w:val="en-US"/>
+        </w:rPr>
+      </w:pPr>
+    </w:p>
+    <w:p>
+      <w:pPr>
+        <w:rPr>
+          <w:rFonts w:ascii="Times New Roman" w:hAnsi="Times New Roman" w:cs="Times New Roman"/>
+          <w:lang w:val="en-US"/>
+        </w:rPr>
+      </w:pPr>
+      <w:r>
+        <w:rPr>
+          <w:rFonts w:ascii="Times New Roman" w:hAnsi="Times New Roman" w:cs="Times New Roman"/>
+          <w:lang w:val="en-US"/>
+        </w:rPr>
+        <w:t xml:space="preserve">        private void </w:t>
+      </w:r>
+      <w:proofErr w:type="spellStart"/>
+      <w:r>
+        <w:rPr>
+          <w:rFonts w:ascii="Times New Roman" w:hAnsi="Times New Roman" w:cs="Times New Roman"/>
+          <w:lang w:val="en-US"/>
+        </w:rPr>
+        <w:t>btnLogg_</w:t>
+      </w:r>
+      <w:proofErr w:type="gramStart"/>
+      <w:r>
+        <w:rPr>
+          <w:rFonts w:ascii="Times New Roman" w:hAnsi="Times New Roman" w:cs="Times New Roman"/>
+          <w:lang w:val="en-US"/>
+        </w:rPr>
+        <w:t>Click</w:t>
+      </w:r>
+      <w:proofErr w:type="spellEnd"/>
+      <w:r>
+        <w:rPr>
+          <w:rFonts w:ascii="Times New Roman" w:hAnsi="Times New Roman" w:cs="Times New Roman"/>
+          <w:lang w:val="en-US"/>
+        </w:rPr>
+        <w:t>(</w:t>
+      </w:r>
+      <w:proofErr w:type="gramEnd"/>
+      <w:r>
+        <w:rPr>
+          <w:rFonts w:ascii="Times New Roman" w:hAnsi="Times New Roman" w:cs="Times New Roman"/>
+          <w:lang w:val="en-US"/>
+        </w:rPr>
+        <w:t xml:space="preserve">object sender, </w:t>
+      </w:r>
+      <w:proofErr w:type="spellStart"/>
+      <w:r>
+        <w:rPr>
+          <w:rFonts w:ascii="Times New Roman" w:hAnsi="Times New Roman" w:cs="Times New Roman"/>
+          <w:lang w:val="en-US"/>
+        </w:rPr>
+        <w:t>EventArgs</w:t>
+      </w:r>
+      <w:proofErr w:type="spellEnd"/>
+      <w:r>
+        <w:rPr>
+          <w:rFonts w:ascii="Times New Roman" w:hAnsi="Times New Roman" w:cs="Times New Roman"/>
+          <w:lang w:val="en-US"/>
+        </w:rPr>
+        <w:t xml:space="preserve"> e)</w:t>
+      </w:r>
+    </w:p>
+    <w:p>
+      <w:pPr>
+        <w:rPr>
+          <w:rFonts w:ascii="Times New Roman" w:hAnsi="Times New Roman" w:cs="Times New Roman"/>
+          <w:lang w:val="en-US"/>
+        </w:rPr>
+      </w:pPr>
+      <w:r>
+        <w:rPr>
+          <w:rFonts w:ascii="Times New Roman" w:hAnsi="Times New Roman" w:cs="Times New Roman"/>
+          <w:lang w:val="en-US"/>
+        </w:rPr>
+        <w:t xml:space="preserve">        {</w:t>
+      </w:r>
+    </w:p>
+    <w:p>
+      <w:pPr>
+        <w:rPr>
+          <w:rFonts w:ascii="Times New Roman" w:hAnsi="Times New Roman" w:cs="Times New Roman"/>
+          <w:lang w:val="en-US"/>
+        </w:rPr>
+      </w:pPr>
+      <w:r>
+        <w:rPr>
+          <w:rFonts w:ascii="Times New Roman" w:hAnsi="Times New Roman" w:cs="Times New Roman"/>
+          <w:lang w:val="en-US"/>
+        </w:rPr>
+        <w:t xml:space="preserve">            try</w:t>
+      </w:r>
+    </w:p>
+    <w:p>
+      <w:pPr>
+        <w:rPr>
+          <w:rFonts w:ascii="Times New Roman" w:hAnsi="Times New Roman" w:cs="Times New Roman"/>
+          <w:lang w:val="en-US"/>
+        </w:rPr>
+      </w:pPr>
+      <w:r>
+        <w:rPr>
+          <w:rFonts w:ascii="Times New Roman" w:hAnsi="Times New Roman" w:cs="Times New Roman"/>
+          <w:lang w:val="en-US"/>
+        </w:rPr>
+        <w:t xml:space="preserve">            {</w:t>
+      </w:r>
+    </w:p>
+    <w:p>
+      <w:pPr>
+        <w:rPr>
+          <w:rFonts w:ascii="Times New Roman" w:hAnsi="Times New Roman" w:cs="Times New Roman"/>
+          <w:lang w:val="en-US"/>
+        </w:rPr>
+      </w:pPr>
+      <w:r>
+        <w:rPr>
+          <w:rFonts w:ascii="Times New Roman" w:hAnsi="Times New Roman" w:cs="Times New Roman"/>
+          <w:lang w:val="en-US"/>
+        </w:rPr>
+        <w:t xml:space="preserve">                double current = </w:t>
+      </w:r>
+      <w:proofErr w:type="spellStart"/>
+      <w:proofErr w:type="gramStart"/>
+      <w:r>
+        <w:rPr>
+          <w:rFonts w:ascii="Times New Roman" w:hAnsi="Times New Roman" w:cs="Times New Roman"/>
+          <w:lang w:val="en-US"/>
+        </w:rPr>
+        <w:t>string.IsNullOrEmpty</w:t>
+      </w:r>
+      <w:proofErr w:type="spellEnd"/>
+      <w:proofErr w:type="gramEnd"/>
+      <w:r>
+        <w:rPr>
+          <w:rFonts w:ascii="Times New Roman" w:hAnsi="Times New Roman" w:cs="Times New Roman"/>
+          <w:lang w:val="en-US"/>
+        </w:rPr>
+        <w:t>(</w:t>
+      </w:r>
+      <w:proofErr w:type="spellStart"/>
+      <w:r>
+        <w:rPr>
+          <w:rFonts w:ascii="Times New Roman" w:hAnsi="Times New Roman" w:cs="Times New Roman"/>
+          <w:lang w:val="en-US"/>
+        </w:rPr>
+        <w:t>txtResult.Text</w:t>
+      </w:r>
+      <w:proofErr w:type="spellEnd"/>
+      <w:proofErr w:type="gramStart"/>
+      <w:r>
+        <w:rPr>
+          <w:rFonts w:ascii="Times New Roman" w:hAnsi="Times New Roman" w:cs="Times New Roman"/>
+          <w:lang w:val="en-US"/>
+        </w:rPr>
+        <w:t>) ?</w:t>
+      </w:r>
+      <w:proofErr w:type="gramEnd"/>
+      <w:r>
+        <w:rPr>
+          <w:rFonts w:ascii="Times New Roman" w:hAnsi="Times New Roman" w:cs="Times New Roman"/>
+          <w:lang w:val="en-US"/>
+        </w:rPr>
+        <w:t xml:space="preserve"> </w:t>
+      </w:r>
+      <w:proofErr w:type="gramStart"/>
+      <w:r>
+        <w:rPr>
+          <w:rFonts w:ascii="Times New Roman" w:hAnsi="Times New Roman" w:cs="Times New Roman"/>
+          <w:lang w:val="en-US"/>
+        </w:rPr>
+        <w:t>0 :</w:t>
+      </w:r>
+      <w:proofErr w:type="gramEnd"/>
+      <w:r>
+        <w:rPr>
+          <w:rFonts w:ascii="Times New Roman" w:hAnsi="Times New Roman" w:cs="Times New Roman"/>
+          <w:lang w:val="en-US"/>
+        </w:rPr>
+        <w:t xml:space="preserve"> </w:t>
+      </w:r>
+      <w:proofErr w:type="spellStart"/>
+      <w:r>
+        <w:rPr>
+          <w:rFonts w:ascii="Times New Roman" w:hAnsi="Times New Roman" w:cs="Times New Roman"/>
+          <w:lang w:val="en-US"/>
+        </w:rPr>
+        <w:t>Convert.ToDouble</w:t>
+      </w:r>
+      <w:proofErr w:type="spellEnd"/>
+      <w:r>
+        <w:rPr>
+          <w:rFonts w:ascii="Times New Roman" w:hAnsi="Times New Roman" w:cs="Times New Roman"/>
+          <w:lang w:val="en-US"/>
+        </w:rPr>
+        <w:t>(</w:t>
+      </w:r>
+      <w:proofErr w:type="spellStart"/>
+      <w:r>
+        <w:rPr>
+          <w:rFonts w:ascii="Times New Roman" w:hAnsi="Times New Roman" w:cs="Times New Roman"/>
+          <w:lang w:val="en-US"/>
+        </w:rPr>
+        <w:t>txtResult.Text</w:t>
+      </w:r>
+      <w:proofErr w:type="spellEnd"/>
+      <w:r>
+        <w:rPr>
+          <w:rFonts w:ascii="Times New Roman" w:hAnsi="Times New Roman" w:cs="Times New Roman"/>
+          <w:lang w:val="en-US"/>
+        </w:rPr>
+        <w:t>);</w:t>
+      </w:r>
+    </w:p>
+    <w:p>
+      <w:pPr>
+        <w:rPr>
+          <w:rFonts w:ascii="Times New Roman" w:hAnsi="Times New Roman" w:cs="Times New Roman"/>
+          <w:lang w:val="en-US"/>
+        </w:rPr>
+      </w:pPr>
+      <w:r>
+        <w:rPr>
+          <w:rFonts w:ascii="Times New Roman" w:hAnsi="Times New Roman" w:cs="Times New Roman"/>
+          <w:lang w:val="en-US"/>
+        </w:rPr>
+        <w:t xml:space="preserve">                double result = </w:t>
+      </w:r>
+      <w:proofErr w:type="spellStart"/>
+      <w:r>
+        <w:rPr>
+          <w:rFonts w:ascii="Times New Roman" w:hAnsi="Times New Roman" w:cs="Times New Roman"/>
+          <w:lang w:val="en-US"/>
+        </w:rPr>
+        <w:t>Math.Log</w:t>
+      </w:r>
+      <w:proofErr w:type="spellEnd"/>
+      <w:r>
+        <w:rPr>
+          <w:rFonts w:ascii="Times New Roman" w:hAnsi="Times New Roman" w:cs="Times New Roman"/>
+          <w:lang w:val="en-US"/>
+        </w:rPr>
+        <w:t>(current);</w:t>
+      </w:r>
+    </w:p>
+    <w:p>
+      <w:pPr>
+        <w:rPr>
+          <w:rFonts w:ascii="Times New Roman" w:hAnsi="Times New Roman" w:cs="Times New Roman"/>
+          <w:lang w:val="en-US"/>
+        </w:rPr>
+      </w:pPr>
+      <w:r>
+        <w:rPr>
+          <w:rFonts w:ascii="Times New Roman" w:hAnsi="Times New Roman" w:cs="Times New Roman"/>
+          <w:lang w:val="en-US"/>
+        </w:rPr>
+        <w:t xml:space="preserve">                </w:t>
+      </w:r>
+      <w:proofErr w:type="spellStart"/>
+      <w:r>
+        <w:rPr>
+          <w:rFonts w:ascii="Times New Roman" w:hAnsi="Times New Roman" w:cs="Times New Roman"/>
+          <w:lang w:val="en-US"/>
+        </w:rPr>
+        <w:t>txtResult.Text</w:t>
+      </w:r>
+      <w:proofErr w:type="spellEnd"/>
+      <w:r>
+        <w:rPr>
+          <w:rFonts w:ascii="Times New Roman" w:hAnsi="Times New Roman" w:cs="Times New Roman"/>
+          <w:lang w:val="en-US"/>
+        </w:rPr>
+        <w:t xml:space="preserve"> = </w:t>
+      </w:r>
+      <w:proofErr w:type="spellStart"/>
+      <w:proofErr w:type="gramStart"/>
+      <w:r>
+        <w:rPr>
+          <w:rFonts w:ascii="Times New Roman" w:hAnsi="Times New Roman" w:cs="Times New Roman"/>
+          <w:lang w:val="en-US"/>
+        </w:rPr>
+        <w:t>result.ToString</w:t>
+      </w:r>
+      <w:proofErr w:type="spellEnd"/>
+      <w:proofErr w:type="gramEnd"/>
+      <w:r>
+        <w:rPr>
+          <w:rFonts w:ascii="Times New Roman" w:hAnsi="Times New Roman" w:cs="Times New Roman"/>
+          <w:lang w:val="en-US"/>
+        </w:rPr>
+        <w:t>();</w:t>
+      </w:r>
+    </w:p>
+    <w:p>
+      <w:pPr>
+        <w:rPr>
+          <w:rFonts w:ascii="Times New Roman" w:hAnsi="Times New Roman" w:cs="Times New Roman"/>
+          <w:lang w:val="en-US"/>
+        </w:rPr>
+      </w:pPr>
+      <w:r>
+        <w:rPr>
+          <w:rFonts w:ascii="Times New Roman" w:hAnsi="Times New Roman" w:cs="Times New Roman"/>
+          <w:lang w:val="en-US"/>
+        </w:rPr>
+        <w:t xml:space="preserve">            }</w:t>
+      </w:r>
+    </w:p>
+    <w:p>
+      <w:pPr>
+        <w:rPr>
+          <w:rFonts w:ascii="Times New Roman" w:hAnsi="Times New Roman" w:cs="Times New Roman"/>
+          <w:lang w:val="en-US"/>
+        </w:rPr>
+      </w:pPr>
+      <w:r>
+        <w:rPr>
+          <w:rFonts w:ascii="Times New Roman" w:hAnsi="Times New Roman" w:cs="Times New Roman"/>
+          <w:lang w:val="en-US"/>
+        </w:rPr>
+        <w:t xml:space="preserve">            catch </w:t>
+      </w:r>
+      <w:proofErr w:type="gramStart"/>
+      <w:r>
+        <w:rPr>
+          <w:rFonts w:ascii="Times New Roman" w:hAnsi="Times New Roman" w:cs="Times New Roman"/>
+          <w:lang w:val="en-US"/>
+        </w:rPr>
+        <w:t xml:space="preserve">{ </w:t>
+      </w:r>
+      <w:proofErr w:type="spellStart"/>
+      <w:r>
+        <w:rPr>
+          <w:rFonts w:ascii="Times New Roman" w:hAnsi="Times New Roman" w:cs="Times New Roman"/>
+          <w:lang w:val="en-US"/>
+        </w:rPr>
+        <w:t>txtResult.Text</w:t>
+      </w:r>
+      <w:proofErr w:type="spellEnd"/>
+      <w:proofErr w:type="gramEnd"/>
+      <w:r>
+        <w:rPr>
+          <w:rFonts w:ascii="Times New Roman" w:hAnsi="Times New Roman" w:cs="Times New Roman"/>
+          <w:lang w:val="en-US"/>
+        </w:rPr>
+        <w:t xml:space="preserve"> = "Error"</w:t>
+      </w:r>
+      <w:proofErr w:type="gramStart"/>
+      <w:r>
+        <w:rPr>
+          <w:rFonts w:ascii="Times New Roman" w:hAnsi="Times New Roman" w:cs="Times New Roman"/>
+          <w:lang w:val="en-US"/>
+        </w:rPr>
+        <w:t>; }</w:t>
+      </w:r>
+      <w:proofErr w:type="gramEnd"/>
+    </w:p>
+    <w:p>
+      <w:pPr>
+        <w:rPr>
+          <w:rFonts w:ascii="Times New Roman" w:hAnsi="Times New Roman" w:cs="Times New Roman"/>
+          <w:lang w:val="en-US"/>
+        </w:rPr>
+      </w:pPr>
+      <w:r>
+        <w:rPr>
+          <w:rFonts w:ascii="Times New Roman" w:hAnsi="Times New Roman" w:cs="Times New Roman"/>
+          <w:lang w:val="en-US"/>
+        </w:rPr>
+        <w:t xml:space="preserve">        }</w:t>
+      </w:r>
+    </w:p>
+    <w:p>
+      <w:pPr>
+        <w:rPr>
+          <w:rFonts w:ascii="Times New Roman" w:hAnsi="Times New Roman" w:cs="Times New Roman"/>
+          <w:lang w:val="en-US"/>
+        </w:rPr>
+      </w:pPr>
+    </w:p>
+    <w:p>
+      <w:pPr>
+        <w:rPr>
+          <w:rFonts w:ascii="Times New Roman" w:hAnsi="Times New Roman" w:cs="Times New Roman"/>
+          <w:lang w:val="en-US"/>
+        </w:rPr>
+      </w:pPr>
+      <w:r>
+        <w:rPr>
+          <w:rFonts w:ascii="Times New Roman" w:hAnsi="Times New Roman" w:cs="Times New Roman"/>
+          <w:lang w:val="en-US"/>
+        </w:rPr>
+        <w:t xml:space="preserve">        private void </w:t>
+      </w:r>
+      <w:proofErr w:type="spellStart"/>
+      <w:r>
+        <w:rPr>
+          <w:rFonts w:ascii="Times New Roman" w:hAnsi="Times New Roman" w:cs="Times New Roman"/>
+          <w:lang w:val="en-US"/>
+        </w:rPr>
+        <w:t>btnAbs_</w:t>
+      </w:r>
+      <w:proofErr w:type="gramStart"/>
+      <w:r>
+        <w:rPr>
+          <w:rFonts w:ascii="Times New Roman" w:hAnsi="Times New Roman" w:cs="Times New Roman"/>
+          <w:lang w:val="en-US"/>
+        </w:rPr>
+        <w:t>Click</w:t>
+      </w:r>
+      <w:proofErr w:type="spellEnd"/>
+      <w:r>
+        <w:rPr>
+          <w:rFonts w:ascii="Times New Roman" w:hAnsi="Times New Roman" w:cs="Times New Roman"/>
+          <w:lang w:val="en-US"/>
+        </w:rPr>
+        <w:t>(</w:t>
+      </w:r>
+      <w:proofErr w:type="gramEnd"/>
+      <w:r>
+        <w:rPr>
+          <w:rFonts w:ascii="Times New Roman" w:hAnsi="Times New Roman" w:cs="Times New Roman"/>
+          <w:lang w:val="en-US"/>
+        </w:rPr>
+        <w:t xml:space="preserve">object sender, </w:t>
+      </w:r>
+      <w:proofErr w:type="spellStart"/>
+      <w:r>
+        <w:rPr>
+          <w:rFonts w:ascii="Times New Roman" w:hAnsi="Times New Roman" w:cs="Times New Roman"/>
+          <w:lang w:val="en-US"/>
+        </w:rPr>
+        <w:t>EventArgs</w:t>
+      </w:r>
+      <w:proofErr w:type="spellEnd"/>
+      <w:r>
+        <w:rPr>
+          <w:rFonts w:ascii="Times New Roman" w:hAnsi="Times New Roman" w:cs="Times New Roman"/>
+          <w:lang w:val="en-US"/>
+        </w:rPr>
+        <w:t xml:space="preserve"> e)</w:t>
+      </w:r>
+    </w:p>
+    <w:p>
+      <w:pPr>
+        <w:rPr>
+          <w:rFonts w:ascii="Times New Roman" w:hAnsi="Times New Roman" w:cs="Times New Roman"/>
+          <w:lang w:val="en-US"/>
+        </w:rPr>
+      </w:pPr>
+      <w:r>
+        <w:rPr>
+          <w:rFonts w:ascii="Times New Roman" w:hAnsi="Times New Roman" w:cs="Times New Roman"/>
+          <w:lang w:val="en-US"/>
+        </w:rPr>
+        <w:t xml:space="preserve">        {</w:t>
+      </w:r>
+    </w:p>
+    <w:p>
+      <w:pPr>
+        <w:rPr>
+          <w:rFonts w:ascii="Times New Roman" w:hAnsi="Times New Roman" w:cs="Times New Roman"/>
+          <w:lang w:val="en-US"/>
+        </w:rPr>
+      </w:pPr>
+      <w:r>
+        <w:rPr>
+          <w:rFonts w:ascii="Times New Roman" w:hAnsi="Times New Roman" w:cs="Times New Roman"/>
+          <w:lang w:val="en-US"/>
+        </w:rPr>
+        <w:t xml:space="preserve">            try</w:t>
+      </w:r>
+    </w:p>
+    <w:p>
+      <w:pPr>
+        <w:rPr>
+          <w:rFonts w:ascii="Times New Roman" w:hAnsi="Times New Roman" w:cs="Times New Roman"/>
+          <w:lang w:val="en-US"/>
+        </w:rPr>
+      </w:pPr>
+      <w:r>
+        <w:rPr>
+          <w:rFonts w:ascii="Times New Roman" w:hAnsi="Times New Roman" w:cs="Times New Roman"/>
+          <w:lang w:val="en-US"/>
+        </w:rPr>
+        <w:t xml:space="preserve">            {</w:t>
+      </w:r>
+    </w:p>
+    <w:p>
+      <w:pPr>
+        <w:rPr>
+          <w:rFonts w:ascii="Times New Roman" w:hAnsi="Times New Roman" w:cs="Times New Roman"/>
+          <w:lang w:val="en-US"/>
+        </w:rPr>
+      </w:pPr>
+      <w:r>
+        <w:rPr>
+          <w:rFonts w:ascii="Times New Roman" w:hAnsi="Times New Roman" w:cs="Times New Roman"/>
+          <w:lang w:val="en-US"/>
+        </w:rPr>
+        <w:t xml:space="preserve">                double current = </w:t>
+      </w:r>
+      <w:proofErr w:type="spellStart"/>
+      <w:proofErr w:type="gramStart"/>
+      <w:r>
+        <w:rPr>
+          <w:rFonts w:ascii="Times New Roman" w:hAnsi="Times New Roman" w:cs="Times New Roman"/>
+          <w:lang w:val="en-US"/>
+        </w:rPr>
+        <w:t>string.IsNullOrEmpty</w:t>
+      </w:r>
+      <w:proofErr w:type="spellEnd"/>
+      <w:proofErr w:type="gramEnd"/>
+      <w:r>
+        <w:rPr>
+          <w:rFonts w:ascii="Times New Roman" w:hAnsi="Times New Roman" w:cs="Times New Roman"/>
+          <w:lang w:val="en-US"/>
+        </w:rPr>
+        <w:t>(</w:t>
+      </w:r>
+      <w:proofErr w:type="spellStart"/>
+      <w:r>
+        <w:rPr>
+          <w:rFonts w:ascii="Times New Roman" w:hAnsi="Times New Roman" w:cs="Times New Roman"/>
+          <w:lang w:val="en-US"/>
+        </w:rPr>
+        <w:t>txtResult.Text</w:t>
+      </w:r>
+      <w:proofErr w:type="spellEnd"/>
+      <w:proofErr w:type="gramStart"/>
+      <w:r>
+        <w:rPr>
+          <w:rFonts w:ascii="Times New Roman" w:hAnsi="Times New Roman" w:cs="Times New Roman"/>
+          <w:lang w:val="en-US"/>
+        </w:rPr>
+        <w:t>) ?</w:t>
+      </w:r>
+      <w:proofErr w:type="gramEnd"/>
+      <w:r>
+        <w:rPr>
+          <w:rFonts w:ascii="Times New Roman" w:hAnsi="Times New Roman" w:cs="Times New Roman"/>
+          <w:lang w:val="en-US"/>
+        </w:rPr>
+        <w:t xml:space="preserve"> </w:t>
+      </w:r>
+      <w:proofErr w:type="gramStart"/>
+      <w:r>
+        <w:rPr>
+          <w:rFonts w:ascii="Times New Roman" w:hAnsi="Times New Roman" w:cs="Times New Roman"/>
+          <w:lang w:val="en-US"/>
+        </w:rPr>
+        <w:t>0 :</w:t>
+      </w:r>
+      <w:proofErr w:type="gramEnd"/>
+      <w:r>
+        <w:rPr>
+          <w:rFonts w:ascii="Times New Roman" w:hAnsi="Times New Roman" w:cs="Times New Roman"/>
+          <w:lang w:val="en-US"/>
+        </w:rPr>
+        <w:t xml:space="preserve"> </w:t>
+      </w:r>
+      <w:proofErr w:type="spellStart"/>
+      <w:r>
+        <w:rPr>
+          <w:rFonts w:ascii="Times New Roman" w:hAnsi="Times New Roman" w:cs="Times New Roman"/>
+          <w:lang w:val="en-US"/>
+        </w:rPr>
+        <w:t>Convert.ToDouble</w:t>
+      </w:r>
+      <w:proofErr w:type="spellEnd"/>
+      <w:r>
+        <w:rPr>
+          <w:rFonts w:ascii="Times New Roman" w:hAnsi="Times New Roman" w:cs="Times New Roman"/>
+          <w:lang w:val="en-US"/>
+        </w:rPr>
+        <w:t>(</w:t>
+      </w:r>
+      <w:proofErr w:type="spellStart"/>
+      <w:r>
+        <w:rPr>
+          <w:rFonts w:ascii="Times New Roman" w:hAnsi="Times New Roman" w:cs="Times New Roman"/>
+          <w:lang w:val="en-US"/>
+        </w:rPr>
+        <w:t>txtResult.Text</w:t>
+      </w:r>
+      <w:proofErr w:type="spellEnd"/>
+      <w:r>
+        <w:rPr>
+          <w:rFonts w:ascii="Times New Roman" w:hAnsi="Times New Roman" w:cs="Times New Roman"/>
+          <w:lang w:val="en-US"/>
+        </w:rPr>
+        <w:t>);</w:t>
+      </w:r>
+    </w:p>
+    <w:p>
+      <w:pPr>
+        <w:rPr>
+          <w:rFonts w:ascii="Times New Roman" w:hAnsi="Times New Roman" w:cs="Times New Roman"/>
+          <w:lang w:val="en-US"/>
+        </w:rPr>
+      </w:pPr>
+      <w:r>
+        <w:rPr>
+          <w:rFonts w:ascii="Times New Roman" w:hAnsi="Times New Roman" w:cs="Times New Roman"/>
+          <w:lang w:val="en-US"/>
+        </w:rPr>
+        <w:t xml:space="preserve">                double result = </w:t>
+      </w:r>
+      <w:proofErr w:type="spellStart"/>
+      <w:r>
+        <w:rPr>
+          <w:rFonts w:ascii="Times New Roman" w:hAnsi="Times New Roman" w:cs="Times New Roman"/>
+          <w:lang w:val="en-US"/>
+        </w:rPr>
+        <w:t>Math.Abs</w:t>
+      </w:r>
+      <w:proofErr w:type="spellEnd"/>
+      <w:r>
+        <w:rPr>
+          <w:rFonts w:ascii="Times New Roman" w:hAnsi="Times New Roman" w:cs="Times New Roman"/>
+          <w:lang w:val="en-US"/>
+        </w:rPr>
+        <w:t>(current);</w:t>
+      </w:r>
+    </w:p>
+    <w:p>
+      <w:pPr>
+        <w:rPr>
+          <w:rFonts w:ascii="Times New Roman" w:hAnsi="Times New Roman" w:cs="Times New Roman"/>
+          <w:lang w:val="en-US"/>
+        </w:rPr>
+      </w:pPr>
+      <w:r>
+        <w:rPr>
+          <w:rFonts w:ascii="Times New Roman" w:hAnsi="Times New Roman" w:cs="Times New Roman"/>
+          <w:lang w:val="en-US"/>
+        </w:rPr>
+        <w:lastRenderedPageBreak/>
+        <w:t xml:space="preserve">                </w:t>
+      </w:r>
+      <w:proofErr w:type="spellStart"/>
+      <w:r>
+        <w:rPr>
+          <w:rFonts w:ascii="Times New Roman" w:hAnsi="Times New Roman" w:cs="Times New Roman"/>
+          <w:lang w:val="en-US"/>
+        </w:rPr>
+        <w:t>txtResult.Text</w:t>
+      </w:r>
+      <w:proofErr w:type="spellEnd"/>
+      <w:r>
+        <w:rPr>
+          <w:rFonts w:ascii="Times New Roman" w:hAnsi="Times New Roman" w:cs="Times New Roman"/>
+          <w:lang w:val="en-US"/>
+        </w:rPr>
+        <w:t xml:space="preserve"> = </w:t>
+      </w:r>
+      <w:proofErr w:type="spellStart"/>
+      <w:proofErr w:type="gramStart"/>
+      <w:r>
+        <w:rPr>
+          <w:rFonts w:ascii="Times New Roman" w:hAnsi="Times New Roman" w:cs="Times New Roman"/>
+          <w:lang w:val="en-US"/>
+        </w:rPr>
+        <w:t>result.ToString</w:t>
+      </w:r>
+      <w:proofErr w:type="spellEnd"/>
+      <w:proofErr w:type="gramEnd"/>
+      <w:r>
+        <w:rPr>
+          <w:rFonts w:ascii="Times New Roman" w:hAnsi="Times New Roman" w:cs="Times New Roman"/>
+          <w:lang w:val="en-US"/>
+        </w:rPr>
+        <w:t>();</w:t>
+      </w:r>
+    </w:p>
+    <w:p>
+      <w:pPr>
+        <w:rPr>
+          <w:rFonts w:ascii="Times New Roman" w:hAnsi="Times New Roman" w:cs="Times New Roman"/>
+          <w:lang w:val="en-US"/>
+        </w:rPr>
+      </w:pPr>
+      <w:r>
+        <w:rPr>
+          <w:rFonts w:ascii="Times New Roman" w:hAnsi="Times New Roman" w:cs="Times New Roman"/>
+          <w:lang w:val="en-US"/>
+        </w:rPr>
+        <w:t xml:space="preserve">            }</w:t>
+      </w:r>
+    </w:p>
+    <w:p>
+      <w:pPr>
+        <w:rPr>
+          <w:rFonts w:ascii="Times New Roman" w:hAnsi="Times New Roman" w:cs="Times New Roman"/>
+          <w:lang w:val="en-US"/>
+        </w:rPr>
+      </w:pPr>
+      <w:r>
+        <w:rPr>
+          <w:rFonts w:ascii="Times New Roman" w:hAnsi="Times New Roman" w:cs="Times New Roman"/>
+          <w:lang w:val="en-US"/>
+        </w:rPr>
+        <w:t xml:space="preserve">            catch </w:t>
+      </w:r>
+      <w:proofErr w:type="gramStart"/>
+      <w:r>
+        <w:rPr>
+          <w:rFonts w:ascii="Times New Roman" w:hAnsi="Times New Roman" w:cs="Times New Roman"/>
+          <w:lang w:val="en-US"/>
+        </w:rPr>
+        <w:t xml:space="preserve">{ </w:t>
+      </w:r>
+      <w:proofErr w:type="spellStart"/>
+      <w:r>
+        <w:rPr>
+          <w:rFonts w:ascii="Times New Roman" w:hAnsi="Times New Roman" w:cs="Times New Roman"/>
+          <w:lang w:val="en-US"/>
+        </w:rPr>
+        <w:t>txtResult.Text</w:t>
+      </w:r>
+      <w:proofErr w:type="spellEnd"/>
+      <w:proofErr w:type="gramEnd"/>
+      <w:r>
+        <w:rPr>
+          <w:rFonts w:ascii="Times New Roman" w:hAnsi="Times New Roman" w:cs="Times New Roman"/>
+          <w:lang w:val="en-US"/>
+        </w:rPr>
+        <w:t xml:space="preserve"> = "Error"</w:t>
+      </w:r>
+      <w:proofErr w:type="gramStart"/>
+      <w:r>
+        <w:rPr>
+          <w:rFonts w:ascii="Times New Roman" w:hAnsi="Times New Roman" w:cs="Times New Roman"/>
+          <w:lang w:val="en-US"/>
+        </w:rPr>
+        <w:t>; }</w:t>
+      </w:r>
+      <w:proofErr w:type="gramEnd"/>
+    </w:p>
+    <w:p>
+      <w:pPr>
+        <w:rPr>
+          <w:rFonts w:ascii="Times New Roman" w:hAnsi="Times New Roman" w:cs="Times New Roman"/>
+          <w:lang w:val="en-US"/>
+        </w:rPr>
+      </w:pPr>
+      <w:r>
+        <w:rPr>
+          <w:rFonts w:ascii="Times New Roman" w:hAnsi="Times New Roman" w:cs="Times New Roman"/>
+          <w:lang w:val="en-US"/>
+        </w:rPr>
+        <w:t xml:space="preserve">        }</w:t>
+      </w:r>
+    </w:p>
+    <w:p>
+      <w:pPr>
+        <w:rPr>
+          <w:rFonts w:ascii="Times New Roman" w:hAnsi="Times New Roman" w:cs="Times New Roman"/>
+          <w:lang w:val="en-US"/>
+        </w:rPr>
+      </w:pPr>
+    </w:p>
+    <w:p>
+      <w:pPr>
+        <w:rPr>
+          <w:rFonts w:ascii="Times New Roman" w:hAnsi="Times New Roman" w:cs="Times New Roman"/>
+          <w:lang w:val="en-US"/>
+        </w:rPr>
+      </w:pPr>
+      <w:r>
+        <w:rPr>
+          <w:rFonts w:ascii="Times New Roman" w:hAnsi="Times New Roman" w:cs="Times New Roman"/>
+          <w:lang w:val="en-US"/>
+        </w:rPr>
+        <w:t xml:space="preserve">        private void </w:t>
+      </w:r>
+      <w:proofErr w:type="spellStart"/>
+      <w:r>
+        <w:rPr>
+          <w:rFonts w:ascii="Times New Roman" w:hAnsi="Times New Roman" w:cs="Times New Roman"/>
+          <w:lang w:val="en-US"/>
+        </w:rPr>
+        <w:t>btnPi_</w:t>
+      </w:r>
+      <w:proofErr w:type="gramStart"/>
+      <w:r>
+        <w:rPr>
+          <w:rFonts w:ascii="Times New Roman" w:hAnsi="Times New Roman" w:cs="Times New Roman"/>
+          <w:lang w:val="en-US"/>
+        </w:rPr>
+        <w:t>Click</w:t>
+      </w:r>
+      <w:proofErr w:type="spellEnd"/>
+      <w:r>
+        <w:rPr>
+          <w:rFonts w:ascii="Times New Roman" w:hAnsi="Times New Roman" w:cs="Times New Roman"/>
+          <w:lang w:val="en-US"/>
+        </w:rPr>
+        <w:t>(</w:t>
+      </w:r>
+      <w:proofErr w:type="gramEnd"/>
+      <w:r>
+        <w:rPr>
+          <w:rFonts w:ascii="Times New Roman" w:hAnsi="Times New Roman" w:cs="Times New Roman"/>
+          <w:lang w:val="en-US"/>
+        </w:rPr>
+        <w:t xml:space="preserve">object sender, </w:t>
+      </w:r>
+      <w:proofErr w:type="spellStart"/>
+      <w:r>
+        <w:rPr>
+          <w:rFonts w:ascii="Times New Roman" w:hAnsi="Times New Roman" w:cs="Times New Roman"/>
+          <w:lang w:val="en-US"/>
+        </w:rPr>
+        <w:t>EventArgs</w:t>
+      </w:r>
+      <w:proofErr w:type="spellEnd"/>
+      <w:r>
+        <w:rPr>
+          <w:rFonts w:ascii="Times New Roman" w:hAnsi="Times New Roman" w:cs="Times New Roman"/>
+          <w:lang w:val="en-US"/>
+        </w:rPr>
+        <w:t xml:space="preserve"> e)</w:t>
+      </w:r>
+    </w:p>
+    <w:p>
+      <w:pPr>
+        <w:rPr>
+          <w:rFonts w:ascii="Times New Roman" w:hAnsi="Times New Roman" w:cs="Times New Roman"/>
+          <w:lang w:val="en-US"/>
+        </w:rPr>
+      </w:pPr>
+      <w:r>
+        <w:rPr>
+          <w:rFonts w:ascii="Times New Roman" w:hAnsi="Times New Roman" w:cs="Times New Roman"/>
+          <w:lang w:val="en-US"/>
+        </w:rPr>
+        <w:t xml:space="preserve">        {</w:t>
+      </w:r>
+    </w:p>
+    <w:p>
+      <w:pPr>
+        <w:rPr>
+          <w:rFonts w:ascii="Times New Roman" w:hAnsi="Times New Roman" w:cs="Times New Roman"/>
+          <w:lang w:val="en-US"/>
+        </w:rPr>
+      </w:pPr>
+      <w:r>
+        <w:rPr>
+          <w:rFonts w:ascii="Times New Roman" w:hAnsi="Times New Roman" w:cs="Times New Roman"/>
+          <w:lang w:val="en-US"/>
+        </w:rPr>
+        <w:t xml:space="preserve">            </w:t>
+      </w:r>
+      <w:proofErr w:type="spellStart"/>
+      <w:r>
+        <w:rPr>
+          <w:rFonts w:ascii="Times New Roman" w:hAnsi="Times New Roman" w:cs="Times New Roman"/>
+          <w:lang w:val="en-US"/>
+        </w:rPr>
+        <w:t>txtResult.Text</w:t>
+      </w:r>
+      <w:proofErr w:type="spellEnd"/>
+      <w:r>
+        <w:rPr>
+          <w:rFonts w:ascii="Times New Roman" w:hAnsi="Times New Roman" w:cs="Times New Roman"/>
+          <w:lang w:val="en-US"/>
+        </w:rPr>
+        <w:t xml:space="preserve"> += </w:t>
+      </w:r>
+      <w:proofErr w:type="spellStart"/>
+      <w:r>
+        <w:rPr>
+          <w:rFonts w:ascii="Times New Roman" w:hAnsi="Times New Roman" w:cs="Times New Roman"/>
+          <w:lang w:val="en-US"/>
+        </w:rPr>
+        <w:t>Math.PI.ToString</w:t>
+      </w:r>
+      <w:proofErr w:type="spellEnd"/>
+      <w:r>
+        <w:rPr>
+          <w:rFonts w:ascii="Times New Roman" w:hAnsi="Times New Roman" w:cs="Times New Roman"/>
+          <w:lang w:val="en-US"/>
+        </w:rPr>
+        <w:t>();</w:t>
+      </w:r>
+    </w:p>
+    <w:p>
+      <w:pPr>
+        <w:rPr>
+          <w:rFonts w:ascii="Times New Roman" w:hAnsi="Times New Roman" w:cs="Times New Roman"/>
+          <w:lang w:val="en-US"/>
+        </w:rPr>
+      </w:pPr>
+      <w:r>
+        <w:rPr>
+          <w:rFonts w:ascii="Times New Roman" w:hAnsi="Times New Roman" w:cs="Times New Roman"/>
+          <w:lang w:val="en-US"/>
+        </w:rPr>
+        <w:t xml:space="preserve">        }</w:t>
+      </w:r>
+    </w:p>
+    <w:p>
+      <w:pPr>
+        <w:rPr>
+          <w:rFonts w:ascii="Times New Roman" w:hAnsi="Times New Roman" w:cs="Times New Roman"/>
+          <w:lang w:val="en-US"/>
+        </w:rPr>
+      </w:pPr>
+    </w:p>
+    <w:p>
+      <w:pPr>
+        <w:rPr>
+          <w:rFonts w:ascii="Times New Roman" w:hAnsi="Times New Roman" w:cs="Times New Roman"/>
+          <w:lang w:val="en-US"/>
+        </w:rPr>
+      </w:pPr>
+      <w:r>
+        <w:rPr>
+          <w:rFonts w:ascii="Times New Roman" w:hAnsi="Times New Roman" w:cs="Times New Roman"/>
+          <w:lang w:val="en-US"/>
+        </w:rPr>
+        <w:t xml:space="preserve">        private void </w:t>
+      </w:r>
+      <w:proofErr w:type="spellStart"/>
+      <w:r>
+        <w:rPr>
+          <w:rFonts w:ascii="Times New Roman" w:hAnsi="Times New Roman" w:cs="Times New Roman"/>
+          <w:lang w:val="en-US"/>
+        </w:rPr>
+        <w:t>btnE_</w:t>
+      </w:r>
+      <w:proofErr w:type="gramStart"/>
+      <w:r>
+        <w:rPr>
+          <w:rFonts w:ascii="Times New Roman" w:hAnsi="Times New Roman" w:cs="Times New Roman"/>
+          <w:lang w:val="en-US"/>
+        </w:rPr>
+        <w:t>Click</w:t>
+      </w:r>
+      <w:proofErr w:type="spellEnd"/>
+      <w:r>
+        <w:rPr>
+          <w:rFonts w:ascii="Times New Roman" w:hAnsi="Times New Roman" w:cs="Times New Roman"/>
+          <w:lang w:val="en-US"/>
+        </w:rPr>
+        <w:t>(</w:t>
+      </w:r>
+      <w:proofErr w:type="gramEnd"/>
+      <w:r>
+        <w:rPr>
+          <w:rFonts w:ascii="Times New Roman" w:hAnsi="Times New Roman" w:cs="Times New Roman"/>
+          <w:lang w:val="en-US"/>
+        </w:rPr>
+        <w:t xml:space="preserve">object sender, </w:t>
+      </w:r>
+      <w:proofErr w:type="spellStart"/>
+      <w:r>
+        <w:rPr>
+          <w:rFonts w:ascii="Times New Roman" w:hAnsi="Times New Roman" w:cs="Times New Roman"/>
+          <w:lang w:val="en-US"/>
+        </w:rPr>
+        <w:t>EventArgs</w:t>
+      </w:r>
+      <w:proofErr w:type="spellEnd"/>
+      <w:r>
+        <w:rPr>
+          <w:rFonts w:ascii="Times New Roman" w:hAnsi="Times New Roman" w:cs="Times New Roman"/>
+          <w:lang w:val="en-US"/>
+        </w:rPr>
+        <w:t xml:space="preserve"> e)</w:t>
+      </w:r>
+    </w:p>
+    <w:p>
+      <w:pPr>
+        <w:rPr>
+          <w:rFonts w:ascii="Times New Roman" w:hAnsi="Times New Roman" w:cs="Times New Roman"/>
+          <w:lang w:val="en-US"/>
+        </w:rPr>
+      </w:pPr>
+      <w:r>
+        <w:rPr>
+          <w:rFonts w:ascii="Times New Roman" w:hAnsi="Times New Roman" w:cs="Times New Roman"/>
+          <w:lang w:val="en-US"/>
+        </w:rPr>
+        <w:t xml:space="preserve">        {</w:t>
+      </w:r>
+    </w:p>
+    <w:p>
+      <w:pPr>
+        <w:rPr>
+          <w:rFonts w:ascii="Times New Roman" w:hAnsi="Times New Roman" w:cs="Times New Roman"/>
+          <w:lang w:val="en-US"/>
+        </w:rPr>
+      </w:pPr>
+      <w:r>
+        <w:rPr>
+          <w:rFonts w:ascii="Times New Roman" w:hAnsi="Times New Roman" w:cs="Times New Roman"/>
+          <w:lang w:val="en-US"/>
+        </w:rPr>
+        <w:t xml:space="preserve">            </w:t>
+      </w:r>
+      <w:proofErr w:type="spellStart"/>
+      <w:r>
+        <w:rPr>
+          <w:rFonts w:ascii="Times New Roman" w:hAnsi="Times New Roman" w:cs="Times New Roman"/>
+          <w:lang w:val="en-US"/>
+        </w:rPr>
+        <w:t>txtResult.Text</w:t>
+      </w:r>
+      <w:proofErr w:type="spellEnd"/>
+      <w:r>
+        <w:rPr>
+          <w:rFonts w:ascii="Times New Roman" w:hAnsi="Times New Roman" w:cs="Times New Roman"/>
+          <w:lang w:val="en-US"/>
+        </w:rPr>
+        <w:t xml:space="preserve"> += </w:t>
+      </w:r>
+      <w:proofErr w:type="spellStart"/>
+      <w:proofErr w:type="gramStart"/>
+      <w:r>
+        <w:rPr>
+          <w:rFonts w:ascii="Times New Roman" w:hAnsi="Times New Roman" w:cs="Times New Roman"/>
+          <w:lang w:val="en-US"/>
+        </w:rPr>
+        <w:t>Math.E.ToString</w:t>
+      </w:r>
+      <w:proofErr w:type="spellEnd"/>
+      <w:proofErr w:type="gramEnd"/>
+      <w:r>
+        <w:rPr>
+          <w:rFonts w:ascii="Times New Roman" w:hAnsi="Times New Roman" w:cs="Times New Roman"/>
+          <w:lang w:val="en-US"/>
+        </w:rPr>
+        <w:t>();</w:t>
+      </w:r>
+    </w:p>
+    <w:p>
+      <w:pPr>
+        <w:rPr>
+          <w:rFonts w:ascii="Times New Roman" w:hAnsi="Times New Roman" w:cs="Times New Roman"/>
+          <w:lang w:val="en-US"/>
+        </w:rPr>
+      </w:pPr>
+      <w:r>
+        <w:rPr>
+          <w:rFonts w:ascii="Times New Roman" w:hAnsi="Times New Roman" w:cs="Times New Roman"/>
+          <w:lang w:val="en-US"/>
+        </w:rPr>
+        <w:t xml:space="preserve">        }</w:t>
+      </w:r>
+    </w:p>
+    <w:p>
+      <w:pPr>
+        <w:rPr>
+          <w:rFonts w:ascii="Times New Roman" w:hAnsi="Times New Roman" w:cs="Times New Roman"/>
+          <w:lang w:val="en-US"/>
+        </w:rPr>
+      </w:pPr>
+    </w:p>
+    <w:p>
+      <w:pPr>
+        <w:rPr>
+          <w:rFonts w:ascii="Times New Roman" w:hAnsi="Times New Roman" w:cs="Times New Roman"/>
+          <w:lang w:val="en-US"/>
+        </w:rPr>
+      </w:pPr>
+      <w:r>
+        <w:rPr>
+          <w:rFonts w:ascii="Times New Roman" w:hAnsi="Times New Roman" w:cs="Times New Roman"/>
+          <w:lang w:val="en-US"/>
+        </w:rPr>
+        <w:t xml:space="preserve">        private void </w:t>
+      </w:r>
+      <w:proofErr w:type="spellStart"/>
+      <w:r>
+        <w:rPr>
+          <w:rFonts w:ascii="Times New Roman" w:hAnsi="Times New Roman" w:cs="Times New Roman"/>
+          <w:lang w:val="en-US"/>
+        </w:rPr>
+        <w:t>btnKvandrat_</w:t>
+      </w:r>
+      <w:proofErr w:type="gramStart"/>
+      <w:r>
+        <w:rPr>
+          <w:rFonts w:ascii="Times New Roman" w:hAnsi="Times New Roman" w:cs="Times New Roman"/>
+          <w:lang w:val="en-US"/>
+        </w:rPr>
+        <w:t>Click</w:t>
+      </w:r>
+      <w:proofErr w:type="spellEnd"/>
+      <w:r>
+        <w:rPr>
+          <w:rFonts w:ascii="Times New Roman" w:hAnsi="Times New Roman" w:cs="Times New Roman"/>
+          <w:lang w:val="en-US"/>
+        </w:rPr>
+        <w:t>(</w:t>
+      </w:r>
+      <w:proofErr w:type="gramEnd"/>
+      <w:r>
+        <w:rPr>
+          <w:rFonts w:ascii="Times New Roman" w:hAnsi="Times New Roman" w:cs="Times New Roman"/>
+          <w:lang w:val="en-US"/>
+        </w:rPr>
+        <w:t xml:space="preserve">object sender, </w:t>
+      </w:r>
+      <w:proofErr w:type="spellStart"/>
+      <w:r>
+        <w:rPr>
+          <w:rFonts w:ascii="Times New Roman" w:hAnsi="Times New Roman" w:cs="Times New Roman"/>
+          <w:lang w:val="en-US"/>
+        </w:rPr>
+        <w:t>EventArgs</w:t>
+      </w:r>
+      <w:proofErr w:type="spellEnd"/>
+      <w:r>
+        <w:rPr>
+          <w:rFonts w:ascii="Times New Roman" w:hAnsi="Times New Roman" w:cs="Times New Roman"/>
+          <w:lang w:val="en-US"/>
+        </w:rPr>
+        <w:t xml:space="preserve"> e)</w:t>
+      </w:r>
+    </w:p>
+    <w:p>
+      <w:pPr>
+        <w:rPr>
+          <w:rFonts w:ascii="Times New Roman" w:hAnsi="Times New Roman" w:cs="Times New Roman"/>
+          <w:lang w:val="en-US"/>
+        </w:rPr>
+      </w:pPr>
+      <w:r>
+        <w:rPr>
+          <w:rFonts w:ascii="Times New Roman" w:hAnsi="Times New Roman" w:cs="Times New Roman"/>
+          <w:lang w:val="en-US"/>
+        </w:rPr>
+        <w:t xml:space="preserve">        {</w:t>
+      </w:r>
+    </w:p>
+    <w:p>
+      <w:pPr>
+        <w:rPr>
+          <w:rFonts w:ascii="Times New Roman" w:hAnsi="Times New Roman" w:cs="Times New Roman"/>
+          <w:lang w:val="en-US"/>
+        </w:rPr>
+      </w:pPr>
+      <w:r>
+        <w:rPr>
+          <w:rFonts w:ascii="Times New Roman" w:hAnsi="Times New Roman" w:cs="Times New Roman"/>
+          <w:lang w:val="en-US"/>
+        </w:rPr>
+        <w:t xml:space="preserve">            try</w:t>
+      </w:r>
+    </w:p>
+    <w:p>
+      <w:pPr>
+        <w:rPr>
+          <w:rFonts w:ascii="Times New Roman" w:hAnsi="Times New Roman" w:cs="Times New Roman"/>
+          <w:lang w:val="en-US"/>
+        </w:rPr>
+      </w:pPr>
+      <w:r>
+        <w:rPr>
+          <w:rFonts w:ascii="Times New Roman" w:hAnsi="Times New Roman" w:cs="Times New Roman"/>
+          <w:lang w:val="en-US"/>
+        </w:rPr>
+        <w:t xml:space="preserve">            {</w:t>
+      </w:r>
+    </w:p>
+    <w:p>
+      <w:pPr>
+        <w:rPr>
+          <w:rFonts w:ascii="Times New Roman" w:hAnsi="Times New Roman" w:cs="Times New Roman"/>
+          <w:lang w:val="en-US"/>
+        </w:rPr>
+      </w:pPr>
+      <w:r>
+        <w:rPr>
+          <w:rFonts w:ascii="Times New Roman" w:hAnsi="Times New Roman" w:cs="Times New Roman"/>
+          <w:lang w:val="en-US"/>
+        </w:rPr>
+        <w:t xml:space="preserve">                double current = </w:t>
+      </w:r>
+      <w:proofErr w:type="spellStart"/>
+      <w:proofErr w:type="gramStart"/>
+      <w:r>
+        <w:rPr>
+          <w:rFonts w:ascii="Times New Roman" w:hAnsi="Times New Roman" w:cs="Times New Roman"/>
+          <w:lang w:val="en-US"/>
+        </w:rPr>
+        <w:t>string.IsNullOrEmpty</w:t>
+      </w:r>
+      <w:proofErr w:type="spellEnd"/>
+      <w:proofErr w:type="gramEnd"/>
+      <w:r>
+        <w:rPr>
+          <w:rFonts w:ascii="Times New Roman" w:hAnsi="Times New Roman" w:cs="Times New Roman"/>
+          <w:lang w:val="en-US"/>
+        </w:rPr>
+        <w:t>(</w:t>
+      </w:r>
+      <w:proofErr w:type="spellStart"/>
+      <w:r>
+        <w:rPr>
+          <w:rFonts w:ascii="Times New Roman" w:hAnsi="Times New Roman" w:cs="Times New Roman"/>
+          <w:lang w:val="en-US"/>
+        </w:rPr>
+        <w:t>txtResult.Text</w:t>
+      </w:r>
+      <w:proofErr w:type="spellEnd"/>
+      <w:proofErr w:type="gramStart"/>
+      <w:r>
+        <w:rPr>
+          <w:rFonts w:ascii="Times New Roman" w:hAnsi="Times New Roman" w:cs="Times New Roman"/>
+          <w:lang w:val="en-US"/>
+        </w:rPr>
+        <w:t>) ?</w:t>
+      </w:r>
+      <w:proofErr w:type="gramEnd"/>
+      <w:r>
+        <w:rPr>
+          <w:rFonts w:ascii="Times New Roman" w:hAnsi="Times New Roman" w:cs="Times New Roman"/>
+          <w:lang w:val="en-US"/>
+        </w:rPr>
+        <w:t xml:space="preserve"> </w:t>
+      </w:r>
+      <w:proofErr w:type="gramStart"/>
+      <w:r>
+        <w:rPr>
+          <w:rFonts w:ascii="Times New Roman" w:hAnsi="Times New Roman" w:cs="Times New Roman"/>
+          <w:lang w:val="en-US"/>
+        </w:rPr>
+        <w:t>0 :</w:t>
+      </w:r>
+      <w:proofErr w:type="gramEnd"/>
+      <w:r>
+        <w:rPr>
+          <w:rFonts w:ascii="Times New Roman" w:hAnsi="Times New Roman" w:cs="Times New Roman"/>
+          <w:lang w:val="en-US"/>
+        </w:rPr>
+        <w:t xml:space="preserve"> </w:t>
+      </w:r>
+      <w:proofErr w:type="spellStart"/>
+      <w:r>
+        <w:rPr>
+          <w:rFonts w:ascii="Times New Roman" w:hAnsi="Times New Roman" w:cs="Times New Roman"/>
+          <w:lang w:val="en-US"/>
+        </w:rPr>
+        <w:t>Convert.ToDouble</w:t>
+      </w:r>
+      <w:proofErr w:type="spellEnd"/>
+      <w:r>
+        <w:rPr>
+          <w:rFonts w:ascii="Times New Roman" w:hAnsi="Times New Roman" w:cs="Times New Roman"/>
+          <w:lang w:val="en-US"/>
+        </w:rPr>
+        <w:t>(</w:t>
+      </w:r>
+      <w:proofErr w:type="spellStart"/>
+      <w:r>
+        <w:rPr>
+          <w:rFonts w:ascii="Times New Roman" w:hAnsi="Times New Roman" w:cs="Times New Roman"/>
+          <w:lang w:val="en-US"/>
+        </w:rPr>
+        <w:t>txtResult.Text</w:t>
+      </w:r>
+      <w:proofErr w:type="spellEnd"/>
+      <w:r>
+        <w:rPr>
+          <w:rFonts w:ascii="Times New Roman" w:hAnsi="Times New Roman" w:cs="Times New Roman"/>
+          <w:lang w:val="en-US"/>
+        </w:rPr>
+        <w:t>);</w:t>
+      </w:r>
+    </w:p>
+    <w:p>
+      <w:pPr>
+        <w:rPr>
+          <w:rFonts w:ascii="Times New Roman" w:hAnsi="Times New Roman" w:cs="Times New Roman"/>
+          <w:lang w:val="en-US"/>
+        </w:rPr>
+      </w:pPr>
+      <w:r>
+        <w:rPr>
+          <w:rFonts w:ascii="Times New Roman" w:hAnsi="Times New Roman" w:cs="Times New Roman"/>
+          <w:lang w:val="en-US"/>
+        </w:rPr>
+        <w:t xml:space="preserve">                double result = current * current;</w:t>
+      </w:r>
+    </w:p>
+    <w:p>
+      <w:pPr>
+        <w:rPr>
+          <w:rFonts w:ascii="Times New Roman" w:hAnsi="Times New Roman" w:cs="Times New Roman"/>
+          <w:lang w:val="en-US"/>
+        </w:rPr>
+      </w:pPr>
+      <w:r>
+        <w:rPr>
+          <w:rFonts w:ascii="Times New Roman" w:hAnsi="Times New Roman" w:cs="Times New Roman"/>
+          <w:lang w:val="en-US"/>
+        </w:rPr>
+        <w:t xml:space="preserve">                </w:t>
+      </w:r>
+      <w:proofErr w:type="spellStart"/>
+      <w:r>
+        <w:rPr>
+          <w:rFonts w:ascii="Times New Roman" w:hAnsi="Times New Roman" w:cs="Times New Roman"/>
+          <w:lang w:val="en-US"/>
+        </w:rPr>
+        <w:t>txtResult.Text</w:t>
+      </w:r>
+      <w:proofErr w:type="spellEnd"/>
+      <w:r>
+        <w:rPr>
+          <w:rFonts w:ascii="Times New Roman" w:hAnsi="Times New Roman" w:cs="Times New Roman"/>
+          <w:lang w:val="en-US"/>
+        </w:rPr>
+        <w:t xml:space="preserve"> = </w:t>
+      </w:r>
+      <w:proofErr w:type="spellStart"/>
+      <w:proofErr w:type="gramStart"/>
+      <w:r>
+        <w:rPr>
+          <w:rFonts w:ascii="Times New Roman" w:hAnsi="Times New Roman" w:cs="Times New Roman"/>
+          <w:lang w:val="en-US"/>
+        </w:rPr>
+        <w:t>result.ToString</w:t>
+      </w:r>
+      <w:proofErr w:type="spellEnd"/>
+      <w:proofErr w:type="gramEnd"/>
+      <w:r>
+        <w:rPr>
+          <w:rFonts w:ascii="Times New Roman" w:hAnsi="Times New Roman" w:cs="Times New Roman"/>
+          <w:lang w:val="en-US"/>
+        </w:rPr>
+        <w:t>();</w:t>
+      </w:r>
+    </w:p>
+    <w:p>
+      <w:pPr>
+        <w:rPr>
+          <w:rFonts w:ascii="Times New Roman" w:hAnsi="Times New Roman" w:cs="Times New Roman"/>
+          <w:lang w:val="en-US"/>
+        </w:rPr>
+      </w:pPr>
+      <w:r>
+        <w:rPr>
+          <w:rFonts w:ascii="Times New Roman" w:hAnsi="Times New Roman" w:cs="Times New Roman"/>
+          <w:lang w:val="en-US"/>
+        </w:rPr>
+        <w:t xml:space="preserve">            }</w:t>
+      </w:r>
+    </w:p>
+    <w:p>
+      <w:pPr>
+        <w:rPr>
+          <w:rFonts w:ascii="Times New Roman" w:hAnsi="Times New Roman" w:cs="Times New Roman"/>
+          <w:lang w:val="en-US"/>
+        </w:rPr>
+      </w:pPr>
+      <w:r>
+        <w:rPr>
+          <w:rFonts w:ascii="Times New Roman" w:hAnsi="Times New Roman" w:cs="Times New Roman"/>
+          <w:lang w:val="en-US"/>
+        </w:rPr>
+        <w:t xml:space="preserve">            catch </w:t>
+      </w:r>
+      <w:proofErr w:type="gramStart"/>
+      <w:r>
+        <w:rPr>
+          <w:rFonts w:ascii="Times New Roman" w:hAnsi="Times New Roman" w:cs="Times New Roman"/>
+          <w:lang w:val="en-US"/>
+        </w:rPr>
+        <w:t xml:space="preserve">{ </w:t>
+      </w:r>
+      <w:proofErr w:type="spellStart"/>
+      <w:r>
+        <w:rPr>
+          <w:rFonts w:ascii="Times New Roman" w:hAnsi="Times New Roman" w:cs="Times New Roman"/>
+          <w:lang w:val="en-US"/>
+        </w:rPr>
+        <w:t>txtResult.Text</w:t>
+      </w:r>
+      <w:proofErr w:type="spellEnd"/>
+      <w:proofErr w:type="gramEnd"/>
+      <w:r>
+        <w:rPr>
+          <w:rFonts w:ascii="Times New Roman" w:hAnsi="Times New Roman" w:cs="Times New Roman"/>
+          <w:lang w:val="en-US"/>
+        </w:rPr>
+        <w:t xml:space="preserve"> = "Error"</w:t>
+      </w:r>
+      <w:proofErr w:type="gramStart"/>
+      <w:r>
+        <w:rPr>
+          <w:rFonts w:ascii="Times New Roman" w:hAnsi="Times New Roman" w:cs="Times New Roman"/>
+          <w:lang w:val="en-US"/>
+        </w:rPr>
+        <w:t>; }</w:t>
+      </w:r>
+      <w:proofErr w:type="gramEnd"/>
+    </w:p>
+    <w:p>
+      <w:pPr>
+        <w:rPr>
+          <w:rFonts w:ascii="Times New Roman" w:hAnsi="Times New Roman" w:cs="Times New Roman"/>
+          <w:lang w:val="en-US"/>
+        </w:rPr>
+      </w:pPr>
+      <w:r>
+        <w:rPr>
+          <w:rFonts w:ascii="Times New Roman" w:hAnsi="Times New Roman" w:cs="Times New Roman"/>
+          <w:lang w:val="en-US"/>
+        </w:rPr>
+        <w:t xml:space="preserve">        }</w:t>
+      </w:r>
+    </w:p>
+    <w:p>
+      <w:pPr>
+        <w:rPr>
+          <w:rFonts w:ascii="Times New Roman" w:hAnsi="Times New Roman" w:cs="Times New Roman"/>
+          <w:lang w:val="en-US"/>
+        </w:rPr>
+      </w:pPr>
+    </w:p>
+    <w:p>
+      <w:pPr>
+        <w:rPr>
+          <w:rFonts w:ascii="Times New Roman" w:hAnsi="Times New Roman" w:cs="Times New Roman"/>
+          <w:lang w:val="en-US"/>
+        </w:rPr>
+      </w:pPr>
+      <w:r>
+        <w:rPr>
+          <w:rFonts w:ascii="Times New Roman" w:hAnsi="Times New Roman" w:cs="Times New Roman"/>
+          <w:lang w:val="en-US"/>
+        </w:rPr>
+        <w:t xml:space="preserve">        private void </w:t>
+      </w:r>
+      <w:proofErr w:type="spellStart"/>
+      <w:r>
+        <w:rPr>
+          <w:rFonts w:ascii="Times New Roman" w:hAnsi="Times New Roman" w:cs="Times New Roman"/>
+          <w:lang w:val="en-US"/>
+        </w:rPr>
+        <w:t>btnDel_</w:t>
+      </w:r>
+      <w:proofErr w:type="gramStart"/>
+      <w:r>
+        <w:rPr>
+          <w:rFonts w:ascii="Times New Roman" w:hAnsi="Times New Roman" w:cs="Times New Roman"/>
+          <w:lang w:val="en-US"/>
+        </w:rPr>
+        <w:t>Click</w:t>
+      </w:r>
+      <w:proofErr w:type="spellEnd"/>
+      <w:r>
+        <w:rPr>
+          <w:rFonts w:ascii="Times New Roman" w:hAnsi="Times New Roman" w:cs="Times New Roman"/>
+          <w:lang w:val="en-US"/>
+        </w:rPr>
+        <w:t>(</w:t>
+      </w:r>
+      <w:proofErr w:type="gramEnd"/>
+      <w:r>
+        <w:rPr>
+          <w:rFonts w:ascii="Times New Roman" w:hAnsi="Times New Roman" w:cs="Times New Roman"/>
+          <w:lang w:val="en-US"/>
+        </w:rPr>
+        <w:t xml:space="preserve">object sender, </w:t>
+      </w:r>
+      <w:proofErr w:type="spellStart"/>
+      <w:r>
+        <w:rPr>
+          <w:rFonts w:ascii="Times New Roman" w:hAnsi="Times New Roman" w:cs="Times New Roman"/>
+          <w:lang w:val="en-US"/>
+        </w:rPr>
+        <w:t>EventArgs</w:t>
+      </w:r>
+      <w:proofErr w:type="spellEnd"/>
+      <w:r>
+        <w:rPr>
+          <w:rFonts w:ascii="Times New Roman" w:hAnsi="Times New Roman" w:cs="Times New Roman"/>
+          <w:lang w:val="en-US"/>
+        </w:rPr>
+        <w:t xml:space="preserve"> e)</w:t>
+      </w:r>
+    </w:p>
+    <w:p>
+      <w:pPr>
+        <w:rPr>
+          <w:rFonts w:ascii="Times New Roman" w:hAnsi="Times New Roman" w:cs="Times New Roman"/>
+          <w:lang w:val="en-US"/>
+        </w:rPr>
+      </w:pPr>
+      <w:r>
+        <w:rPr>
+          <w:rFonts w:ascii="Times New Roman" w:hAnsi="Times New Roman" w:cs="Times New Roman"/>
+          <w:lang w:val="en-US"/>
+        </w:rPr>
+        <w:t xml:space="preserve">        {</w:t>
+      </w:r>
+    </w:p>
+    <w:p>
+      <w:pPr>
+        <w:rPr>
+          <w:rFonts w:ascii="Times New Roman" w:hAnsi="Times New Roman" w:cs="Times New Roman"/>
+          <w:lang w:val="en-US"/>
+        </w:rPr>
+      </w:pPr>
+      <w:r>
+        <w:rPr>
+          <w:rFonts w:ascii="Times New Roman" w:hAnsi="Times New Roman" w:cs="Times New Roman"/>
+          <w:lang w:val="en-US"/>
+        </w:rPr>
+        <w:t xml:space="preserve">            if (</w:t>
+      </w:r>
+      <w:proofErr w:type="spellStart"/>
+      <w:proofErr w:type="gramStart"/>
+      <w:r>
+        <w:rPr>
+          <w:rFonts w:ascii="Times New Roman" w:hAnsi="Times New Roman" w:cs="Times New Roman"/>
+          <w:lang w:val="en-US"/>
+        </w:rPr>
+        <w:t>txtResult.Text.Length</w:t>
+      </w:r>
+      <w:proofErr w:type="spellEnd"/>
+      <w:proofErr w:type="gramEnd"/>
+      <w:r>
+        <w:rPr>
+          <w:rFonts w:ascii="Times New Roman" w:hAnsi="Times New Roman" w:cs="Times New Roman"/>
+          <w:lang w:val="en-US"/>
+        </w:rPr>
+        <w:t xml:space="preserve"> &gt; 0)</w:t>
+      </w:r>
+    </w:p>
+    <w:p>
+      <w:pPr>
+        <w:rPr>
+          <w:rFonts w:ascii="Times New Roman" w:hAnsi="Times New Roman" w:cs="Times New Roman"/>
+          <w:lang w:val="en-US"/>
+        </w:rPr>
+      </w:pPr>
+      <w:r>
+        <w:rPr>
+          <w:rFonts w:ascii="Times New Roman" w:hAnsi="Times New Roman" w:cs="Times New Roman"/>
+          <w:lang w:val="en-US"/>
+        </w:rPr>
+        <w:t xml:space="preserve">                </w:t>
+      </w:r>
+      <w:proofErr w:type="spellStart"/>
+      <w:r>
+        <w:rPr>
+          <w:rFonts w:ascii="Times New Roman" w:hAnsi="Times New Roman" w:cs="Times New Roman"/>
+          <w:lang w:val="en-US"/>
+        </w:rPr>
+        <w:t>txtResult.Text</w:t>
+      </w:r>
+      <w:proofErr w:type="spellEnd"/>
+      <w:r>
+        <w:rPr>
+          <w:rFonts w:ascii="Times New Roman" w:hAnsi="Times New Roman" w:cs="Times New Roman"/>
+          <w:lang w:val="en-US"/>
+        </w:rPr>
+        <w:t xml:space="preserve"> = </w:t>
+      </w:r>
+      <w:proofErr w:type="spellStart"/>
+      <w:proofErr w:type="gramStart"/>
+      <w:r>
+        <w:rPr>
+          <w:rFonts w:ascii="Times New Roman" w:hAnsi="Times New Roman" w:cs="Times New Roman"/>
+          <w:lang w:val="en-US"/>
+        </w:rPr>
+        <w:t>txtResult.Text.Substring</w:t>
+      </w:r>
+      <w:proofErr w:type="spellEnd"/>
+      <w:proofErr w:type="gramEnd"/>
+      <w:r>
+        <w:rPr>
+          <w:rFonts w:ascii="Times New Roman" w:hAnsi="Times New Roman" w:cs="Times New Roman"/>
+          <w:lang w:val="en-US"/>
+        </w:rPr>
+        <w:t xml:space="preserve">(0, </w:t>
+      </w:r>
+      <w:proofErr w:type="spellStart"/>
+      <w:proofErr w:type="gramStart"/>
+      <w:r>
+        <w:rPr>
+          <w:rFonts w:ascii="Times New Roman" w:hAnsi="Times New Roman" w:cs="Times New Roman"/>
+          <w:lang w:val="en-US"/>
+        </w:rPr>
+        <w:t>txtResult.Text.Length</w:t>
+      </w:r>
+      <w:proofErr w:type="spellEnd"/>
+      <w:proofErr w:type="gramEnd"/>
+      <w:r>
+        <w:rPr>
+          <w:rFonts w:ascii="Times New Roman" w:hAnsi="Times New Roman" w:cs="Times New Roman"/>
+          <w:lang w:val="en-US"/>
+        </w:rPr>
+        <w:t xml:space="preserve"> - 1);</w:t>
+      </w:r>
+    </w:p>
+    <w:p>
+      <w:pPr>
+        <w:rPr>
+          <w:rFonts w:ascii="Times New Roman" w:hAnsi="Times New Roman" w:cs="Times New Roman"/>
+          <w:lang w:val="en-US"/>
+        </w:rPr>
+      </w:pPr>
+      <w:r>
+        <w:rPr>
+          <w:rFonts w:ascii="Times New Roman" w:hAnsi="Times New Roman" w:cs="Times New Roman"/>
+          <w:lang w:val="en-US"/>
+        </w:rPr>
+        <w:t xml:space="preserve">        }</w:t>
+      </w:r>
+    </w:p>
+    <w:p>
+      <w:pPr>
+        <w:rPr>
+          <w:rFonts w:ascii="Times New Roman" w:hAnsi="Times New Roman" w:cs="Times New Roman"/>
+          <w:lang w:val="en-US"/>
+        </w:rPr>
+      </w:pPr>
+    </w:p>
+    <w:p>
+      <w:pPr>
+        <w:rPr>
+          <w:rFonts w:ascii="Times New Roman" w:hAnsi="Times New Roman" w:cs="Times New Roman"/>
+          <w:lang w:val="en-US"/>
+        </w:rPr>
+      </w:pPr>
+      <w:r>
+        <w:rPr>
+          <w:rFonts w:ascii="Times New Roman" w:hAnsi="Times New Roman" w:cs="Times New Roman"/>
+          <w:lang w:val="en-US"/>
+        </w:rPr>
+        <w:t xml:space="preserve">        private void </w:t>
+      </w:r>
+      <w:proofErr w:type="spellStart"/>
+      <w:r>
+        <w:rPr>
+          <w:rFonts w:ascii="Times New Roman" w:hAnsi="Times New Roman" w:cs="Times New Roman"/>
+          <w:lang w:val="en-US"/>
+        </w:rPr>
+        <w:t>btnC_</w:t>
+      </w:r>
+      <w:proofErr w:type="gramStart"/>
+      <w:r>
+        <w:rPr>
+          <w:rFonts w:ascii="Times New Roman" w:hAnsi="Times New Roman" w:cs="Times New Roman"/>
+          <w:lang w:val="en-US"/>
+        </w:rPr>
+        <w:t>Click</w:t>
+      </w:r>
+      <w:proofErr w:type="spellEnd"/>
+      <w:r>
+        <w:rPr>
+          <w:rFonts w:ascii="Times New Roman" w:hAnsi="Times New Roman" w:cs="Times New Roman"/>
+          <w:lang w:val="en-US"/>
+        </w:rPr>
+        <w:t>(</w:t>
+      </w:r>
+      <w:proofErr w:type="gramEnd"/>
+      <w:r>
+        <w:rPr>
+          <w:rFonts w:ascii="Times New Roman" w:hAnsi="Times New Roman" w:cs="Times New Roman"/>
+          <w:lang w:val="en-US"/>
+        </w:rPr>
+        <w:t xml:space="preserve">object sender, </w:t>
+      </w:r>
+      <w:proofErr w:type="spellStart"/>
+      <w:r>
+        <w:rPr>
+          <w:rFonts w:ascii="Times New Roman" w:hAnsi="Times New Roman" w:cs="Times New Roman"/>
+          <w:lang w:val="en-US"/>
+        </w:rPr>
+        <w:t>EventArgs</w:t>
+      </w:r>
+      <w:proofErr w:type="spellEnd"/>
+      <w:r>
+        <w:rPr>
+          <w:rFonts w:ascii="Times New Roman" w:hAnsi="Times New Roman" w:cs="Times New Roman"/>
+          <w:lang w:val="en-US"/>
+        </w:rPr>
+        <w:t xml:space="preserve"> e)</w:t>
+      </w:r>
+    </w:p>
+    <w:p>
+      <w:pPr>
+        <w:rPr>
+          <w:rFonts w:ascii="Times New Roman" w:hAnsi="Times New Roman" w:cs="Times New Roman"/>
+          <w:lang w:val="en-US"/>
+        </w:rPr>
+      </w:pPr>
+      <w:r>
+        <w:rPr>
+          <w:rFonts w:ascii="Times New Roman" w:hAnsi="Times New Roman" w:cs="Times New Roman"/>
+          <w:lang w:val="en-US"/>
+        </w:rPr>
+        <w:t xml:space="preserve">        {</w:t>
+      </w:r>
+    </w:p>
+    <w:p>
+      <w:pPr>
+        <w:rPr>
+          <w:rFonts w:ascii="Times New Roman" w:hAnsi="Times New Roman" w:cs="Times New Roman"/>
+          <w:lang w:val="en-US"/>
+        </w:rPr>
+      </w:pPr>
+      <w:r>
+        <w:rPr>
+          <w:rFonts w:ascii="Times New Roman" w:hAnsi="Times New Roman" w:cs="Times New Roman"/>
+          <w:lang w:val="en-US"/>
+        </w:rPr>
+        <w:lastRenderedPageBreak/>
+        <w:t xml:space="preserve">            </w:t>
+      </w:r>
+      <w:proofErr w:type="spellStart"/>
+      <w:r>
+        <w:rPr>
+          <w:rFonts w:ascii="Times New Roman" w:hAnsi="Times New Roman" w:cs="Times New Roman"/>
+          <w:lang w:val="en-US"/>
+        </w:rPr>
+        <w:t>txtResult.Text</w:t>
+      </w:r>
+      <w:proofErr w:type="spellEnd"/>
+      <w:r>
+        <w:rPr>
+          <w:rFonts w:ascii="Times New Roman" w:hAnsi="Times New Roman" w:cs="Times New Roman"/>
+          <w:lang w:val="en-US"/>
+        </w:rPr>
+        <w:t xml:space="preserve"> = "";</w:t>
+      </w:r>
+    </w:p>
+    <w:p>
+      <w:pPr>
+        <w:rPr>
+          <w:rFonts w:ascii="Times New Roman" w:hAnsi="Times New Roman" w:cs="Times New Roman"/>
+          <w:lang w:val="en-US"/>
+        </w:rPr>
+      </w:pPr>
+      <w:r>
+        <w:rPr>
+          <w:rFonts w:ascii="Times New Roman" w:hAnsi="Times New Roman" w:cs="Times New Roman"/>
+          <w:lang w:val="en-US"/>
+        </w:rPr>
+        <w:t xml:space="preserve">        }</w:t>
+      </w:r>
+    </w:p>
+    <w:p>
+      <w:pPr>
+        <w:rPr>
+          <w:rFonts w:ascii="Times New Roman" w:hAnsi="Times New Roman" w:cs="Times New Roman"/>
+          <w:lang w:val="en-US"/>
+        </w:rPr>
+      </w:pPr>
+    </w:p>
+    <w:p>
+      <w:pPr>
+        <w:rPr>
+          <w:rFonts w:ascii="Times New Roman" w:hAnsi="Times New Roman" w:cs="Times New Roman"/>
+          <w:lang w:val="en-US"/>
+        </w:rPr>
+      </w:pPr>
+      <w:r>
+        <w:rPr>
+          <w:rFonts w:ascii="Times New Roman" w:hAnsi="Times New Roman" w:cs="Times New Roman"/>
+          <w:lang w:val="en-US"/>
+        </w:rPr>
+        <w:t xml:space="preserve">        private void </w:t>
+      </w:r>
+      <w:proofErr w:type="spellStart"/>
+      <w:r>
+        <w:rPr>
+          <w:rFonts w:ascii="Times New Roman" w:hAnsi="Times New Roman" w:cs="Times New Roman"/>
+          <w:lang w:val="en-US"/>
+        </w:rPr>
+        <w:t>btnAns_</w:t>
+      </w:r>
+      <w:proofErr w:type="gramStart"/>
+      <w:r>
+        <w:rPr>
+          <w:rFonts w:ascii="Times New Roman" w:hAnsi="Times New Roman" w:cs="Times New Roman"/>
+          <w:lang w:val="en-US"/>
+        </w:rPr>
+        <w:t>Click</w:t>
+      </w:r>
+      <w:proofErr w:type="spellEnd"/>
+      <w:r>
+        <w:rPr>
+          <w:rFonts w:ascii="Times New Roman" w:hAnsi="Times New Roman" w:cs="Times New Roman"/>
+          <w:lang w:val="en-US"/>
+        </w:rPr>
+        <w:t>(</w:t>
+      </w:r>
+      <w:proofErr w:type="gramEnd"/>
+      <w:r>
+        <w:rPr>
+          <w:rFonts w:ascii="Times New Roman" w:hAnsi="Times New Roman" w:cs="Times New Roman"/>
+          <w:lang w:val="en-US"/>
+        </w:rPr>
+        <w:t xml:space="preserve">object sender, </w:t>
+      </w:r>
+      <w:proofErr w:type="spellStart"/>
+      <w:r>
+        <w:rPr>
+          <w:rFonts w:ascii="Times New Roman" w:hAnsi="Times New Roman" w:cs="Times New Roman"/>
+          <w:lang w:val="en-US"/>
+        </w:rPr>
+        <w:t>EventArgs</w:t>
+      </w:r>
+      <w:proofErr w:type="spellEnd"/>
+      <w:r>
+        <w:rPr>
+          <w:rFonts w:ascii="Times New Roman" w:hAnsi="Times New Roman" w:cs="Times New Roman"/>
+          <w:lang w:val="en-US"/>
+        </w:rPr>
+        <w:t xml:space="preserve"> e)</w:t>
+      </w:r>
+    </w:p>
+    <w:p>
+      <w:pPr>
+        <w:rPr>
+          <w:rFonts w:ascii="Times New Roman" w:hAnsi="Times New Roman" w:cs="Times New Roman"/>
+          <w:lang w:val="en-US"/>
+        </w:rPr>
+      </w:pPr>
+      <w:r>
+        <w:rPr>
+          <w:rFonts w:ascii="Times New Roman" w:hAnsi="Times New Roman" w:cs="Times New Roman"/>
+          <w:lang w:val="en-US"/>
+        </w:rPr>
+        <w:t xml:space="preserve">        {</w:t>
+      </w:r>
+    </w:p>
+    <w:p>
+      <w:pPr>
+        <w:rPr>
+          <w:rFonts w:ascii="Times New Roman" w:hAnsi="Times New Roman" w:cs="Times New Roman"/>
+          <w:lang w:val="en-US"/>
+        </w:rPr>
+      </w:pPr>
+      <w:r>
+        <w:rPr>
+          <w:rFonts w:ascii="Times New Roman" w:hAnsi="Times New Roman" w:cs="Times New Roman"/>
+          <w:lang w:val="en-US"/>
+        </w:rPr>
+        <w:t xml:space="preserve">            </w:t>
+      </w:r>
+      <w:proofErr w:type="spellStart"/>
+      <w:r>
+        <w:rPr>
+          <w:rFonts w:ascii="Times New Roman" w:hAnsi="Times New Roman" w:cs="Times New Roman"/>
+          <w:lang w:val="en-US"/>
+        </w:rPr>
+        <w:t>txtResult.Text</w:t>
+      </w:r>
+      <w:proofErr w:type="spellEnd"/>
+      <w:r>
+        <w:rPr>
+          <w:rFonts w:ascii="Times New Roman" w:hAnsi="Times New Roman" w:cs="Times New Roman"/>
+          <w:lang w:val="en-US"/>
+        </w:rPr>
+        <w:t xml:space="preserve"> += </w:t>
+      </w:r>
+      <w:proofErr w:type="spellStart"/>
+      <w:proofErr w:type="gramStart"/>
+      <w:r>
+        <w:rPr>
+          <w:rFonts w:ascii="Times New Roman" w:hAnsi="Times New Roman" w:cs="Times New Roman"/>
+          <w:lang w:val="en-US"/>
+        </w:rPr>
+        <w:t>memory.ToString</w:t>
+      </w:r>
+      <w:proofErr w:type="spellEnd"/>
+      <w:proofErr w:type="gramEnd"/>
+      <w:r>
+        <w:rPr>
+          <w:rFonts w:ascii="Times New Roman" w:hAnsi="Times New Roman" w:cs="Times New Roman"/>
+          <w:lang w:val="en-US"/>
+        </w:rPr>
+        <w:t>();</w:t>
+      </w:r>
+    </w:p>
+    <w:p>
+      <w:pPr>
+        <w:rPr>
+          <w:rFonts w:ascii="Times New Roman" w:hAnsi="Times New Roman" w:cs="Times New Roman"/>
+          <w:lang w:val="en-US"/>
+        </w:rPr>
+      </w:pPr>
+      <w:r>
+        <w:rPr>
+          <w:rFonts w:ascii="Times New Roman" w:hAnsi="Times New Roman" w:cs="Times New Roman"/>
+          <w:lang w:val="en-US"/>
+        </w:rPr>
+        <w:t xml:space="preserve">        }</w:t>
+      </w:r>
+    </w:p>
+    <w:p>
+      <w:pPr>
+        <w:rPr>
+          <w:rFonts w:ascii="Times New Roman" w:hAnsi="Times New Roman" w:cs="Times New Roman"/>
+          <w:lang w:val="en-US"/>
+        </w:rPr>
+      </w:pPr>
+    </w:p>
+    <w:p>
+      <w:pPr>
+        <w:rPr>
+          <w:rFonts w:ascii="Times New Roman" w:hAnsi="Times New Roman" w:cs="Times New Roman"/>
+          <w:lang w:val="en-US"/>
+        </w:rPr>
+      </w:pPr>
+      <w:r>
+        <w:rPr>
+          <w:rFonts w:ascii="Times New Roman" w:hAnsi="Times New Roman" w:cs="Times New Roman"/>
+          <w:lang w:val="en-US"/>
+        </w:rPr>
+        <w:t xml:space="preserve">        private void </w:t>
+      </w:r>
+      <w:proofErr w:type="spellStart"/>
+      <w:r>
+        <w:rPr>
+          <w:rFonts w:ascii="Times New Roman" w:hAnsi="Times New Roman" w:cs="Times New Roman"/>
+          <w:lang w:val="en-US"/>
+        </w:rPr>
+        <w:t>Sum_</w:t>
+      </w:r>
+      <w:proofErr w:type="gramStart"/>
+      <w:r>
+        <w:rPr>
+          <w:rFonts w:ascii="Times New Roman" w:hAnsi="Times New Roman" w:cs="Times New Roman"/>
+          <w:lang w:val="en-US"/>
+        </w:rPr>
+        <w:t>Click</w:t>
+      </w:r>
+      <w:proofErr w:type="spellEnd"/>
+      <w:r>
+        <w:rPr>
+          <w:rFonts w:ascii="Times New Roman" w:hAnsi="Times New Roman" w:cs="Times New Roman"/>
+          <w:lang w:val="en-US"/>
+        </w:rPr>
+        <w:t>(</w:t>
+      </w:r>
+      <w:proofErr w:type="gramEnd"/>
+      <w:r>
+        <w:rPr>
+          <w:rFonts w:ascii="Times New Roman" w:hAnsi="Times New Roman" w:cs="Times New Roman"/>
+          <w:lang w:val="en-US"/>
+        </w:rPr>
+        <w:t xml:space="preserve">object sender, </w:t>
+      </w:r>
+      <w:proofErr w:type="spellStart"/>
+      <w:r>
+        <w:rPr>
+          <w:rFonts w:ascii="Times New Roman" w:hAnsi="Times New Roman" w:cs="Times New Roman"/>
+          <w:lang w:val="en-US"/>
+        </w:rPr>
+        <w:t>EventArgs</w:t>
+      </w:r>
+      <w:proofErr w:type="spellEnd"/>
+      <w:r>
+        <w:rPr>
+          <w:rFonts w:ascii="Times New Roman" w:hAnsi="Times New Roman" w:cs="Times New Roman"/>
+          <w:lang w:val="en-US"/>
+        </w:rPr>
+        <w:t xml:space="preserve"> e)</w:t>
+      </w:r>
+    </w:p>
+    <w:p>
+      <w:pPr>
+        <w:rPr>
+          <w:rFonts w:ascii="Times New Roman" w:hAnsi="Times New Roman" w:cs="Times New Roman"/>
+          <w:lang w:val="en-US"/>
+        </w:rPr>
+      </w:pPr>
+      <w:r>
+        <w:rPr>
+          <w:rFonts w:ascii="Times New Roman" w:hAnsi="Times New Roman" w:cs="Times New Roman"/>
+          <w:lang w:val="en-US"/>
+        </w:rPr>
+        <w:t xml:space="preserve">        {</w:t>
+      </w:r>
+    </w:p>
+    <w:p>
+      <w:pPr>
+        <w:rPr>
+          <w:rFonts w:ascii="Times New Roman" w:hAnsi="Times New Roman" w:cs="Times New Roman"/>
+          <w:lang w:val="en-US"/>
+        </w:rPr>
+      </w:pPr>
+      <w:r>
+        <w:rPr>
+          <w:rFonts w:ascii="Times New Roman" w:hAnsi="Times New Roman" w:cs="Times New Roman"/>
+          <w:lang w:val="en-US"/>
+        </w:rPr>
+        <w:t xml:space="preserve">            try</w:t>
+      </w:r>
+    </w:p>
+    <w:p>
+      <w:pPr>
+        <w:rPr>
+          <w:rFonts w:ascii="Times New Roman" w:hAnsi="Times New Roman" w:cs="Times New Roman"/>
+          <w:lang w:val="en-US"/>
+        </w:rPr>
+      </w:pPr>
+      <w:r>
+        <w:rPr>
+          <w:rFonts w:ascii="Times New Roman" w:hAnsi="Times New Roman" w:cs="Times New Roman"/>
+          <w:lang w:val="en-US"/>
+        </w:rPr>
+        <w:t xml:space="preserve">            {</w:t>
+      </w:r>
+    </w:p>
+    <w:p>
+      <w:pPr>
+        <w:rPr>
+          <w:rFonts w:ascii="Times New Roman" w:hAnsi="Times New Roman" w:cs="Times New Roman"/>
+          <w:lang w:val="en-US"/>
+        </w:rPr>
+      </w:pPr>
+      <w:r>
+        <w:rPr>
+          <w:rFonts w:ascii="Times New Roman" w:hAnsi="Times New Roman" w:cs="Times New Roman"/>
+          <w:lang w:val="en-US"/>
+        </w:rPr>
+        <w:t xml:space="preserve">                string expression = </w:t>
+      </w:r>
+      <w:proofErr w:type="spellStart"/>
+      <w:proofErr w:type="gramStart"/>
+      <w:r>
+        <w:rPr>
+          <w:rFonts w:ascii="Times New Roman" w:hAnsi="Times New Roman" w:cs="Times New Roman"/>
+          <w:lang w:val="en-US"/>
+        </w:rPr>
+        <w:t>txtResult.Text.Replace</w:t>
+      </w:r>
+      <w:proofErr w:type="spellEnd"/>
+      <w:proofErr w:type="gramEnd"/>
+      <w:r>
+        <w:rPr>
+          <w:rFonts w:ascii="Times New Roman" w:hAnsi="Times New Roman" w:cs="Times New Roman"/>
+          <w:lang w:val="en-US"/>
+        </w:rPr>
+        <w:t>(",", ".");</w:t>
+      </w:r>
+    </w:p>
+    <w:p>
+      <w:pPr>
+        <w:rPr>
+          <w:rFonts w:ascii="Times New Roman" w:hAnsi="Times New Roman" w:cs="Times New Roman"/>
+          <w:lang w:val="en-US"/>
+        </w:rPr>
+      </w:pPr>
+    </w:p>
+    <w:p>
+      <w:pPr>
+        <w:rPr>
+          <w:rFonts w:ascii="Times New Roman" w:hAnsi="Times New Roman" w:cs="Times New Roman"/>
+          <w:lang w:val="en-US"/>
+        </w:rPr>
+      </w:pPr>
+      <w:r>
+        <w:rPr>
+          <w:rFonts w:ascii="Times New Roman" w:hAnsi="Times New Roman" w:cs="Times New Roman"/>
+          <w:lang w:val="en-US"/>
+        </w:rPr>
+        <w:t xml:space="preserve">                var result = new </w:t>
+      </w:r>
+      <w:proofErr w:type="spellStart"/>
+      <w:proofErr w:type="gramStart"/>
+      <w:r>
+        <w:rPr>
+          <w:rFonts w:ascii="Times New Roman" w:hAnsi="Times New Roman" w:cs="Times New Roman"/>
+          <w:lang w:val="en-US"/>
+        </w:rPr>
+        <w:t>System.Data.DataTable</w:t>
+      </w:r>
+      <w:proofErr w:type="spellEnd"/>
+      <w:proofErr w:type="gramEnd"/>
+      <w:r>
+        <w:rPr>
+          <w:rFonts w:ascii="Times New Roman" w:hAnsi="Times New Roman" w:cs="Times New Roman"/>
+          <w:lang w:val="en-US"/>
+        </w:rPr>
+        <w:t>(</w:t>
+      </w:r>
+      <w:proofErr w:type="gramStart"/>
+      <w:r>
+        <w:rPr>
+          <w:rFonts w:ascii="Times New Roman" w:hAnsi="Times New Roman" w:cs="Times New Roman"/>
+          <w:lang w:val="en-US"/>
+        </w:rPr>
+        <w:t>).Compute</w:t>
+      </w:r>
+      <w:proofErr w:type="gramEnd"/>
+      <w:r>
+        <w:rPr>
+          <w:rFonts w:ascii="Times New Roman" w:hAnsi="Times New Roman" w:cs="Times New Roman"/>
+          <w:lang w:val="en-US"/>
+        </w:rPr>
+        <w:t>(expression, null);</w:t>
+      </w:r>
+    </w:p>
+    <w:p>
+      <w:pPr>
+        <w:rPr>
+          <w:rFonts w:ascii="Times New Roman" w:hAnsi="Times New Roman" w:cs="Times New Roman"/>
+          <w:lang w:val="en-US"/>
+        </w:rPr>
+      </w:pPr>
+      <w:r>
+        <w:rPr>
+          <w:rFonts w:ascii="Times New Roman" w:hAnsi="Times New Roman" w:cs="Times New Roman"/>
+          <w:lang w:val="en-US"/>
+        </w:rPr>
+        <w:t xml:space="preserve">                memory = </w:t>
+      </w:r>
+      <w:proofErr w:type="spellStart"/>
+      <w:r>
+        <w:rPr>
+          <w:rFonts w:ascii="Times New Roman" w:hAnsi="Times New Roman" w:cs="Times New Roman"/>
+          <w:lang w:val="en-US"/>
+        </w:rPr>
+        <w:t>Convert.ToDouble</w:t>
+      </w:r>
+      <w:proofErr w:type="spellEnd"/>
+      <w:r>
+        <w:rPr>
+          <w:rFonts w:ascii="Times New Roman" w:hAnsi="Times New Roman" w:cs="Times New Roman"/>
+          <w:lang w:val="en-US"/>
+        </w:rPr>
+        <w:t>(result);</w:t>
+      </w:r>
+    </w:p>
+    <w:p>
+      <w:pPr>
+        <w:rPr>
+          <w:rFonts w:ascii="Times New Roman" w:hAnsi="Times New Roman" w:cs="Times New Roman"/>
+          <w:lang w:val="en-US"/>
+        </w:rPr>
+      </w:pPr>
+      <w:r>
+        <w:rPr>
+          <w:rFonts w:ascii="Times New Roman" w:hAnsi="Times New Roman" w:cs="Times New Roman"/>
+          <w:lang w:val="en-US"/>
+        </w:rPr>
+        <w:t xml:space="preserve">                </w:t>
+      </w:r>
+      <w:proofErr w:type="spellStart"/>
+      <w:r>
+        <w:rPr>
+          <w:rFonts w:ascii="Times New Roman" w:hAnsi="Times New Roman" w:cs="Times New Roman"/>
+          <w:lang w:val="en-US"/>
+        </w:rPr>
+        <w:t>txtResult.Text</w:t>
+      </w:r>
+      <w:proofErr w:type="spellEnd"/>
+      <w:r>
+        <w:rPr>
+          <w:rFonts w:ascii="Times New Roman" w:hAnsi="Times New Roman" w:cs="Times New Roman"/>
+          <w:lang w:val="en-US"/>
+        </w:rPr>
+        <w:t xml:space="preserve"> = </w:t>
+      </w:r>
+      <w:proofErr w:type="spellStart"/>
+      <w:proofErr w:type="gramStart"/>
+      <w:r>
+        <w:rPr>
+          <w:rFonts w:ascii="Times New Roman" w:hAnsi="Times New Roman" w:cs="Times New Roman"/>
+          <w:lang w:val="en-US"/>
+        </w:rPr>
+        <w:t>result.ToString</w:t>
+      </w:r>
+      <w:proofErr w:type="spellEnd"/>
+      <w:proofErr w:type="gramEnd"/>
+      <w:r>
+        <w:rPr>
+          <w:rFonts w:ascii="Times New Roman" w:hAnsi="Times New Roman" w:cs="Times New Roman"/>
+          <w:lang w:val="en-US"/>
+        </w:rPr>
+        <w:t>();</w:t>
+      </w:r>
+    </w:p>
+    <w:p>
+      <w:pPr>
+        <w:rPr>
+          <w:rFonts w:ascii="Times New Roman" w:hAnsi="Times New Roman" w:cs="Times New Roman"/>
+          <w:lang w:val="en-US"/>
+        </w:rPr>
+      </w:pPr>
+      <w:r>
+        <w:rPr>
+          <w:rFonts w:ascii="Times New Roman" w:hAnsi="Times New Roman" w:cs="Times New Roman"/>
+          <w:lang w:val="en-US"/>
+        </w:rPr>
+        <w:t xml:space="preserve">            }</w:t>
+      </w:r>
+    </w:p>
+    <w:p>
+      <w:pPr>
+        <w:rPr>
+          <w:rFonts w:ascii="Times New Roman" w:hAnsi="Times New Roman" w:cs="Times New Roman"/>
+          <w:lang w:val="en-US"/>
+        </w:rPr>
+      </w:pPr>
+      <w:r>
+        <w:rPr>
+          <w:rFonts w:ascii="Times New Roman" w:hAnsi="Times New Roman" w:cs="Times New Roman"/>
+          <w:lang w:val="en-US"/>
+        </w:rPr>
+        <w:t xml:space="preserve">            catch (Exception ex)</w:t>
+      </w:r>
+    </w:p>
+    <w:p>
+      <w:pPr>
+        <w:rPr>
+          <w:rFonts w:ascii="Times New Roman" w:hAnsi="Times New Roman" w:cs="Times New Roman"/>
+          <w:lang w:val="en-US"/>
+        </w:rPr>
+      </w:pPr>
+      <w:r>
+        <w:rPr>
+          <w:rFonts w:ascii="Times New Roman" w:hAnsi="Times New Roman" w:cs="Times New Roman"/>
+          <w:lang w:val="en-US"/>
+        </w:rPr>
+        <w:t xml:space="preserve">            {</w:t>
+      </w:r>
+    </w:p>
+    <w:p>
+      <w:pPr>
+        <w:rPr>
+          <w:rFonts w:ascii="Times New Roman" w:hAnsi="Times New Roman" w:cs="Times New Roman"/>
+          <w:lang w:val="en-US"/>
+        </w:rPr>
+      </w:pPr>
+      <w:r>
+        <w:rPr>
+          <w:rFonts w:ascii="Times New Roman" w:hAnsi="Times New Roman" w:cs="Times New Roman"/>
+          <w:lang w:val="en-US"/>
+        </w:rPr>
+        <w:t xml:space="preserve">                </w:t>
+      </w:r>
+      <w:proofErr w:type="spellStart"/>
+      <w:r>
+        <w:rPr>
+          <w:rFonts w:ascii="Times New Roman" w:hAnsi="Times New Roman" w:cs="Times New Roman"/>
+          <w:lang w:val="en-US"/>
+        </w:rPr>
+        <w:t>txtResult.Text</w:t>
+      </w:r>
+      <w:proofErr w:type="spellEnd"/>
+      <w:r>
+        <w:rPr>
+          <w:rFonts w:ascii="Times New Roman" w:hAnsi="Times New Roman" w:cs="Times New Roman"/>
+          <w:lang w:val="en-US"/>
+        </w:rPr>
+        <w:t xml:space="preserve"> = "Error";</w:t>
+      </w:r>
+    </w:p>
+    <w:p>
+      <w:pPr>
+        <w:rPr>
+          <w:rFonts w:ascii="Times New Roman" w:hAnsi="Times New Roman" w:cs="Times New Roman"/>
+          <w:lang w:val="en-US"/>
+        </w:rPr>
+      </w:pPr>
+      <w:r>
+        <w:rPr>
+          <w:rFonts w:ascii="Times New Roman" w:hAnsi="Times New Roman" w:cs="Times New Roman"/>
+          <w:lang w:val="en-US"/>
+        </w:rPr>
+        <w:t xml:space="preserve">            }</w:t>
+      </w:r>
+    </w:p>
+    <w:p>
+      <w:pPr>
+        <w:rPr>
+          <w:rFonts w:ascii="Times New Roman" w:hAnsi="Times New Roman" w:cs="Times New Roman"/>
+          <w:lang w:val="en-US"/>
+        </w:rPr>
+      </w:pPr>
+      <w:r>
+        <w:rPr>
+          <w:rFonts w:ascii="Times New Roman" w:hAnsi="Times New Roman" w:cs="Times New Roman"/>
+          <w:lang w:val="en-US"/>
+        </w:rPr>
+        <w:t xml:space="preserve">        }</w:t>
+      </w:r>
+    </w:p>
+    <w:p>
+      <w:pPr>
+        <w:rPr>
+          <w:rFonts w:ascii="Times New Roman" w:hAnsi="Times New Roman" w:cs="Times New Roman"/>
+          <w:lang w:val="en-US"/>
+        </w:rPr>
+      </w:pPr>
+    </w:p>
+    <w:p>
+      <w:pPr>
+        <w:rPr>
+          <w:rFonts w:ascii="Times New Roman" w:hAnsi="Times New Roman" w:cs="Times New Roman"/>
+          <w:lang w:val="en-US"/>
+        </w:rPr>
+      </w:pPr>
+      <w:r>
+        <w:rPr>
+          <w:rFonts w:ascii="Times New Roman" w:hAnsi="Times New Roman" w:cs="Times New Roman"/>
+          <w:lang w:val="en-US"/>
+        </w:rPr>
+        <w:t xml:space="preserve">        private void Form1_</w:t>
+      </w:r>
+      <w:proofErr w:type="gramStart"/>
+      <w:r>
+        <w:rPr>
+          <w:rFonts w:ascii="Times New Roman" w:hAnsi="Times New Roman" w:cs="Times New Roman"/>
+          <w:lang w:val="en-US"/>
+        </w:rPr>
+        <w:t>Load(</w:t>
+      </w:r>
+      <w:proofErr w:type="gramEnd"/>
+      <w:r>
+        <w:rPr>
+          <w:rFonts w:ascii="Times New Roman" w:hAnsi="Times New Roman" w:cs="Times New Roman"/>
+          <w:lang w:val="en-US"/>
+        </w:rPr>
+        <w:t xml:space="preserve">object sender, </w:t>
+      </w:r>
+      <w:proofErr w:type="spellStart"/>
+      <w:r>
+        <w:rPr>
+          <w:rFonts w:ascii="Times New Roman" w:hAnsi="Times New Roman" w:cs="Times New Roman"/>
+          <w:lang w:val="en-US"/>
+        </w:rPr>
+        <w:t>EventArgs</w:t>
+      </w:r>
+      <w:proofErr w:type="spellEnd"/>
+      <w:r>
+        <w:rPr>
+          <w:rFonts w:ascii="Times New Roman" w:hAnsi="Times New Roman" w:cs="Times New Roman"/>
+          <w:lang w:val="en-US"/>
+        </w:rPr>
+        <w:t xml:space="preserve"> e)</w:t>
+      </w:r>
+    </w:p>
+    <w:p>
+      <w:pPr>
+        <w:rPr>
+          <w:rFonts w:ascii="Times New Roman" w:hAnsi="Times New Roman" w:cs="Times New Roman"/>
+          <w:lang w:val="en-US"/>
+        </w:rPr>
+      </w:pPr>
+      <w:r>
+        <w:rPr>
+          <w:rFonts w:ascii="Times New Roman" w:hAnsi="Times New Roman" w:cs="Times New Roman"/>
+          <w:lang w:val="en-US"/>
+        </w:rPr>
+        <w:t xml:space="preserve">        {</w:t>
+      </w:r>
+    </w:p>
+    <w:p>
+      <w:pPr>
+        <w:rPr>
+          <w:rFonts w:ascii="Times New Roman" w:hAnsi="Times New Roman" w:cs="Times New Roman"/>
+          <w:lang w:val="en-US"/>
+        </w:rPr>
+      </w:pPr>
+      <w:r>
+        <w:rPr>
+          <w:rFonts w:ascii="Times New Roman" w:hAnsi="Times New Roman" w:cs="Times New Roman"/>
+          <w:lang w:val="en-US"/>
+        </w:rPr>
+        <w:t xml:space="preserve">            btn1.Click += </w:t>
+      </w:r>
+      <w:proofErr w:type="spellStart"/>
+      <w:r>
+        <w:rPr>
+          <w:rFonts w:ascii="Times New Roman" w:hAnsi="Times New Roman" w:cs="Times New Roman"/>
+          <w:lang w:val="en-US"/>
+        </w:rPr>
+        <w:t>Number_Click</w:t>
+      </w:r>
+      <w:proofErr w:type="spellEnd"/>
+      <w:r>
+        <w:rPr>
+          <w:rFonts w:ascii="Times New Roman" w:hAnsi="Times New Roman" w:cs="Times New Roman"/>
+          <w:lang w:val="en-US"/>
+        </w:rPr>
+        <w:t>;</w:t>
+      </w:r>
+    </w:p>
+    <w:p>
+      <w:pPr>
+        <w:rPr>
+          <w:rFonts w:ascii="Times New Roman" w:hAnsi="Times New Roman" w:cs="Times New Roman"/>
+          <w:lang w:val="en-US"/>
+        </w:rPr>
+      </w:pPr>
+      <w:r>
+        <w:rPr>
+          <w:rFonts w:ascii="Times New Roman" w:hAnsi="Times New Roman" w:cs="Times New Roman"/>
+          <w:lang w:val="en-US"/>
+        </w:rPr>
+        <w:t xml:space="preserve">            btn2.Click += </w:t>
+      </w:r>
+      <w:proofErr w:type="spellStart"/>
+      <w:r>
+        <w:rPr>
+          <w:rFonts w:ascii="Times New Roman" w:hAnsi="Times New Roman" w:cs="Times New Roman"/>
+          <w:lang w:val="en-US"/>
+        </w:rPr>
+        <w:t>Number_Click</w:t>
+      </w:r>
+      <w:proofErr w:type="spellEnd"/>
+      <w:r>
+        <w:rPr>
+          <w:rFonts w:ascii="Times New Roman" w:hAnsi="Times New Roman" w:cs="Times New Roman"/>
+          <w:lang w:val="en-US"/>
+        </w:rPr>
+        <w:t>;</w:t>
+      </w:r>
+    </w:p>
+    <w:p>
+      <w:pPr>
+        <w:rPr>
+          <w:rFonts w:ascii="Times New Roman" w:hAnsi="Times New Roman" w:cs="Times New Roman"/>
+          <w:lang w:val="en-US"/>
+        </w:rPr>
+      </w:pPr>
+      <w:r>
+        <w:rPr>
+          <w:rFonts w:ascii="Times New Roman" w:hAnsi="Times New Roman" w:cs="Times New Roman"/>
+          <w:lang w:val="en-US"/>
+        </w:rPr>
+        <w:t xml:space="preserve">            btn3.Click += </w:t>
+      </w:r>
+      <w:proofErr w:type="spellStart"/>
+      <w:r>
+        <w:rPr>
+          <w:rFonts w:ascii="Times New Roman" w:hAnsi="Times New Roman" w:cs="Times New Roman"/>
+          <w:lang w:val="en-US"/>
+        </w:rPr>
+        <w:t>Number_Click</w:t>
+      </w:r>
+      <w:proofErr w:type="spellEnd"/>
+      <w:r>
+        <w:rPr>
+          <w:rFonts w:ascii="Times New Roman" w:hAnsi="Times New Roman" w:cs="Times New Roman"/>
+          <w:lang w:val="en-US"/>
+        </w:rPr>
+        <w:t>;</w:t>
+      </w:r>
+    </w:p>
+    <w:p>
+      <w:pPr>
+        <w:rPr>
+          <w:rFonts w:ascii="Times New Roman" w:hAnsi="Times New Roman" w:cs="Times New Roman"/>
+          <w:lang w:val="en-US"/>
+        </w:rPr>
+      </w:pPr>
+      <w:r>
+        <w:rPr>
+          <w:rFonts w:ascii="Times New Roman" w:hAnsi="Times New Roman" w:cs="Times New Roman"/>
+          <w:lang w:val="en-US"/>
+        </w:rPr>
+        <w:t xml:space="preserve">            btn4.Click += </w:t>
+      </w:r>
+      <w:proofErr w:type="spellStart"/>
+      <w:r>
+        <w:rPr>
+          <w:rFonts w:ascii="Times New Roman" w:hAnsi="Times New Roman" w:cs="Times New Roman"/>
+          <w:lang w:val="en-US"/>
+        </w:rPr>
+        <w:t>Number_Click</w:t>
+      </w:r>
+      <w:proofErr w:type="spellEnd"/>
+      <w:r>
+        <w:rPr>
+          <w:rFonts w:ascii="Times New Roman" w:hAnsi="Times New Roman" w:cs="Times New Roman"/>
+          <w:lang w:val="en-US"/>
+        </w:rPr>
+        <w:t>;</w:t>
+      </w:r>
+    </w:p>
+    <w:p>
+      <w:pPr>
+        <w:rPr>
+          <w:rFonts w:ascii="Times New Roman" w:hAnsi="Times New Roman" w:cs="Times New Roman"/>
+          <w:lang w:val="en-US"/>
+        </w:rPr>
+      </w:pPr>
+      <w:r>
+        <w:rPr>
+          <w:rFonts w:ascii="Times New Roman" w:hAnsi="Times New Roman" w:cs="Times New Roman"/>
+          <w:lang w:val="en-US"/>
+        </w:rPr>
+        <w:t xml:space="preserve">            btn5.Click += </w:t>
+      </w:r>
+      <w:proofErr w:type="spellStart"/>
+      <w:r>
+        <w:rPr>
+          <w:rFonts w:ascii="Times New Roman" w:hAnsi="Times New Roman" w:cs="Times New Roman"/>
+          <w:lang w:val="en-US"/>
+        </w:rPr>
+        <w:t>Number_Click</w:t>
+      </w:r>
+      <w:proofErr w:type="spellEnd"/>
+      <w:r>
+        <w:rPr>
+          <w:rFonts w:ascii="Times New Roman" w:hAnsi="Times New Roman" w:cs="Times New Roman"/>
+          <w:lang w:val="en-US"/>
+        </w:rPr>
+        <w:t>;</w:t>
+      </w:r>
+    </w:p>
+    <w:p>
+      <w:pPr>
+        <w:rPr>
+          <w:rFonts w:ascii="Times New Roman" w:hAnsi="Times New Roman" w:cs="Times New Roman"/>
+          <w:lang w:val="en-US"/>
+        </w:rPr>
+      </w:pPr>
+      <w:r>
+        <w:rPr>
+          <w:rFonts w:ascii="Times New Roman" w:hAnsi="Times New Roman" w:cs="Times New Roman"/>
+          <w:lang w:val="en-US"/>
+        </w:rPr>
+        <w:t xml:space="preserve">            btn6.Click += </w:t>
+      </w:r>
+      <w:proofErr w:type="spellStart"/>
+      <w:r>
+        <w:rPr>
+          <w:rFonts w:ascii="Times New Roman" w:hAnsi="Times New Roman" w:cs="Times New Roman"/>
+          <w:lang w:val="en-US"/>
+        </w:rPr>
+        <w:t>Number_Click</w:t>
+      </w:r>
+      <w:proofErr w:type="spellEnd"/>
+      <w:r>
+        <w:rPr>
+          <w:rFonts w:ascii="Times New Roman" w:hAnsi="Times New Roman" w:cs="Times New Roman"/>
+          <w:lang w:val="en-US"/>
+        </w:rPr>
+        <w:t>;</w:t>
+      </w:r>
+    </w:p>
+    <w:p>
+      <w:pPr>
+        <w:rPr>
+          <w:rFonts w:ascii="Times New Roman" w:hAnsi="Times New Roman" w:cs="Times New Roman"/>
+          <w:lang w:val="en-US"/>
+        </w:rPr>
+      </w:pPr>
+      <w:r>
+        <w:rPr>
+          <w:rFonts w:ascii="Times New Roman" w:hAnsi="Times New Roman" w:cs="Times New Roman"/>
+          <w:lang w:val="en-US"/>
+        </w:rPr>
+        <w:t xml:space="preserve">            btn7.Click += </w:t>
+      </w:r>
+      <w:proofErr w:type="spellStart"/>
+      <w:r>
+        <w:rPr>
+          <w:rFonts w:ascii="Times New Roman" w:hAnsi="Times New Roman" w:cs="Times New Roman"/>
+          <w:lang w:val="en-US"/>
+        </w:rPr>
+        <w:t>Number_Click</w:t>
+      </w:r>
+      <w:proofErr w:type="spellEnd"/>
+      <w:r>
+        <w:rPr>
+          <w:rFonts w:ascii="Times New Roman" w:hAnsi="Times New Roman" w:cs="Times New Roman"/>
+          <w:lang w:val="en-US"/>
+        </w:rPr>
+        <w:t>;</w:t>
+      </w:r>
+    </w:p>
+    <w:p>
+      <w:pPr>
+        <w:rPr>
+          <w:rFonts w:ascii="Times New Roman" w:hAnsi="Times New Roman" w:cs="Times New Roman"/>
+          <w:lang w:val="en-US"/>
+        </w:rPr>
+      </w:pPr>
+      <w:r>
+        <w:rPr>
+          <w:rFonts w:ascii="Times New Roman" w:hAnsi="Times New Roman" w:cs="Times New Roman"/>
+          <w:lang w:val="en-US"/>
+        </w:rPr>
+        <w:t xml:space="preserve">            btn8.Click += </w:t>
+      </w:r>
+      <w:proofErr w:type="spellStart"/>
+      <w:r>
+        <w:rPr>
+          <w:rFonts w:ascii="Times New Roman" w:hAnsi="Times New Roman" w:cs="Times New Roman"/>
+          <w:lang w:val="en-US"/>
+        </w:rPr>
+        <w:t>Number_Click</w:t>
+      </w:r>
+      <w:proofErr w:type="spellEnd"/>
+      <w:r>
+        <w:rPr>
+          <w:rFonts w:ascii="Times New Roman" w:hAnsi="Times New Roman" w:cs="Times New Roman"/>
+          <w:lang w:val="en-US"/>
+        </w:rPr>
+        <w:t>;</w:t>
+      </w:r>
+    </w:p>
+    <w:p>
+      <w:pPr>
+        <w:rPr>
+          <w:rFonts w:ascii="Times New Roman" w:hAnsi="Times New Roman" w:cs="Times New Roman"/>
+          <w:lang w:val="en-US"/>
+        </w:rPr>
+      </w:pPr>
+      <w:r>
+        <w:rPr>
+          <w:rFonts w:ascii="Times New Roman" w:hAnsi="Times New Roman" w:cs="Times New Roman"/>
+          <w:lang w:val="en-US"/>
+        </w:rPr>
+        <w:lastRenderedPageBreak/>
+        <w:t xml:space="preserve">            btn9.Click += </w:t>
+      </w:r>
+      <w:proofErr w:type="spellStart"/>
+      <w:r>
+        <w:rPr>
+          <w:rFonts w:ascii="Times New Roman" w:hAnsi="Times New Roman" w:cs="Times New Roman"/>
+          <w:lang w:val="en-US"/>
+        </w:rPr>
+        <w:t>Number_Click</w:t>
+      </w:r>
+      <w:proofErr w:type="spellEnd"/>
+      <w:r>
+        <w:rPr>
+          <w:rFonts w:ascii="Times New Roman" w:hAnsi="Times New Roman" w:cs="Times New Roman"/>
+          <w:lang w:val="en-US"/>
+        </w:rPr>
+        <w:t>;</w:t>
+      </w:r>
+    </w:p>
+    <w:p>
+      <w:pPr>
+        <w:rPr>
+          <w:rFonts w:ascii="Times New Roman" w:hAnsi="Times New Roman" w:cs="Times New Roman"/>
+          <w:lang w:val="en-US"/>
+        </w:rPr>
+      </w:pPr>
+      <w:r>
+        <w:rPr>
+          <w:rFonts w:ascii="Times New Roman" w:hAnsi="Times New Roman" w:cs="Times New Roman"/>
+          <w:lang w:val="en-US"/>
+        </w:rPr>
+        <w:t xml:space="preserve">            btn0.Click += </w:t>
+      </w:r>
+      <w:proofErr w:type="spellStart"/>
+      <w:r>
+        <w:rPr>
+          <w:rFonts w:ascii="Times New Roman" w:hAnsi="Times New Roman" w:cs="Times New Roman"/>
+          <w:lang w:val="en-US"/>
+        </w:rPr>
+        <w:t>Number_Click</w:t>
+      </w:r>
+      <w:proofErr w:type="spellEnd"/>
+      <w:r>
+        <w:rPr>
+          <w:rFonts w:ascii="Times New Roman" w:hAnsi="Times New Roman" w:cs="Times New Roman"/>
+          <w:lang w:val="en-US"/>
+        </w:rPr>
+        <w:t>;</w:t>
+      </w:r>
+    </w:p>
+    <w:p>
+      <w:pPr>
+        <w:rPr>
+          <w:rFonts w:ascii="Times New Roman" w:hAnsi="Times New Roman" w:cs="Times New Roman"/>
+          <w:lang w:val="en-US"/>
+        </w:rPr>
+      </w:pPr>
+      <w:r>
+        <w:rPr>
+          <w:rFonts w:ascii="Times New Roman" w:hAnsi="Times New Roman" w:cs="Times New Roman"/>
+          <w:lang w:val="en-US"/>
+        </w:rPr>
+        <w:t xml:space="preserve">        }</w:t>
+      </w:r>
+    </w:p>
+    <w:p>
+      <w:pPr>
+        <w:rPr>
+          <w:rFonts w:ascii="Times New Roman" w:hAnsi="Times New Roman" w:cs="Times New Roman"/>
+          <w:lang w:val="en-US"/>
+        </w:rPr>
+      </w:pPr>
+    </w:p>
+    <w:p>
+      <w:pPr>
+        <w:rPr>
+          <w:rFonts w:ascii="Times New Roman" w:hAnsi="Times New Roman" w:cs="Times New Roman"/>
+          <w:lang w:val="en-US"/>
+        </w:rPr>
+      </w:pPr>
+      <w:r>
+        <w:rPr>
+          <w:rFonts w:ascii="Times New Roman" w:hAnsi="Times New Roman" w:cs="Times New Roman"/>
+          <w:lang w:val="en-US"/>
+        </w:rPr>
+        <w:t xml:space="preserve">        private void </w:t>
+      </w:r>
+      <w:proofErr w:type="spellStart"/>
+      <w:r>
+        <w:rPr>
+          <w:rFonts w:ascii="Times New Roman" w:hAnsi="Times New Roman" w:cs="Times New Roman"/>
+          <w:lang w:val="en-US"/>
+        </w:rPr>
+        <w:t>btnSumma_</w:t>
+      </w:r>
+      <w:proofErr w:type="gramStart"/>
+      <w:r>
+        <w:rPr>
+          <w:rFonts w:ascii="Times New Roman" w:hAnsi="Times New Roman" w:cs="Times New Roman"/>
+          <w:lang w:val="en-US"/>
+        </w:rPr>
+        <w:t>Click</w:t>
+      </w:r>
+      <w:proofErr w:type="spellEnd"/>
+      <w:r>
+        <w:rPr>
+          <w:rFonts w:ascii="Times New Roman" w:hAnsi="Times New Roman" w:cs="Times New Roman"/>
+          <w:lang w:val="en-US"/>
+        </w:rPr>
+        <w:t>(</w:t>
+      </w:r>
+      <w:proofErr w:type="gramEnd"/>
+      <w:r>
+        <w:rPr>
+          <w:rFonts w:ascii="Times New Roman" w:hAnsi="Times New Roman" w:cs="Times New Roman"/>
+          <w:lang w:val="en-US"/>
+        </w:rPr>
+        <w:t xml:space="preserve">object sender, </w:t>
+      </w:r>
+      <w:proofErr w:type="spellStart"/>
+      <w:r>
+        <w:rPr>
+          <w:rFonts w:ascii="Times New Roman" w:hAnsi="Times New Roman" w:cs="Times New Roman"/>
+          <w:lang w:val="en-US"/>
+        </w:rPr>
+        <w:t>EventArgs</w:t>
+      </w:r>
+      <w:proofErr w:type="spellEnd"/>
+      <w:r>
+        <w:rPr>
+          <w:rFonts w:ascii="Times New Roman" w:hAnsi="Times New Roman" w:cs="Times New Roman"/>
+          <w:lang w:val="en-US"/>
+        </w:rPr>
+        <w:t xml:space="preserve"> e)</w:t>
+      </w:r>
+    </w:p>
+    <w:p>
+      <w:pPr>
+        <w:rPr>
+          <w:rFonts w:ascii="Times New Roman" w:hAnsi="Times New Roman" w:cs="Times New Roman"/>
+        </w:rPr>
+      </w:pPr>
+      <w:r>
+        <w:rPr>
+          <w:rFonts w:ascii="Times New Roman" w:hAnsi="Times New Roman" w:cs="Times New Roman"/>
+          <w:lang w:val="en-US"/>
+        </w:rPr>
+        <w:t xml:space="preserve">        </w:t>
+      </w:r>
+      <w:r>
+        <w:rPr>
+          <w:rFonts w:ascii="Times New Roman" w:hAnsi="Times New Roman" w:cs="Times New Roman"/>
+        </w:rPr>
+        <w:t>{</w:t>
+      </w:r>
+    </w:p>
+    <w:p>
+      <w:pPr>
+        <w:rPr>
+          <w:rFonts w:ascii="Times New Roman" w:hAnsi="Times New Roman" w:cs="Times New Roman"/>
+        </w:rPr>
+      </w:pPr>
+      <w:r>
+        <w:rPr>
+          <w:rFonts w:ascii="Times New Roman" w:hAnsi="Times New Roman" w:cs="Times New Roman"/>
+        </w:rPr>
+        <w:t xml:space="preserve">            </w:t>
+      </w:r>
+      <w:proofErr w:type="spellStart"/>
+      <w:r>
+        <w:rPr>
+          <w:rFonts w:ascii="Times New Roman" w:hAnsi="Times New Roman" w:cs="Times New Roman"/>
+        </w:rPr>
+        <w:t>txtResult.Text</w:t>
+      </w:r>
+      <w:proofErr w:type="spellEnd"/>
+      <w:r>
+        <w:rPr>
+          <w:rFonts w:ascii="Times New Roman" w:hAnsi="Times New Roman" w:cs="Times New Roman"/>
+        </w:rPr>
+        <w:t xml:space="preserve"> = "";</w:t>
+      </w:r>
+    </w:p>
+    <w:p>
+      <w:pPr>
+        <w:rPr>
+          <w:rFonts w:ascii="Times New Roman" w:hAnsi="Times New Roman" w:cs="Times New Roman"/>
+        </w:rPr>
+      </w:pPr>
+      <w:r>
+        <w:rPr>
+          <w:rFonts w:ascii="Times New Roman" w:hAnsi="Times New Roman" w:cs="Times New Roman"/>
+        </w:rPr>
+        <w:t xml:space="preserve">        }</w:t>
+      </w:r>
+    </w:p>
+    <w:p>
+      <w:pPr>
+        <w:rPr>
+          <w:rFonts w:ascii="Times New Roman" w:hAnsi="Times New Roman" w:cs="Times New Roman"/>
+        </w:rPr>
+      </w:pPr>
+      <w:r>
+        <w:rPr>
+          <w:rFonts w:ascii="Times New Roman" w:hAnsi="Times New Roman" w:cs="Times New Roman"/>
+        </w:rPr>
+        <w:t xml:space="preserve">    }</w:t>
+      </w:r>
+    </w:p>
+    <w:p>
+      <w:pPr>
+        <w:rPr>
+          <w:rFonts w:ascii="Times New Roman" w:hAnsi="Times New Roman" w:cs="Times New Roman"/>
+        </w:rPr>
+      </w:pPr>
+      <w:r>
+        <w:rPr>
+          <w:rFonts w:ascii="Times New Roman" w:hAnsi="Times New Roman" w:cs="Times New Roman"/>
+        </w:rPr>
+        <w:t>}</w:t>
       </w:r>
     </w:p>
     <w:p>
       <w:pPr>
         <w:jc w:val="center"/>
-      </w:pPr>
-      <w:r>
-        <w:t>Рисунок 2 – Листинг кода</w:t>
-      </w:r>
-    </w:p>
-    <w:p>
-      <w:pPr>
-        <w:jc w:val="center"/>
-      </w:pPr>
-      <w:r>
-        <w:lastRenderedPageBreak/>
-        <w:drawing>
-          <wp:inline distT="0" distB="0" distL="0" distR="0" wp14:anchorId="7AE1A728" wp14:editId="5D761F35">
-            <wp:extent cx="4922520" cy="5895975"/>
-            <wp:effectExtent l="0" t="0" r="0" b="9525"/>
-            <wp:docPr id="294720267" name="Рисунок 1"/>
-            <wp:cNvGraphicFramePr>
-              <a:graphicFrameLocks xmlns:a="http://schemas.openxmlformats.org/drawingml/2006/main" noChangeAspect="1"/>
-            </wp:cNvGraphicFramePr>
-            <a:graphic xmlns:a="http://schemas.openxmlformats.org/drawingml/2006/main">
-              <a:graphicData uri="http://schemas.openxmlformats.org/drawingml/2006/picture">
-                <pic:pic xmlns:pic="http://schemas.openxmlformats.org/drawingml/2006/picture">
-                  <pic:nvPicPr>
-                    <pic:cNvPr id="294720267" name=""/>
-                    <pic:cNvPicPr/>
-                  </pic:nvPicPr>
-                  <pic:blipFill>
-                    <a:blip r:embed="rId6"/>
-                    <a:stretch>
-                      <a:fillRect/>
-                    </a:stretch>
-                  </pic:blipFill>
-                  <pic:spPr>
-                    <a:xfrm>
-                      <a:off x="0" y="0"/>
-                      <a:ext cx="4929891" cy="5904804"/>
-                    </a:xfrm>
-                    <a:prstGeom prst="rect">
-                      <a:avLst/>
-                    </a:prstGeom>
-                  </pic:spPr>
-                </pic:pic>
-              </a:graphicData>
-            </a:graphic>
-          </wp:inline>
-        </w:drawing>
-      </w:r>
-    </w:p>
-    <w:p>
-      <w:pPr>
-        <w:jc w:val="center"/>
-      </w:pPr>
-      <w:r>
-        <w:t>Рисунок 3 – Листинг кода</w:t>
-      </w:r>
-    </w:p>
-    <w:p>
-      <w:pPr>
-        <w:jc w:val="center"/>
-      </w:pPr>
-      <w:r>
-        <w:lastRenderedPageBreak/>
-        <w:drawing>
-          <wp:inline distT="0" distB="0" distL="0" distR="0" wp14:anchorId="43686CD6" wp14:editId="6AB5E0ED">
-            <wp:extent cx="4867275" cy="5777775"/>
-            <wp:effectExtent l="0" t="0" r="0" b="0"/>
-            <wp:docPr id="1974275187" name="Рисунок 1"/>
-            <wp:cNvGraphicFramePr>
-              <a:graphicFrameLocks xmlns:a="http://schemas.openxmlformats.org/drawingml/2006/main" noChangeAspect="1"/>
-            </wp:cNvGraphicFramePr>
-            <a:graphic xmlns:a="http://schemas.openxmlformats.org/drawingml/2006/main">
-              <a:graphicData uri="http://schemas.openxmlformats.org/drawingml/2006/picture">
-                <pic:pic xmlns:pic="http://schemas.openxmlformats.org/drawingml/2006/picture">
-                  <pic:nvPicPr>
-                    <pic:cNvPr id="1974275187" name=""/>
-                    <pic:cNvPicPr/>
-                  </pic:nvPicPr>
-                  <pic:blipFill>
-                    <a:blip r:embed="rId7"/>
-                    <a:stretch>
-                      <a:fillRect/>
-                    </a:stretch>
-                  </pic:blipFill>
-                  <pic:spPr>
-                    <a:xfrm>
-                      <a:off x="0" y="0"/>
-                      <a:ext cx="4873608" cy="5785293"/>
-                    </a:xfrm>
-                    <a:prstGeom prst="rect">
-                      <a:avLst/>
-                    </a:prstGeom>
-                  </pic:spPr>
-                </pic:pic>
-              </a:graphicData>
-            </a:graphic>
-          </wp:inline>
-        </w:drawing>
-      </w:r>
-    </w:p>
-    <w:p>
-      <w:pPr>
-        <w:jc w:val="center"/>
-      </w:pPr>
-      <w:r>
-        <w:t>Рисунок 4 – Листинг кода</w:t>
-      </w:r>
-    </w:p>
-    <w:p>
-      <w:pPr>
-        <w:jc w:val="center"/>
-      </w:pPr>
-      <w:r>
-        <w:lastRenderedPageBreak/>
-        <w:drawing>
-          <wp:inline distT="0" distB="0" distL="0" distR="0" wp14:anchorId="127BE8C1" wp14:editId="5408460C">
-            <wp:extent cx="4986720" cy="7353300"/>
-            <wp:effectExtent l="0" t="0" r="4445" b="0"/>
-            <wp:docPr id="981346850" name="Рисунок 1"/>
-            <wp:cNvGraphicFramePr>
-              <a:graphicFrameLocks xmlns:a="http://schemas.openxmlformats.org/drawingml/2006/main" noChangeAspect="1"/>
-            </wp:cNvGraphicFramePr>
-            <a:graphic xmlns:a="http://schemas.openxmlformats.org/drawingml/2006/main">
-              <a:graphicData uri="http://schemas.openxmlformats.org/drawingml/2006/picture">
-                <pic:pic xmlns:pic="http://schemas.openxmlformats.org/drawingml/2006/picture">
-                  <pic:nvPicPr>
-                    <pic:cNvPr id="981346850" name=""/>
-                    <pic:cNvPicPr/>
-                  </pic:nvPicPr>
-                  <pic:blipFill>
-                    <a:blip r:embed="rId8"/>
-                    <a:stretch>
-                      <a:fillRect/>
-                    </a:stretch>
-                  </pic:blipFill>
-                  <pic:spPr>
-                    <a:xfrm>
-                      <a:off x="0" y="0"/>
-                      <a:ext cx="4988924" cy="7356550"/>
-                    </a:xfrm>
-                    <a:prstGeom prst="rect">
-                      <a:avLst/>
-                    </a:prstGeom>
-                  </pic:spPr>
-                </pic:pic>
-              </a:graphicData>
-            </a:graphic>
-          </wp:inline>
-        </w:drawing>
-      </w:r>
-    </w:p>
-    <w:p>
-      <w:pPr>
-        <w:jc w:val="center"/>
-      </w:pPr>
-      <w:r>
-        <w:t>Рисунок 5 – Листинг кода</w:t>
-      </w:r>
+        <w:rPr>
+          <w:rFonts w:ascii="Times New Roman" w:hAnsi="Times New Roman" w:cs="Times New Roman"/>
+        </w:rPr>
+      </w:pPr>
     </w:p>
     <w:sectPr>
       <w:pgSz w:w="11906" w:h="16838"/>
